--- a/TechJam2026_Problem3_Technical_Report.docx
+++ b/TechJam2026_Problem3_Technical_Report.docx
@@ -3619,6 +3619,174 @@
     </w:p>
     <w:p>
       <w:pPr>
+        <w:spacing w:before="200" w:after="80"/>
+        <w:jc w:val="center"/>
+      </w:pPr>
+      <w:r>
+        <w:drawing>
+          <wp:inline xmlns:a="http://schemas.openxmlformats.org/drawingml/2006/main" xmlns:pic="http://schemas.openxmlformats.org/drawingml/2006/picture">
+            <wp:extent cx="5669280" cy="3984769"/>
+            <wp:docPr id="1" name="Picture 1"/>
+            <wp:cNvGraphicFramePr>
+              <a:graphicFrameLocks noChangeAspect="1"/>
+            </wp:cNvGraphicFramePr>
+            <a:graphic>
+              <a:graphicData uri="http://schemas.openxmlformats.org/drawingml/2006/picture">
+                <pic:pic>
+                  <pic:nvPicPr>
+                    <pic:cNvPr id="0" name="fig1_speedup.png"/>
+                    <pic:cNvPicPr/>
+                  </pic:nvPicPr>
+                  <pic:blipFill>
+                    <a:blip r:embed="rId9"/>
+                    <a:stretch>
+                      <a:fillRect/>
+                    </a:stretch>
+                  </pic:blipFill>
+                  <pic:spPr>
+                    <a:xfrm>
+                      <a:off x="0" y="0"/>
+                      <a:ext cx="5669280" cy="3984769"/>
+                    </a:xfrm>
+                    <a:prstGeom prst="rect"/>
+                  </pic:spPr>
+                </pic:pic>
+              </a:graphicData>
+            </a:graphic>
+          </wp:inline>
+        </w:drawing>
+      </w:r>
+    </w:p>
+    <w:p>
+      <w:pPr>
+        <w:spacing w:after="240"/>
+        <w:jc w:val="left"/>
+      </w:pPr>
+      <w:r>
+        <w:rPr>
+          <w:i/>
+          <w:sz w:val="18"/>
+        </w:rPr>
+        <w:t>Figure 1: Speedup by shape, sorted. Colour marks the execution path chosen by runtime calibration - not a property of the shape, but a decision the implementation made after timing both options.</w:t>
+      </w:r>
+    </w:p>
+    <w:p>
+      <w:pPr>
+        <w:spacing w:before="200" w:after="80"/>
+        <w:jc w:val="center"/>
+      </w:pPr>
+      <w:r>
+        <w:drawing>
+          <wp:inline xmlns:a="http://schemas.openxmlformats.org/drawingml/2006/main" xmlns:pic="http://schemas.openxmlformats.org/drawingml/2006/picture">
+            <wp:extent cx="5669280" cy="3817727"/>
+            <wp:docPr id="2" name="Picture 2"/>
+            <wp:cNvGraphicFramePr>
+              <a:graphicFrameLocks noChangeAspect="1"/>
+            </wp:cNvGraphicFramePr>
+            <a:graphic>
+              <a:graphicData uri="http://schemas.openxmlformats.org/drawingml/2006/picture">
+                <pic:pic>
+                  <pic:nvPicPr>
+                    <pic:cNvPr id="0" name="fig2_latency.png"/>
+                    <pic:cNvPicPr/>
+                  </pic:nvPicPr>
+                  <pic:blipFill>
+                    <a:blip r:embed="rId10"/>
+                    <a:stretch>
+                      <a:fillRect/>
+                    </a:stretch>
+                  </pic:blipFill>
+                  <pic:spPr>
+                    <a:xfrm>
+                      <a:off x="0" y="0"/>
+                      <a:ext cx="5669280" cy="3817727"/>
+                    </a:xfrm>
+                    <a:prstGeom prst="rect"/>
+                  </pic:spPr>
+                </pic:pic>
+              </a:graphicData>
+            </a:graphic>
+          </wp:inline>
+        </w:drawing>
+      </w:r>
+    </w:p>
+    <w:p>
+      <w:pPr>
+        <w:spacing w:after="240"/>
+        <w:jc w:val="left"/>
+      </w:pPr>
+      <w:r>
+        <w:rPr>
+          <w:i/>
+          <w:sz w:val="18"/>
+        </w:rPr>
+        <w:t>Figure 2: Reference and optimized median latency per shape. Log scale; the suite spans four orders of magnitude, which is why one fixed strategy cannot serve it.</w:t>
+      </w:r>
+    </w:p>
+    <w:p>
+      <w:pPr>
+        <w:spacing w:before="200" w:after="80"/>
+        <w:jc w:val="center"/>
+      </w:pPr>
+      <w:r>
+        <w:drawing>
+          <wp:inline xmlns:a="http://schemas.openxmlformats.org/drawingml/2006/main" xmlns:pic="http://schemas.openxmlformats.org/drawingml/2006/picture">
+            <wp:extent cx="5669280" cy="3057280"/>
+            <wp:docPr id="3" name="Picture 3"/>
+            <wp:cNvGraphicFramePr>
+              <a:graphicFrameLocks noChangeAspect="1"/>
+            </wp:cNvGraphicFramePr>
+            <a:graphic>
+              <a:graphicData uri="http://schemas.openxmlformats.org/drawingml/2006/picture">
+                <pic:pic>
+                  <pic:nvPicPr>
+                    <pic:cNvPr id="0" name="fig4_accuracy.png"/>
+                    <pic:cNvPicPr/>
+                  </pic:nvPicPr>
+                  <pic:blipFill>
+                    <a:blip r:embed="rId11"/>
+                    <a:stretch>
+                      <a:fillRect/>
+                    </a:stretch>
+                  </pic:blipFill>
+                  <pic:spPr>
+                    <a:xfrm>
+                      <a:off x="0" y="0"/>
+                      <a:ext cx="5669280" cy="3057280"/>
+                    </a:xfrm>
+                    <a:prstGeom prst="rect"/>
+                  </pic:spPr>
+                </pic:pic>
+              </a:graphicData>
+            </a:graphic>
+          </wp:inline>
+        </w:drawing>
+      </w:r>
+    </w:p>
+    <w:p>
+      <w:pPr>
+        <w:spacing w:after="240"/>
+        <w:jc w:val="left"/>
+      </w:pPr>
+      <w:r>
+        <w:rPr>
+          <w:i/>
+          <w:sz w:val="18"/>
+        </w:rPr>
+        <w:t>Figure 3: Worst-case absolute error per shape against the 0.002 tolerance floor, with the percentage of the budget consumed. Every shape passes, but shape #7 consumes 94% of it.</w:t>
+      </w:r>
+    </w:p>
+    <w:p>
+      <w:r>
+        <w:rPr>
+          <w:b w:val="0"/>
+          <w:i w:val="0"/>
+        </w:rPr>
+        <w:t>Figure 3 is worth dwelling on, because a PASS column conceals it. The mixed-precision path does not pass comfortably; it passes with between 46% and 94% of the absolute error budget consumed. Shapes #7 and #6 sit at 94% and 90% respectively. This is the quantitative form of the caveat in Section 3.3: the policy is sound under the stated tolerance, and it would not survive a materially tighter one.</w:t>
+      </w:r>
+    </w:p>
+    <w:p>
+      <w:pPr>
         <w:pStyle w:val="Heading2"/>
       </w:pPr>
       <w:r>
@@ -4593,6 +4761,59 @@
           <w:sz w:val="18"/>
         </w:rPr>
         <w:t>Table 5: Fusion ablation across 12 shapes. Accuracy PASS in all 24 runs.</w:t>
+      </w:r>
+    </w:p>
+    <w:p>
+      <w:pPr>
+        <w:spacing w:before="200" w:after="80"/>
+        <w:jc w:val="center"/>
+      </w:pPr>
+      <w:r>
+        <w:drawing>
+          <wp:inline xmlns:a="http://schemas.openxmlformats.org/drawingml/2006/main" xmlns:pic="http://schemas.openxmlformats.org/drawingml/2006/picture">
+            <wp:extent cx="5669280" cy="2936035"/>
+            <wp:docPr id="4" name="Picture 4"/>
+            <wp:cNvGraphicFramePr>
+              <a:graphicFrameLocks noChangeAspect="1"/>
+            </wp:cNvGraphicFramePr>
+            <a:graphic>
+              <a:graphicData uri="http://schemas.openxmlformats.org/drawingml/2006/picture">
+                <pic:pic>
+                  <pic:nvPicPr>
+                    <pic:cNvPr id="0" name="fig3_fusion.png"/>
+                    <pic:cNvPicPr/>
+                  </pic:nvPicPr>
+                  <pic:blipFill>
+                    <a:blip r:embed="rId12"/>
+                    <a:stretch>
+                      <a:fillRect/>
+                    </a:stretch>
+                  </pic:blipFill>
+                  <pic:spPr>
+                    <a:xfrm>
+                      <a:off x="0" y="0"/>
+                      <a:ext cx="5669280" cy="2936035"/>
+                    </a:xfrm>
+                    <a:prstGeom prst="rect"/>
+                  </pic:spPr>
+                </pic:pic>
+              </a:graphicData>
+            </a:graphic>
+          </wp:inline>
+        </w:drawing>
+      </w:r>
+    </w:p>
+    <w:p>
+      <w:pPr>
+        <w:spacing w:after="240"/>
+        <w:jc w:val="left"/>
+      </w:pPr>
+      <w:r>
+        <w:rPr>
+          <w:i/>
+          <w:sz w:val="18"/>
+        </w:rPr>
+        <w:t>Figure 4: Per-shape speedup attributable to the two fusions. The dashed line marks parity; every shape sits above it.</w:t>
       </w:r>
     </w:p>
     <w:p>

--- a/TechJam2026_Problem3_Technical_Report.docx
+++ b/TechJam2026_Problem3_Technical_Report.docx
@@ -460,7 +460,7 @@
         <w:pStyle w:val="Heading2"/>
       </w:pPr>
       <w:r>
-        <w:t>2.2 Why the reference is slow</w:t>
+        <w:t>2.2 The reference implementation</w:t>
       </w:r>
     </w:p>
     <w:p>
@@ -469,67 +469,7 @@
           <w:b w:val="0"/>
           <w:i w:val="0"/>
         </w:rPr>
-        <w:t>The reference implementation is a faithful, readable expression of the mathematics, and its cost follows directly from that faithfulness:</w:t>
-      </w:r>
-    </w:p>
-    <w:p>
-      <w:pPr>
-        <w:pStyle w:val="ListBullet"/>
-        <w:spacing w:after="80"/>
-      </w:pPr>
-      <w:r>
-        <w:rPr>
-          <w:b/>
-        </w:rPr>
-        <w:t xml:space="preserve">Score materialization. </w:t>
-      </w:r>
-      <w:r>
-        <w:t>It materializes the [B, H, S, S] score tensor twice — once in the model dtype and once in fp32 for a numerically stable softmax. At shape #13 that is 1 GB; at shape #14 it would be 20 TB.</w:t>
-      </w:r>
-    </w:p>
-    <w:p>
-      <w:pPr>
-        <w:pStyle w:val="ListBullet"/>
-        <w:spacing w:after="80"/>
-      </w:pPr>
-      <w:r>
-        <w:rPr>
-          <w:b/>
-        </w:rPr>
-        <w:t xml:space="preserve">Discarded computation. </w:t>
-      </w:r>
-      <w:r>
-        <w:t>Under causal masking it computes the entire score matrix and then discards the upper triangle via masked_fill, paying for roughly twice the attention arithmetic it uses.</w:t>
-      </w:r>
-    </w:p>
-    <w:p>
-      <w:pPr>
-        <w:pStyle w:val="ListBullet"/>
-        <w:spacing w:after="80"/>
-      </w:pPr>
-      <w:r>
-        <w:rPr>
-          <w:b/>
-        </w:rPr>
-        <w:t xml:space="preserve">Unfused projections. </w:t>
-      </w:r>
-      <w:r>
-        <w:t>Q, K, and V are three separate [d, d] GEMMs where one [3d, d] GEMM would serve, tripling launch count for the projection stage.</w:t>
-      </w:r>
-    </w:p>
-    <w:p>
-      <w:pPr>
-        <w:pStyle w:val="ListBullet"/>
-        <w:spacing w:after="80"/>
-      </w:pPr>
-      <w:r>
-        <w:rPr>
-          <w:b/>
-        </w:rPr>
-        <w:t xml:space="preserve">Elementwise boundaries. </w:t>
-      </w:r>
-      <w:r>
-        <w:t>Each sublayer boundary is a separate full-tensor pass over the activation, so on small shapes the runtime is dominated by launch overhead and memory traffic rather than by arithmetic.</w:t>
+        <w:t>The reference is a faithful, readable expression of that mathematics. Its cost follows directly from the faithfulness: it computes what the formula says, in the order the formula says it, and materializes every intermediate the formula names. Section 3 examines what that costs, defect by defect.</w:t>
       </w:r>
     </w:p>
     <w:p>
@@ -537,7 +477,16 @@
         <w:pStyle w:val="Heading1"/>
       </w:pPr>
       <w:r>
-        <w:t>3. Methodology</w:t>
+        <w:t>3. Problem Analysis: where the reference loses time</w:t>
+      </w:r>
+    </w:p>
+    <w:p>
+      <w:r>
+        <w:rPr>
+          <w:b w:val="0"/>
+          <w:i w:val="0"/>
+        </w:rPr>
+        <w:t>Optimization without a defect list is guesswork. Before writing any kernel we read the reference implementation line by line and enumerated what it spends time on that the mathematics does not require. Each entry below is a specific, quantified inefficiency in the reference, and each maps to exactly one countermeasure in Section 4. The mapping is deliberately one-to-one: we wanted every optimization in the submission to be traceable to an observed defect rather than adopted because it is a known technique.</w:t>
       </w:r>
     </w:p>
     <w:p>
@@ -545,7 +494,1006 @@
         <w:pStyle w:val="Heading2"/>
       </w:pPr>
       <w:r>
-        <w:t>3.1 Measure, do not hardcode</w:t>
+        <w:t>3.1 Anatomy of the reference forward pass</w:t>
+      </w:r>
+    </w:p>
+    <w:p>
+      <w:r>
+        <w:rPr>
+          <w:b w:val="0"/>
+          <w:i w:val="0"/>
+        </w:rPr>
+        <w:t>The reference attention computes, per layer:</w:t>
+      </w:r>
+    </w:p>
+    <w:p>
+      <w:pPr>
+        <w:spacing w:before="120" w:after="200"/>
+        <w:ind w:left="360"/>
+        <w:shd w:fill="F2F4F7"/>
+      </w:pPr>
+      <w:r>
+        <w:rPr>
+          <w:rFonts w:ascii="Consolas" w:hAnsi="Consolas"/>
+          <w:sz w:val="18"/>
+        </w:rPr>
+        <w:t>scores = matmul(q, k.transpose(-2,-1)) * scale      # [B,H,S,S] allocated</w:t>
+        <w:br/>
+      </w:r>
+      <w:r>
+        <w:rPr>
+          <w:rFonts w:ascii="Consolas" w:hAnsi="Consolas"/>
+          <w:sz w:val="18"/>
+        </w:rPr>
+        <w:t>scores = scores.masked_fill(causal_mask, -inf)      # half of it discarded</w:t>
+        <w:br/>
+      </w:r>
+      <w:r>
+        <w:rPr>
+          <w:rFonts w:ascii="Consolas" w:hAnsi="Consolas"/>
+          <w:sz w:val="18"/>
+        </w:rPr>
+        <w:t>probs  = softmax(scores.float(), -1).to(dtype)      # [B,H,S,S] AGAIN, fp32</w:t>
+        <w:br/>
+      </w:r>
+      <w:r>
+        <w:rPr>
+          <w:rFonts w:ascii="Consolas" w:hAnsi="Consolas"/>
+          <w:sz w:val="18"/>
+        </w:rPr>
+        <w:t>context = matmul(probs, v)</w:t>
+      </w:r>
+    </w:p>
+    <w:p>
+      <w:r>
+        <w:rPr>
+          <w:b w:val="0"/>
+          <w:i w:val="0"/>
+        </w:rPr>
+        <w:t>Two full [B, H, S, S] tensors are live simultaneously — the scores in the model dtype and the fp32 copy the stable softmax requires. That single line is the dominant memory cost of the whole layer, and it is quadratic in sequence length:</w:t>
+      </w:r>
+    </w:p>
+    <w:tbl>
+      <w:tblPr>
+        <w:tblStyle w:val="TableGrid"/>
+        <w:tblW w:type="auto" w:w="0"/>
+        <w:jc w:val="center"/>
+        <w:tblLook w:firstColumn="1" w:firstRow="1" w:lastColumn="0" w:lastRow="0" w:noHBand="0" w:noVBand="1" w:val="04A0"/>
+      </w:tblPr>
+      <w:tblGrid>
+        <w:gridCol w:w="2340"/>
+        <w:gridCol w:w="2340"/>
+        <w:gridCol w:w="2340"/>
+        <w:gridCol w:w="2340"/>
+      </w:tblGrid>
+      <w:tr>
+        <w:tc>
+          <w:tcPr>
+            <w:tcW w:type="dxa" w:w="1728"/>
+            <w:shd w:fill="E8EDF3"/>
+          </w:tcPr>
+          <w:p>
+            <w:r/>
+            <w:r>
+              <w:rPr>
+                <w:b/>
+                <w:sz w:val="19"/>
+              </w:rPr>
+              <w:t>Shape</w:t>
+            </w:r>
+          </w:p>
+        </w:tc>
+        <w:tc>
+          <w:tcPr>
+            <w:tcW w:type="dxa" w:w="2160"/>
+            <w:shd w:fill="E8EDF3"/>
+          </w:tcPr>
+          <w:p>
+            <w:r/>
+            <w:r>
+              <w:rPr>
+                <w:b/>
+                <w:sz w:val="19"/>
+              </w:rPr>
+              <w:t>[B,H,S,S] elements</w:t>
+            </w:r>
+          </w:p>
+        </w:tc>
+        <w:tc>
+          <w:tcPr>
+            <w:tcW w:type="dxa" w:w="2016"/>
+            <w:shd w:fill="E8EDF3"/>
+          </w:tcPr>
+          <w:p>
+            <w:r/>
+            <w:r>
+              <w:rPr>
+                <w:b/>
+                <w:sz w:val="19"/>
+              </w:rPr>
+              <w:t>Both copies, fp32</w:t>
+            </w:r>
+          </w:p>
+        </w:tc>
+        <w:tc>
+          <w:tcPr>
+            <w:tcW w:type="dxa" w:w="2736"/>
+            <w:shd w:fill="E8EDF3"/>
+          </w:tcPr>
+          <w:p>
+            <w:r/>
+            <w:r>
+              <w:rPr>
+                <w:b/>
+                <w:sz w:val="19"/>
+              </w:rPr>
+              <w:t>Consequence</w:t>
+            </w:r>
+          </w:p>
+        </w:tc>
+      </w:tr>
+      <w:tr>
+        <w:tc>
+          <w:tcPr>
+            <w:tcW w:type="dxa" w:w="1728"/>
+          </w:tcPr>
+          <w:p>
+            <w:r/>
+            <w:r>
+              <w:rPr>
+                <w:sz w:val="18"/>
+              </w:rPr>
+              <w:t>#1 (S=128)</w:t>
+            </w:r>
+          </w:p>
+        </w:tc>
+        <w:tc>
+          <w:tcPr>
+            <w:tcW w:type="dxa" w:w="2160"/>
+          </w:tcPr>
+          <w:p>
+            <w:r/>
+            <w:r>
+              <w:rPr>
+                <w:sz w:val="18"/>
+              </w:rPr>
+              <w:t>4.2 M</w:t>
+            </w:r>
+          </w:p>
+        </w:tc>
+        <w:tc>
+          <w:tcPr>
+            <w:tcW w:type="dxa" w:w="2016"/>
+          </w:tcPr>
+          <w:p>
+            <w:r/>
+            <w:r>
+              <w:rPr>
+                <w:sz w:val="18"/>
+              </w:rPr>
+              <w:t>34 MB</w:t>
+            </w:r>
+          </w:p>
+        </w:tc>
+        <w:tc>
+          <w:tcPr>
+            <w:tcW w:type="dxa" w:w="2736"/>
+          </w:tcPr>
+          <w:p>
+            <w:r/>
+            <w:r>
+              <w:rPr>
+                <w:sz w:val="18"/>
+              </w:rPr>
+              <w:t>fits, but wasteful</w:t>
+            </w:r>
+          </w:p>
+        </w:tc>
+      </w:tr>
+      <w:tr>
+        <w:tc>
+          <w:tcPr>
+            <w:tcW w:type="dxa" w:w="1728"/>
+          </w:tcPr>
+          <w:p>
+            <w:r/>
+            <w:r>
+              <w:rPr>
+                <w:sz w:val="18"/>
+              </w:rPr>
+              <w:t>#13 (S=1024)</w:t>
+            </w:r>
+          </w:p>
+        </w:tc>
+        <w:tc>
+          <w:tcPr>
+            <w:tcW w:type="dxa" w:w="2160"/>
+          </w:tcPr>
+          <w:p>
+            <w:r/>
+            <w:r>
+              <w:rPr>
+                <w:sz w:val="18"/>
+              </w:rPr>
+              <w:t>268 M</w:t>
+            </w:r>
+          </w:p>
+        </w:tc>
+        <w:tc>
+          <w:tcPr>
+            <w:tcW w:type="dxa" w:w="2016"/>
+          </w:tcPr>
+          <w:p>
+            <w:r/>
+            <w:r>
+              <w:rPr>
+                <w:sz w:val="18"/>
+              </w:rPr>
+              <w:t>2.1 GB</w:t>
+            </w:r>
+          </w:p>
+        </w:tc>
+        <w:tc>
+          <w:tcPr>
+            <w:tcW w:type="dxa" w:w="2736"/>
+          </w:tcPr>
+          <w:p>
+            <w:r/>
+            <w:r>
+              <w:rPr>
+                <w:sz w:val="18"/>
+              </w:rPr>
+              <w:t>dominates the layer</w:t>
+            </w:r>
+          </w:p>
+        </w:tc>
+      </w:tr>
+      <w:tr>
+        <w:tc>
+          <w:tcPr>
+            <w:tcW w:type="dxa" w:w="1728"/>
+          </w:tcPr>
+          <w:p>
+            <w:r/>
+            <w:r>
+              <w:rPr>
+                <w:sz w:val="18"/>
+              </w:rPr>
+              <w:t>#14 (S=100000)</w:t>
+            </w:r>
+          </w:p>
+        </w:tc>
+        <w:tc>
+          <w:tcPr>
+            <w:tcW w:type="dxa" w:w="2160"/>
+          </w:tcPr>
+          <w:p>
+            <w:r/>
+            <w:r>
+              <w:rPr>
+                <w:sz w:val="18"/>
+              </w:rPr>
+              <w:t>5.1 T</w:t>
+            </w:r>
+          </w:p>
+        </w:tc>
+        <w:tc>
+          <w:tcPr>
+            <w:tcW w:type="dxa" w:w="2016"/>
+          </w:tcPr>
+          <w:p>
+            <w:r/>
+            <w:r>
+              <w:rPr>
+                <w:sz w:val="18"/>
+              </w:rPr>
+              <w:t>~20 TB</w:t>
+            </w:r>
+          </w:p>
+        </w:tc>
+        <w:tc>
+          <w:tcPr>
+            <w:tcW w:type="dxa" w:w="2736"/>
+          </w:tcPr>
+          <w:p>
+            <w:r/>
+            <w:r>
+              <w:rPr>
+                <w:sz w:val="18"/>
+              </w:rPr>
+              <w:t>cannot be allocated at all</w:t>
+            </w:r>
+          </w:p>
+        </w:tc>
+      </w:tr>
+    </w:tbl>
+    <w:p>
+      <w:pPr>
+        <w:spacing w:after="80"/>
+      </w:pPr>
+    </w:p>
+    <w:p>
+      <w:pPr>
+        <w:spacing w:after="240"/>
+        <w:jc w:val="left"/>
+      </w:pPr>
+      <w:r>
+        <w:rPr>
+          <w:i/>
+          <w:sz w:val="18"/>
+        </w:rPr>
+        <w:t>Table 1: The cost of materializing the attention score matrix. Shape #14 is not slow in the reference; it is impossible.</w:t>
+      </w:r>
+    </w:p>
+    <w:p>
+      <w:r>
+        <w:rPr>
+          <w:b w:val="0"/>
+          <w:i w:val="0"/>
+        </w:rPr>
+        <w:t>The surrounding block adds a second, quieter cost. Each sublayer boundary is a separate full-tensor pass over the [B, S, d] activation — a LayerNorm, a residual add, and in mixed precision a dtype cast that performs no arithmetic whatsoever. At two boundaries per layer across a four-layer stack, that is up to twenty-four full passes over the activation tensor before a single GEMM is counted.</w:t>
+      </w:r>
+    </w:p>
+    <w:p>
+      <w:pPr>
+        <w:pStyle w:val="Heading2"/>
+      </w:pPr>
+      <w:r>
+        <w:t>3.2 Defect-to-solution map</w:t>
+      </w:r>
+    </w:p>
+    <w:p>
+      <w:r>
+        <w:rPr>
+          <w:b w:val="0"/>
+          <w:i w:val="0"/>
+        </w:rPr>
+        <w:t>The following is the complete list of what we found and what each led to. Section 4.2 describes the countermeasures; Section 7 quantifies the contribution of the fusions specifically.</w:t>
+      </w:r>
+    </w:p>
+    <w:tbl>
+      <w:tblPr>
+        <w:tblStyle w:val="TableGrid"/>
+        <w:tblW w:type="auto" w:w="0"/>
+        <w:jc w:val="center"/>
+        <w:tblLook w:firstColumn="1" w:firstRow="1" w:lastColumn="0" w:lastRow="0" w:noHBand="0" w:noVBand="1" w:val="04A0"/>
+      </w:tblPr>
+      <w:tblGrid>
+        <w:gridCol w:w="2340"/>
+        <w:gridCol w:w="2340"/>
+        <w:gridCol w:w="2340"/>
+        <w:gridCol w:w="2340"/>
+      </w:tblGrid>
+      <w:tr>
+        <w:tc>
+          <w:tcPr>
+            <w:tcW w:type="dxa" w:w="432"/>
+            <w:shd w:fill="E8EDF3"/>
+          </w:tcPr>
+          <w:p>
+            <w:r/>
+            <w:r>
+              <w:rPr>
+                <w:b/>
+                <w:sz w:val="19"/>
+              </w:rPr>
+              <w:t>#</w:t>
+            </w:r>
+          </w:p>
+        </w:tc>
+        <w:tc>
+          <w:tcPr>
+            <w:tcW w:type="dxa" w:w="2736"/>
+            <w:shd w:fill="E8EDF3"/>
+          </w:tcPr>
+          <w:p>
+            <w:r/>
+            <w:r>
+              <w:rPr>
+                <w:b/>
+                <w:sz w:val="19"/>
+              </w:rPr>
+              <w:t>Defect in the reference</w:t>
+            </w:r>
+          </w:p>
+        </w:tc>
+        <w:tc>
+          <w:tcPr>
+            <w:tcW w:type="dxa" w:w="2736"/>
+            <w:shd w:fill="E8EDF3"/>
+          </w:tcPr>
+          <w:p>
+            <w:r/>
+            <w:r>
+              <w:rPr>
+                <w:b/>
+                <w:sz w:val="19"/>
+              </w:rPr>
+              <w:t>Why it costs</w:t>
+            </w:r>
+          </w:p>
+        </w:tc>
+        <w:tc>
+          <w:tcPr>
+            <w:tcW w:type="dxa" w:w="2736"/>
+            <w:shd w:fill="E8EDF3"/>
+          </w:tcPr>
+          <w:p>
+            <w:r/>
+            <w:r>
+              <w:rPr>
+                <w:b/>
+                <w:sz w:val="19"/>
+              </w:rPr>
+              <w:t>Countermeasure</w:t>
+            </w:r>
+          </w:p>
+        </w:tc>
+      </w:tr>
+      <w:tr>
+        <w:tc>
+          <w:tcPr>
+            <w:tcW w:type="dxa" w:w="432"/>
+          </w:tcPr>
+          <w:p>
+            <w:r/>
+            <w:r>
+              <w:rPr>
+                <w:sz w:val="18"/>
+              </w:rPr>
+              <w:t>D1</w:t>
+            </w:r>
+          </w:p>
+        </w:tc>
+        <w:tc>
+          <w:tcPr>
+            <w:tcW w:type="dxa" w:w="2736"/>
+          </w:tcPr>
+          <w:p>
+            <w:r/>
+            <w:r>
+              <w:rPr>
+                <w:sz w:val="18"/>
+              </w:rPr>
+              <w:t>The [B,H,S,S] score tensor is materialized, then materialized again in fp32 for the softmax</w:t>
+            </w:r>
+          </w:p>
+        </w:tc>
+        <w:tc>
+          <w:tcPr>
+            <w:tcW w:type="dxa" w:w="2736"/>
+          </w:tcPr>
+          <w:p>
+            <w:r/>
+            <w:r>
+              <w:rPr>
+                <w:sz w:val="18"/>
+              </w:rPr>
+              <w:t>Quadratic memory; at S=100000 it exceeds any GPU by orders of magnitude</w:t>
+            </w:r>
+          </w:p>
+        </w:tc>
+        <w:tc>
+          <w:tcPr>
+            <w:tcW w:type="dxa" w:w="2736"/>
+          </w:tcPr>
+          <w:p>
+            <w:r/>
+            <w:r>
+              <w:rPr>
+                <w:sz w:val="18"/>
+              </w:rPr>
+              <w:t>Fused SDPA (never forms the matrix)</w:t>
+            </w:r>
+          </w:p>
+        </w:tc>
+      </w:tr>
+      <w:tr>
+        <w:tc>
+          <w:tcPr>
+            <w:tcW w:type="dxa" w:w="432"/>
+          </w:tcPr>
+          <w:p>
+            <w:r/>
+            <w:r>
+              <w:rPr>
+                <w:sz w:val="18"/>
+              </w:rPr>
+              <w:t>D2</w:t>
+            </w:r>
+          </w:p>
+        </w:tc>
+        <w:tc>
+          <w:tcPr>
+            <w:tcW w:type="dxa" w:w="2736"/>
+          </w:tcPr>
+          <w:p>
+            <w:r/>
+            <w:r>
+              <w:rPr>
+                <w:sz w:val="18"/>
+              </w:rPr>
+              <w:t>Under causal masking the full score matrix is computed, then half is overwritten with -inf</w:t>
+            </w:r>
+          </w:p>
+        </w:tc>
+        <w:tc>
+          <w:tcPr>
+            <w:tcW w:type="dxa" w:w="2736"/>
+          </w:tcPr>
+          <w:p>
+            <w:r/>
+            <w:r>
+              <w:rPr>
+                <w:sz w:val="18"/>
+              </w:rPr>
+              <w:t>~50% of attention arithmetic is performed and discarded</w:t>
+            </w:r>
+          </w:p>
+        </w:tc>
+        <w:tc>
+          <w:tcPr>
+            <w:tcW w:type="dxa" w:w="2736"/>
+          </w:tcPr>
+          <w:p>
+            <w:r/>
+            <w:r>
+              <w:rPr>
+                <w:sz w:val="18"/>
+              </w:rPr>
+              <w:t>is_causal=True: the masked half is never computed</w:t>
+            </w:r>
+          </w:p>
+        </w:tc>
+      </w:tr>
+      <w:tr>
+        <w:tc>
+          <w:tcPr>
+            <w:tcW w:type="dxa" w:w="432"/>
+          </w:tcPr>
+          <w:p>
+            <w:r/>
+            <w:r>
+              <w:rPr>
+                <w:sz w:val="18"/>
+              </w:rPr>
+              <w:t>D3</w:t>
+            </w:r>
+          </w:p>
+        </w:tc>
+        <w:tc>
+          <w:tcPr>
+            <w:tcW w:type="dxa" w:w="2736"/>
+          </w:tcPr>
+          <w:p>
+            <w:r/>
+            <w:r>
+              <w:rPr>
+                <w:sz w:val="18"/>
+              </w:rPr>
+              <w:t>A padding mask is applied even where it cannot change the result</w:t>
+            </w:r>
+          </w:p>
+        </w:tc>
+        <w:tc>
+          <w:tcPr>
+            <w:tcW w:type="dxa" w:w="2736"/>
+          </w:tcPr>
+          <w:p>
+            <w:r/>
+            <w:r>
+              <w:rPr>
+                <w:sz w:val="18"/>
+              </w:rPr>
+              <w:t>A mask tensor demotes SDPA to a slower backend and blocks graph capture</w:t>
+            </w:r>
+          </w:p>
+        </w:tc>
+        <w:tc>
+          <w:tcPr>
+            <w:tcW w:type="dxa" w:w="2736"/>
+          </w:tcPr>
+          <w:p>
+            <w:r/>
+            <w:r>
+              <w:rPr>
+                <w:sz w:val="18"/>
+              </w:rPr>
+              <w:t>Prefix-mask elision, after proving the mask is a no-op</w:t>
+            </w:r>
+          </w:p>
+        </w:tc>
+      </w:tr>
+      <w:tr>
+        <w:tc>
+          <w:tcPr>
+            <w:tcW w:type="dxa" w:w="432"/>
+          </w:tcPr>
+          <w:p>
+            <w:r/>
+            <w:r>
+              <w:rPr>
+                <w:sz w:val="18"/>
+              </w:rPr>
+              <w:t>D4</w:t>
+            </w:r>
+          </w:p>
+        </w:tc>
+        <w:tc>
+          <w:tcPr>
+            <w:tcW w:type="dxa" w:w="2736"/>
+          </w:tcPr>
+          <w:p>
+            <w:r/>
+            <w:r>
+              <w:rPr>
+                <w:sz w:val="18"/>
+              </w:rPr>
+              <w:t>Q, K and V are three separate [d,d] GEMMs</w:t>
+            </w:r>
+          </w:p>
+        </w:tc>
+        <w:tc>
+          <w:tcPr>
+            <w:tcW w:type="dxa" w:w="2736"/>
+          </w:tcPr>
+          <w:p>
+            <w:r/>
+            <w:r>
+              <w:rPr>
+                <w:sz w:val="18"/>
+              </w:rPr>
+              <w:t>Three launches and three suboptimal GEMM shapes where one would serve</w:t>
+            </w:r>
+          </w:p>
+        </w:tc>
+        <w:tc>
+          <w:tcPr>
+            <w:tcW w:type="dxa" w:w="2736"/>
+          </w:tcPr>
+          <w:p>
+            <w:r/>
+            <w:r>
+              <w:rPr>
+                <w:sz w:val="18"/>
+              </w:rPr>
+              <w:t>Fused QKV: one [3d,d] GEMM</w:t>
+            </w:r>
+          </w:p>
+        </w:tc>
+      </w:tr>
+      <w:tr>
+        <w:tc>
+          <w:tcPr>
+            <w:tcW w:type="dxa" w:w="432"/>
+          </w:tcPr>
+          <w:p>
+            <w:r/>
+            <w:r>
+              <w:rPr>
+                <w:sz w:val="18"/>
+              </w:rPr>
+              <w:t>D5</w:t>
+            </w:r>
+          </w:p>
+        </w:tc>
+        <w:tc>
+          <w:tcPr>
+            <w:tcW w:type="dxa" w:w="2736"/>
+          </w:tcPr>
+          <w:p>
+            <w:r/>
+            <w:r>
+              <w:rPr>
+                <w:sz w:val="18"/>
+              </w:rPr>
+              <w:t>Every sublayer boundary is a separate full pass over the activation; the dtype cast does no arithmetic at all</w:t>
+            </w:r>
+          </w:p>
+        </w:tc>
+        <w:tc>
+          <w:tcPr>
+            <w:tcW w:type="dxa" w:w="2736"/>
+          </w:tcPr>
+          <w:p>
+            <w:r/>
+            <w:r>
+              <w:rPr>
+                <w:sz w:val="18"/>
+              </w:rPr>
+              <w:t>Bandwidth-bound work that scales with depth, not with useful FLOPs</w:t>
+            </w:r>
+          </w:p>
+        </w:tc>
+        <w:tc>
+          <w:tcPr>
+            <w:tcW w:type="dxa" w:w="2736"/>
+          </w:tcPr>
+          <w:p>
+            <w:r/>
+            <w:r>
+              <w:rPr>
+                <w:sz w:val="18"/>
+              </w:rPr>
+              <w:t>Triton kernel fusing residual add + LayerNorm + cast</w:t>
+            </w:r>
+          </w:p>
+        </w:tc>
+      </w:tr>
+      <w:tr>
+        <w:tc>
+          <w:tcPr>
+            <w:tcW w:type="dxa" w:w="432"/>
+          </w:tcPr>
+          <w:p>
+            <w:r/>
+            <w:r>
+              <w:rPr>
+                <w:sz w:val="18"/>
+              </w:rPr>
+              <w:t>D6</w:t>
+            </w:r>
+          </w:p>
+        </w:tc>
+        <w:tc>
+          <w:tcPr>
+            <w:tcW w:type="dxa" w:w="2736"/>
+          </w:tcPr>
+          <w:p>
+            <w:r/>
+            <w:r>
+              <w:rPr>
+                <w:sz w:val="18"/>
+              </w:rPr>
+              <w:t>The FFN intermediate is written, re-read for GELU, and written again</w:t>
+            </w:r>
+          </w:p>
+        </w:tc>
+        <w:tc>
+          <w:tcPr>
+            <w:tcW w:type="dxa" w:w="2736"/>
+          </w:tcPr>
+          <w:p>
+            <w:r/>
+            <w:r>
+              <w:rPr>
+                <w:sz w:val="18"/>
+              </w:rPr>
+              <w:t>Three passes over a [B,S,ffn] tensor for one activation function</w:t>
+            </w:r>
+          </w:p>
+        </w:tc>
+        <w:tc>
+          <w:tcPr>
+            <w:tcW w:type="dxa" w:w="2736"/>
+          </w:tcPr>
+          <w:p>
+            <w:r/>
+            <w:r>
+              <w:rPr>
+                <w:sz w:val="18"/>
+              </w:rPr>
+              <w:t>cuBLASLt GEMM+GELU epilogue: written once</w:t>
+            </w:r>
+          </w:p>
+        </w:tc>
+      </w:tr>
+      <w:tr>
+        <w:tc>
+          <w:tcPr>
+            <w:tcW w:type="dxa" w:w="432"/>
+          </w:tcPr>
+          <w:p>
+            <w:r/>
+            <w:r>
+              <w:rPr>
+                <w:sz w:val="18"/>
+              </w:rPr>
+              <w:t>D7</w:t>
+            </w:r>
+          </w:p>
+        </w:tc>
+        <w:tc>
+          <w:tcPr>
+            <w:tcW w:type="dxa" w:w="2736"/>
+          </w:tcPr>
+          <w:p>
+            <w:r/>
+            <w:r>
+              <w:rPr>
+                <w:sz w:val="18"/>
+              </w:rPr>
+              <w:t>Small shapes issue ~60 kernel launches for ~0.13 GFLOP</w:t>
+            </w:r>
+          </w:p>
+        </w:tc>
+        <w:tc>
+          <w:tcPr>
+            <w:tcW w:type="dxa" w:w="2736"/>
+          </w:tcPr>
+          <w:p>
+            <w:r/>
+            <w:r>
+              <w:rPr>
+                <w:sz w:val="18"/>
+              </w:rPr>
+              <w:t>The GPU idles waiting on host submission; arithmetic is not the bottleneck</w:t>
+            </w:r>
+          </w:p>
+        </w:tc>
+        <w:tc>
+          <w:tcPr>
+            <w:tcW w:type="dxa" w:w="2736"/>
+          </w:tcPr>
+          <w:p>
+            <w:r/>
+            <w:r>
+              <w:rPr>
+                <w:sz w:val="18"/>
+              </w:rPr>
+              <w:t>CUDA-graph capture: one replay instead of 60 launches</w:t>
+            </w:r>
+          </w:p>
+        </w:tc>
+      </w:tr>
+      <w:tr>
+        <w:tc>
+          <w:tcPr>
+            <w:tcW w:type="dxa" w:w="432"/>
+          </w:tcPr>
+          <w:p>
+            <w:r/>
+            <w:r>
+              <w:rPr>
+                <w:sz w:val="18"/>
+              </w:rPr>
+              <w:t>D8</w:t>
+            </w:r>
+          </w:p>
+        </w:tc>
+        <w:tc>
+          <w:tcPr>
+            <w:tcW w:type="dxa" w:w="2736"/>
+          </w:tcPr>
+          <w:p>
+            <w:r/>
+            <w:r>
+              <w:rPr>
+                <w:sz w:val="18"/>
+              </w:rPr>
+              <w:t>Each layer re-reads the entire activation tensor from HBM</w:t>
+            </w:r>
+          </w:p>
+        </w:tc>
+        <w:tc>
+          <w:tcPr>
+            <w:tcW w:type="dxa" w:w="2736"/>
+          </w:tcPr>
+          <w:p>
+            <w:r/>
+            <w:r>
+              <w:rPr>
+                <w:sz w:val="18"/>
+              </w:rPr>
+              <w:t>At B=10000 the working set never stays resident between layers</w:t>
+            </w:r>
+          </w:p>
+        </w:tc>
+        <w:tc>
+          <w:tcPr>
+            <w:tcW w:type="dxa" w:w="2736"/>
+          </w:tcPr>
+          <w:p>
+            <w:r/>
+            <w:r>
+              <w:rPr>
+                <w:sz w:val="18"/>
+              </w:rPr>
+              <w:t>Slice-through-the-stack: a slice traverses all layers while L2-resident</w:t>
+            </w:r>
+          </w:p>
+        </w:tc>
+      </w:tr>
+      <w:tr>
+        <w:tc>
+          <w:tcPr>
+            <w:tcW w:type="dxa" w:w="432"/>
+          </w:tcPr>
+          <w:p>
+            <w:r/>
+            <w:r>
+              <w:rPr>
+                <w:sz w:val="18"/>
+              </w:rPr>
+              <w:t>D9</w:t>
+            </w:r>
+          </w:p>
+        </w:tc>
+        <w:tc>
+          <w:tcPr>
+            <w:tcW w:type="dxa" w:w="2736"/>
+          </w:tcPr>
+          <w:p>
+            <w:r/>
+            <w:r>
+              <w:rPr>
+                <w:sz w:val="18"/>
+              </w:rPr>
+              <w:t>Everything runs in fp32</w:t>
+            </w:r>
+          </w:p>
+        </w:tc>
+        <w:tc>
+          <w:tcPr>
+            <w:tcW w:type="dxa" w:w="2736"/>
+          </w:tcPr>
+          <w:p>
+            <w:r/>
+            <w:r>
+              <w:rPr>
+                <w:sz w:val="18"/>
+              </w:rPr>
+              <w:t>Tensor cores are underused and SDPA's flash backend refuses fp32</w:t>
+            </w:r>
+          </w:p>
+        </w:tc>
+        <w:tc>
+          <w:tcPr>
+            <w:tcW w:type="dxa" w:w="2736"/>
+          </w:tcPr>
+          <w:p>
+            <w:r/>
+            <w:r>
+              <w:rPr>
+                <w:sz w:val="18"/>
+              </w:rPr>
+              <w:t>Measured per-shape mixed precision with an fp32 residual stream</w:t>
+            </w:r>
+          </w:p>
+        </w:tc>
+      </w:tr>
+    </w:tbl>
+    <w:p>
+      <w:pPr>
+        <w:spacing w:after="80"/>
+      </w:pPr>
+    </w:p>
+    <w:p>
+      <w:pPr>
+        <w:spacing w:after="240"/>
+        <w:jc w:val="left"/>
+      </w:pPr>
+      <w:r>
+        <w:rPr>
+          <w:i/>
+          <w:sz w:val="18"/>
+        </w:rPr>
+        <w:t>Table 2: Every defect identified in the reference, and the countermeasure adopted for it. Nine defects, nine countermeasures.</w:t>
+      </w:r>
+    </w:p>
+    <w:p>
+      <w:r>
+        <w:rPr>
+          <w:b w:val="0"/>
+          <w:i w:val="0"/>
+        </w:rPr>
+        <w:t>Three properties of this list are worth noting. First, only D9 is a precision trade; the other eight are pure waste removal and cost no accuracy at all. Second, D1 is the only one that changes what is possible rather than merely what is fast — it is the difference between shape #14 running and not running. Third, D5, D6, D7 and D8 are all bandwidth or launch-overhead defects rather than arithmetic ones, which is why the largest speedups in Section 6 appear on the smallest shapes: those are the shapes where arithmetic was never the bottleneck to begin with.</w:t>
+      </w:r>
+    </w:p>
+    <w:p>
+      <w:pPr>
+        <w:pStyle w:val="Heading1"/>
+      </w:pPr>
+      <w:r>
+        <w:t>4. Methodology</w:t>
+      </w:r>
+    </w:p>
+    <w:p>
+      <w:pPr>
+        <w:pStyle w:val="Heading2"/>
+      </w:pPr>
+      <w:r>
+        <w:t>4.1 Measure, do not hardcode</w:t>
       </w:r>
     </w:p>
     <w:p>
@@ -572,7 +1520,7 @@
           <w:b w:val="0"/>
           <w:i w:val="0"/>
         </w:rPr>
-        <w:t>Section 6 shows this producing a non-obvious partition of the suite that no reasonable hand-written threshold would have anticipated.</w:t>
+        <w:t>Section 8.1 shows this producing a non-obvious partition of the suite that no reasonable hand-written threshold would have anticipated.</w:t>
       </w:r>
     </w:p>
     <w:p>
@@ -580,7 +1528,7 @@
         <w:pStyle w:val="Heading2"/>
       </w:pPr>
       <w:r>
-        <w:t>3.2 Optimizations applied</w:t>
+        <w:t>4.2 Optimizations applied</w:t>
       </w:r>
     </w:p>
     <w:tbl>
@@ -1057,7 +2005,7 @@
           <w:i/>
           <w:sz w:val="18"/>
         </w:rPr>
-        <w:t>Table 1: Optimization catalogue. Each is individually switchable at runtime for ablation.</w:t>
+        <w:t>Table 2b: Optimization catalogue. Each is individually switchable at runtime for ablation.</w:t>
       </w:r>
     </w:p>
     <w:p>
@@ -1065,7 +2013,7 @@
         <w:pStyle w:val="Heading3"/>
       </w:pPr>
       <w:r>
-        <w:t>3.2.1 Prefix-mask elision</w:t>
+        <w:t>4.2.1 Prefix-mask elision</w:t>
       </w:r>
     </w:p>
     <w:p>
@@ -1082,7 +2030,7 @@
         <w:pStyle w:val="Heading3"/>
       </w:pPr>
       <w:r>
-        <w:t>3.2.2 Slice-through-the-stack</w:t>
+        <w:t>4.2.2 Slice-through-the-stack</w:t>
       </w:r>
     </w:p>
     <w:p>
@@ -1099,7 +2047,7 @@
         <w:pStyle w:val="Heading2"/>
       </w:pPr>
       <w:r>
-        <w:t>3.3 Precision policy</w:t>
+        <w:t>4.3 Precision policy</w:t>
       </w:r>
     </w:p>
     <w:p>
@@ -1377,7 +2325,7 @@
           <w:i/>
           <w:sz w:val="18"/>
         </w:rPr>
-        <w:t>Table 2: Measured worst-case absolute error against the fp32 reference across the 13 comparable shapes.</w:t>
+        <w:t>Table 3: Measured worst-case absolute error against the fp32 reference across the 13 comparable shapes.</w:t>
       </w:r>
     </w:p>
     <w:p>
@@ -1394,7 +2342,7 @@
         <w:pStyle w:val="Heading1"/>
       </w:pPr>
       <w:r>
-        <w:t>4. Experimental Setup</w:t>
+        <w:t>5. Experimental Setup</w:t>
       </w:r>
     </w:p>
     <w:p>
@@ -1402,7 +2350,7 @@
         <w:pStyle w:val="Heading2"/>
       </w:pPr>
       <w:r>
-        <w:t>4.1 Hardware and software</w:t>
+        <w:t>5.1 Hardware and software</w:t>
       </w:r>
     </w:p>
     <w:tbl>
@@ -1736,7 +2684,7 @@
           <w:i/>
           <w:sz w:val="18"/>
         </w:rPr>
-        <w:t>Table 3: Evaluation environment.</w:t>
+        <w:t>Table 4: Evaluation environment.</w:t>
       </w:r>
     </w:p>
     <w:p>
@@ -1762,7 +2710,7 @@
         <w:pStyle w:val="Heading2"/>
       </w:pPr>
       <w:r>
-        <w:t>4.2 Correctness criterion</w:t>
+        <w:t>5.2 Correctness criterion</w:t>
       </w:r>
     </w:p>
     <w:p>
@@ -1802,7 +2750,7 @@
         <w:pStyle w:val="Heading2"/>
       </w:pPr>
       <w:r>
-        <w:t>4.3 Timing methodology</w:t>
+        <w:t>5.3 Timing methodology</w:t>
       </w:r>
     </w:p>
     <w:p>
@@ -1828,7 +2776,7 @@
         <w:pStyle w:val="Heading1"/>
       </w:pPr>
       <w:r>
-        <w:t>5. Results</w:t>
+        <w:t>6. Results</w:t>
       </w:r>
     </w:p>
     <w:p>
@@ -1836,7 +2784,7 @@
         <w:pStyle w:val="Heading2"/>
       </w:pPr>
       <w:r>
-        <w:t>5.1 Main results</w:t>
+        <w:t>6.1 Main results</w:t>
       </w:r>
     </w:p>
     <w:tbl>
@@ -3598,7 +4546,7 @@
           <w:i/>
           <w:sz w:val="18"/>
         </w:rPr>
-        <w:t>Table 4: Full sweep. dtype float32, causal, padding_ratio 0.0. "graph" = CUDA-graph capture; xN = batch slice count.</w:t>
+        <w:t>Table 5: Full sweep. dtype float32, causal, padding_ratio 0.0. "graph" = CUDA-graph capture; xN = batch slice count.</w:t>
       </w:r>
     </w:p>
     <w:p>
@@ -3782,7 +4730,7 @@
           <w:b w:val="0"/>
           <w:i w:val="0"/>
         </w:rPr>
-        <w:t>Figure 3 is worth dwelling on, because a PASS column conceals it. The mixed-precision path does not pass comfortably; it passes with between 46% and 94% of the absolute error budget consumed. Shapes #7 and #6 sit at 94% and 90% respectively. This is the quantitative form of the caveat in Section 3.3: the policy is sound under the stated tolerance, and it would not survive a materially tighter one.</w:t>
+        <w:t>Figure 3 is worth dwelling on, because a PASS column conceals it. The mixed-precision path does not pass comfortably; it passes with between 46% and 94% of the absolute error budget consumed. Shapes #7 and #6 sit at 94% and 90% respectively. This is the quantitative form of the caveat in Section 4.3: the policy is sound under the stated tolerance, and it would not survive a materially tighter one.</w:t>
       </w:r>
     </w:p>
     <w:p>
@@ -3790,7 +4738,7 @@
         <w:pStyle w:val="Heading2"/>
       </w:pPr>
       <w:r>
-        <w:t>5.2 Shape #14 — a shape with no runnable reference</w:t>
+        <w:t>6.2 Shape #14 — a shape with no runnable reference</w:t>
       </w:r>
     </w:p>
     <w:p>
@@ -3887,7 +4835,7 @@
         <w:pStyle w:val="Heading1"/>
       </w:pPr>
       <w:r>
-        <w:t>6. Ablation Study</w:t>
+        <w:t>7. Ablation Study</w:t>
       </w:r>
     </w:p>
     <w:p>
@@ -3895,7 +4843,7 @@
         <w:pStyle w:val="Heading2"/>
       </w:pPr>
       <w:r>
-        <w:t>6.1 Contribution of operator fusion</w:t>
+        <w:t>7.1 Contribution of operator fusion</w:t>
       </w:r>
     </w:p>
     <w:p>
@@ -4760,7 +5708,7 @@
           <w:i/>
           <w:sz w:val="18"/>
         </w:rPr>
-        <w:t>Table 5: Fusion ablation across 12 shapes. Accuracy PASS in all 24 runs.</w:t>
+        <w:t>Table 6: Fusion ablation across 12 shapes. Accuracy PASS in all 24 runs.</w:t>
       </w:r>
     </w:p>
     <w:p>
@@ -4853,7 +5801,7 @@
         <w:pStyle w:val="Heading2"/>
       </w:pPr>
       <w:r>
-        <w:t>6.2 A study that overturned our own policy</w:t>
+        <w:t>7.2 A study that overturned our own policy</w:t>
       </w:r>
     </w:p>
     <w:p>
@@ -5075,7 +6023,7 @@
           <w:i/>
           <w:sz w:val="18"/>
         </w:rPr>
-        <w:t>Table 6: Five-mode study (historical; superseded by Table 5 on the current code).</w:t>
+        <w:t>Table 7: Five-mode study (historical; superseded by Table 5 on the current code).</w:t>
       </w:r>
     </w:p>
     <w:p>
@@ -5101,7 +6049,7 @@
         <w:pStyle w:val="Heading1"/>
       </w:pPr>
       <w:r>
-        <w:t>7. Discussion</w:t>
+        <w:t>8. Discussion</w:t>
       </w:r>
     </w:p>
     <w:p>
@@ -5109,7 +6057,7 @@
         <w:pStyle w:val="Heading2"/>
       </w:pPr>
       <w:r>
-        <w:t>7.1 The measured policy is not uniform</w:t>
+        <w:t>8.1 The measured policy is not uniform</w:t>
       </w:r>
     </w:p>
     <w:p>
@@ -5180,7 +6128,7 @@
         <w:pStyle w:val="Heading2"/>
       </w:pPr>
       <w:r>
-        <w:t>7.2 What measurement caught that review did not</w:t>
+        <w:t>8.2 What the results say about the method</w:t>
       </w:r>
     </w:p>
     <w:p>
@@ -5189,7 +6137,765 @@
           <w:b w:val="0"/>
           <w:i w:val="0"/>
         </w:rPr>
-        <w:t>Development used Claude Code (Claude Opus 5) within VS Code. Its value was not code generation but measurement-driven debugging. Four defects are worth recording, two of which were our own fixes being wrong on the first attempt.</w:t>
+        <w:t>The runtime-calibration approach cost roughly 250 lines of measurement machinery and one warmup pass per shape. In exchange it produced a policy that should hold on hardware we have not tested, because the policy is not in the source at all - only the procedure for deriving it is. The partition in Section 8.1 is the evidence that the procedure finds distinctions a hand-written constant would have missed.</w:t>
+      </w:r>
+    </w:p>
+    <w:p>
+      <w:r>
+        <w:rPr>
+          <w:b w:val="0"/>
+          <w:i w:val="0"/>
+        </w:rPr>
+        <w:t>The defect-to-solution map in Section 3.2 is the other half of the argument. Nine defects, nine countermeasures, and eight of the nine cost no accuracy at all - they remove work the reference performs and discards. That is why the correctness results are not a trade-off story: only the precision decision (D9) spends any error budget, and Section 7 shows the fusions alone, which spend none, are worth 1.31x.</w:t>
+      </w:r>
+    </w:p>
+    <w:p>
+      <w:pPr>
+        <w:pStyle w:val="Heading1"/>
+      </w:pPr>
+      <w:r>
+        <w:t>9. AI-Assisted Development</w:t>
+      </w:r>
+    </w:p>
+    <w:p>
+      <w:r>
+        <w:rPr>
+          <w:b w:val="0"/>
+          <w:i w:val="0"/>
+        </w:rPr>
+        <w:t>The problem statement encourages AI-assisted development and asks for an account of the skills and tools used. This section gives that account concretely, including where AI assistance did not help and where it actively produced a wrong answer that measurement had to catch.</w:t>
+      </w:r>
+    </w:p>
+    <w:p>
+      <w:pPr>
+        <w:pStyle w:val="Heading2"/>
+      </w:pPr>
+      <w:r>
+        <w:t>9.1 Tooling</w:t>
+      </w:r>
+    </w:p>
+    <w:tbl>
+      <w:tblPr>
+        <w:tblStyle w:val="TableGrid"/>
+        <w:tblW w:type="auto" w:w="0"/>
+        <w:jc w:val="center"/>
+        <w:tblLook w:firstColumn="1" w:firstRow="1" w:lastColumn="0" w:lastRow="0" w:noHBand="0" w:noVBand="1" w:val="04A0"/>
+      </w:tblPr>
+      <w:tblGrid>
+        <w:gridCol w:w="3120"/>
+        <w:gridCol w:w="3120"/>
+        <w:gridCol w:w="3120"/>
+      </w:tblGrid>
+      <w:tr>
+        <w:tc>
+          <w:tcPr>
+            <w:tcW w:type="dxa" w:w="1584"/>
+            <w:shd w:fill="E8EDF3"/>
+          </w:tcPr>
+          <w:p>
+            <w:r/>
+            <w:r>
+              <w:rPr>
+                <w:b/>
+                <w:sz w:val="19"/>
+              </w:rPr>
+              <w:t>Tool</w:t>
+            </w:r>
+          </w:p>
+        </w:tc>
+        <w:tc>
+          <w:tcPr>
+            <w:tcW w:type="dxa" w:w="2160"/>
+            <w:shd w:fill="E8EDF3"/>
+          </w:tcPr>
+          <w:p>
+            <w:r/>
+            <w:r>
+              <w:rPr>
+                <w:b/>
+                <w:sz w:val="19"/>
+              </w:rPr>
+              <w:t>Version / model</w:t>
+            </w:r>
+          </w:p>
+        </w:tc>
+        <w:tc>
+          <w:tcPr>
+            <w:tcW w:type="dxa" w:w="4896"/>
+            <w:shd w:fill="E8EDF3"/>
+          </w:tcPr>
+          <w:p>
+            <w:r/>
+            <w:r>
+              <w:rPr>
+                <w:b/>
+                <w:sz w:val="19"/>
+              </w:rPr>
+              <w:t>Role</w:t>
+            </w:r>
+          </w:p>
+        </w:tc>
+      </w:tr>
+      <w:tr>
+        <w:tc>
+          <w:tcPr>
+            <w:tcW w:type="dxa" w:w="1584"/>
+          </w:tcPr>
+          <w:p>
+            <w:r/>
+            <w:r>
+              <w:rPr>
+                <w:sz w:val="18"/>
+              </w:rPr>
+              <w:t>Claude Code</w:t>
+            </w:r>
+          </w:p>
+        </w:tc>
+        <w:tc>
+          <w:tcPr>
+            <w:tcW w:type="dxa" w:w="2160"/>
+          </w:tcPr>
+          <w:p>
+            <w:r/>
+            <w:r>
+              <w:rPr>
+                <w:sz w:val="18"/>
+              </w:rPr>
+              <w:t>Claude Opus 5</w:t>
+            </w:r>
+          </w:p>
+        </w:tc>
+        <w:tc>
+          <w:tcPr>
+            <w:tcW w:type="dxa" w:w="4896"/>
+          </w:tcPr>
+          <w:p>
+            <w:r/>
+            <w:r>
+              <w:rPr>
+                <w:sz w:val="18"/>
+              </w:rPr>
+              <w:t>Primary development agent: analysis, implementation, instrumentation, debugging, documentation</w:t>
+            </w:r>
+          </w:p>
+        </w:tc>
+      </w:tr>
+      <w:tr>
+        <w:tc>
+          <w:tcPr>
+            <w:tcW w:type="dxa" w:w="1584"/>
+          </w:tcPr>
+          <w:p>
+            <w:r/>
+            <w:r>
+              <w:rPr>
+                <w:sz w:val="18"/>
+              </w:rPr>
+              <w:t>VS Code</w:t>
+            </w:r>
+          </w:p>
+        </w:tc>
+        <w:tc>
+          <w:tcPr>
+            <w:tcW w:type="dxa" w:w="2160"/>
+          </w:tcPr>
+          <w:p>
+            <w:r/>
+            <w:r>
+              <w:rPr>
+                <w:sz w:val="18"/>
+              </w:rPr>
+              <w:t>—</w:t>
+            </w:r>
+          </w:p>
+        </w:tc>
+        <w:tc>
+          <w:tcPr>
+            <w:tcW w:type="dxa" w:w="4896"/>
+          </w:tcPr>
+          <w:p>
+            <w:r/>
+            <w:r>
+              <w:rPr>
+                <w:sz w:val="18"/>
+              </w:rPr>
+              <w:t>Editor; Claude Code ran as the integrated agent</w:t>
+            </w:r>
+          </w:p>
+        </w:tc>
+      </w:tr>
+      <w:tr>
+        <w:tc>
+          <w:tcPr>
+            <w:tcW w:type="dxa" w:w="1584"/>
+          </w:tcPr>
+          <w:p>
+            <w:r/>
+            <w:r>
+              <w:rPr>
+                <w:sz w:val="18"/>
+              </w:rPr>
+              <w:t>PyTorch</w:t>
+            </w:r>
+          </w:p>
+        </w:tc>
+        <w:tc>
+          <w:tcPr>
+            <w:tcW w:type="dxa" w:w="2160"/>
+          </w:tcPr>
+          <w:p>
+            <w:r/>
+            <w:r>
+              <w:rPr>
+                <w:sz w:val="18"/>
+              </w:rPr>
+              <w:t>2.6.0+cu124</w:t>
+            </w:r>
+          </w:p>
+        </w:tc>
+        <w:tc>
+          <w:tcPr>
+            <w:tcW w:type="dxa" w:w="4896"/>
+          </w:tcPr>
+          <w:p>
+            <w:r/>
+            <w:r>
+              <w:rPr>
+                <w:sz w:val="18"/>
+              </w:rPr>
+              <w:t>Reference and optimized implementations, SDPA, CUDA graph capture</w:t>
+            </w:r>
+          </w:p>
+        </w:tc>
+      </w:tr>
+      <w:tr>
+        <w:tc>
+          <w:tcPr>
+            <w:tcW w:type="dxa" w:w="1584"/>
+          </w:tcPr>
+          <w:p>
+            <w:r/>
+            <w:r>
+              <w:rPr>
+                <w:sz w:val="18"/>
+              </w:rPr>
+              <w:t>Triton</w:t>
+            </w:r>
+          </w:p>
+        </w:tc>
+        <w:tc>
+          <w:tcPr>
+            <w:tcW w:type="dxa" w:w="2160"/>
+          </w:tcPr>
+          <w:p>
+            <w:r/>
+            <w:r>
+              <w:rPr>
+                <w:sz w:val="18"/>
+              </w:rPr>
+              <w:t>triton-windows 3.2.0.post21</w:t>
+            </w:r>
+          </w:p>
+        </w:tc>
+        <w:tc>
+          <w:tcPr>
+            <w:tcW w:type="dxa" w:w="4896"/>
+          </w:tcPr>
+          <w:p>
+            <w:r/>
+            <w:r>
+              <w:rPr>
+                <w:sz w:val="18"/>
+              </w:rPr>
+              <w:t>The hand-written fused residual+LayerNorm+cast kernel</w:t>
+            </w:r>
+          </w:p>
+        </w:tc>
+      </w:tr>
+      <w:tr>
+        <w:tc>
+          <w:tcPr>
+            <w:tcW w:type="dxa" w:w="1584"/>
+          </w:tcPr>
+          <w:p>
+            <w:r/>
+            <w:r>
+              <w:rPr>
+                <w:sz w:val="18"/>
+              </w:rPr>
+              <w:t>cuBLASLt</w:t>
+            </w:r>
+          </w:p>
+        </w:tc>
+        <w:tc>
+          <w:tcPr>
+            <w:tcW w:type="dxa" w:w="2160"/>
+          </w:tcPr>
+          <w:p>
+            <w:r/>
+            <w:r>
+              <w:rPr>
+                <w:sz w:val="18"/>
+              </w:rPr>
+              <w:t>via torch._addmm_activation</w:t>
+            </w:r>
+          </w:p>
+        </w:tc>
+        <w:tc>
+          <w:tcPr>
+            <w:tcW w:type="dxa" w:w="4896"/>
+          </w:tcPr>
+          <w:p>
+            <w:r/>
+            <w:r>
+              <w:rPr>
+                <w:sz w:val="18"/>
+              </w:rPr>
+              <w:t>Fused GEMM+GELU epilogue</w:t>
+            </w:r>
+          </w:p>
+        </w:tc>
+      </w:tr>
+      <w:tr>
+        <w:tc>
+          <w:tcPr>
+            <w:tcW w:type="dxa" w:w="1584"/>
+          </w:tcPr>
+          <w:p>
+            <w:r/>
+            <w:r>
+              <w:rPr>
+                <w:sz w:val="18"/>
+              </w:rPr>
+              <w:t>matplotlib</w:t>
+            </w:r>
+          </w:p>
+        </w:tc>
+        <w:tc>
+          <w:tcPr>
+            <w:tcW w:type="dxa" w:w="2160"/>
+          </w:tcPr>
+          <w:p>
+            <w:r/>
+            <w:r>
+              <w:rPr>
+                <w:sz w:val="18"/>
+              </w:rPr>
+              <w:t>3.x</w:t>
+            </w:r>
+          </w:p>
+        </w:tc>
+        <w:tc>
+          <w:tcPr>
+            <w:tcW w:type="dxa" w:w="4896"/>
+          </w:tcPr>
+          <w:p>
+            <w:r/>
+            <w:r>
+              <w:rPr>
+                <w:sz w:val="18"/>
+              </w:rPr>
+              <w:t>Figures in this report</w:t>
+            </w:r>
+          </w:p>
+        </w:tc>
+      </w:tr>
+      <w:tr>
+        <w:tc>
+          <w:tcPr>
+            <w:tcW w:type="dxa" w:w="1584"/>
+          </w:tcPr>
+          <w:p>
+            <w:r/>
+            <w:r>
+              <w:rPr>
+                <w:sz w:val="18"/>
+              </w:rPr>
+              <w:t>python-docx</w:t>
+            </w:r>
+          </w:p>
+        </w:tc>
+        <w:tc>
+          <w:tcPr>
+            <w:tcW w:type="dxa" w:w="2160"/>
+          </w:tcPr>
+          <w:p>
+            <w:r/>
+            <w:r>
+              <w:rPr>
+                <w:sz w:val="18"/>
+              </w:rPr>
+              <w:t>1.x</w:t>
+            </w:r>
+          </w:p>
+        </w:tc>
+        <w:tc>
+          <w:tcPr>
+            <w:tcW w:type="dxa" w:w="4896"/>
+          </w:tcPr>
+          <w:p>
+            <w:r/>
+            <w:r>
+              <w:rPr>
+                <w:sz w:val="18"/>
+              </w:rPr>
+              <w:t>This report is generated from a script, so it can be rebuilt when a measurement changes rather than drifting</w:t>
+            </w:r>
+          </w:p>
+        </w:tc>
+      </w:tr>
+    </w:tbl>
+    <w:p>
+      <w:pPr>
+        <w:spacing w:after="80"/>
+      </w:pPr>
+    </w:p>
+    <w:p>
+      <w:pPr>
+        <w:spacing w:after="240"/>
+        <w:jc w:val="left"/>
+      </w:pPr>
+      <w:r>
+        <w:rPr>
+          <w:i/>
+          <w:sz w:val="18"/>
+        </w:rPr>
+        <w:t>Table 8: Development tooling.</w:t>
+      </w:r>
+    </w:p>
+    <w:p>
+      <w:pPr>
+        <w:pStyle w:val="Heading2"/>
+      </w:pPr>
+      <w:r>
+        <w:t>9.2 How AI assistance was actually used</w:t>
+      </w:r>
+    </w:p>
+    <w:p>
+      <w:r>
+        <w:rPr>
+          <w:b w:val="0"/>
+          <w:i w:val="0"/>
+        </w:rPr>
+        <w:t>The naive description of AI-assisted development is "the model wrote the code." That is not what happened here and would not have produced this result. The optimizations themselves are standard and documented; the hard part was deciding which apply to which shape on which hardware, and that is a measurement problem. AI assistance was most valuable in making measurement cheap enough to do constantly.</w:t>
+      </w:r>
+    </w:p>
+    <w:tbl>
+      <w:tblPr>
+        <w:tblStyle w:val="TableGrid"/>
+        <w:tblW w:type="auto" w:w="0"/>
+        <w:jc w:val="center"/>
+        <w:tblLook w:firstColumn="1" w:firstRow="1" w:lastColumn="0" w:lastRow="0" w:noHBand="0" w:noVBand="1" w:val="04A0"/>
+      </w:tblPr>
+      <w:tblGrid>
+        <w:gridCol w:w="3120"/>
+        <w:gridCol w:w="3120"/>
+        <w:gridCol w:w="3120"/>
+      </w:tblGrid>
+      <w:tr>
+        <w:tc>
+          <w:tcPr>
+            <w:tcW w:type="dxa" w:w="1584"/>
+            <w:shd w:fill="E8EDF3"/>
+          </w:tcPr>
+          <w:p>
+            <w:r/>
+            <w:r>
+              <w:rPr>
+                <w:b/>
+                <w:sz w:val="19"/>
+              </w:rPr>
+              <w:t>Phase</w:t>
+            </w:r>
+          </w:p>
+        </w:tc>
+        <w:tc>
+          <w:tcPr>
+            <w:tcW w:type="dxa" w:w="3744"/>
+            <w:shd w:fill="E8EDF3"/>
+          </w:tcPr>
+          <w:p>
+            <w:r/>
+            <w:r>
+              <w:rPr>
+                <w:b/>
+                <w:sz w:val="19"/>
+              </w:rPr>
+              <w:t>How AI assistance was used</w:t>
+            </w:r>
+          </w:p>
+        </w:tc>
+        <w:tc>
+          <w:tcPr>
+            <w:tcW w:type="dxa" w:w="3312"/>
+            <w:shd w:fill="E8EDF3"/>
+          </w:tcPr>
+          <w:p>
+            <w:r/>
+            <w:r>
+              <w:rPr>
+                <w:b/>
+                <w:sz w:val="19"/>
+              </w:rPr>
+              <w:t>Human judgment retained</w:t>
+            </w:r>
+          </w:p>
+        </w:tc>
+      </w:tr>
+      <w:tr>
+        <w:tc>
+          <w:tcPr>
+            <w:tcW w:type="dxa" w:w="1584"/>
+          </w:tcPr>
+          <w:p>
+            <w:r/>
+            <w:r>
+              <w:rPr>
+                <w:sz w:val="18"/>
+              </w:rPr>
+              <w:t>Problem analysis</w:t>
+            </w:r>
+          </w:p>
+        </w:tc>
+        <w:tc>
+          <w:tcPr>
+            <w:tcW w:type="dxa" w:w="3744"/>
+          </w:tcPr>
+          <w:p>
+            <w:r/>
+            <w:r>
+              <w:rPr>
+                <w:sz w:val="18"/>
+              </w:rPr>
+              <w:t>Line-by-line reading of the reference to enumerate defects; quantifying the [B,H,S,S] tensor across shapes</w:t>
+            </w:r>
+          </w:p>
+        </w:tc>
+        <w:tc>
+          <w:tcPr>
+            <w:tcW w:type="dxa" w:w="3312"/>
+          </w:tcPr>
+          <w:p>
+            <w:r/>
+            <w:r>
+              <w:rPr>
+                <w:sz w:val="18"/>
+              </w:rPr>
+              <w:t>Deciding which defects were worth attacking under time constraints</w:t>
+            </w:r>
+          </w:p>
+        </w:tc>
+      </w:tr>
+      <w:tr>
+        <w:tc>
+          <w:tcPr>
+            <w:tcW w:type="dxa" w:w="1584"/>
+          </w:tcPr>
+          <w:p>
+            <w:r/>
+            <w:r>
+              <w:rPr>
+                <w:sz w:val="18"/>
+              </w:rPr>
+              <w:t>Implementation</w:t>
+            </w:r>
+          </w:p>
+        </w:tc>
+        <w:tc>
+          <w:tcPr>
+            <w:tcW w:type="dxa" w:w="3744"/>
+          </w:tcPr>
+          <w:p>
+            <w:r/>
+            <w:r>
+              <w:rPr>
+                <w:sz w:val="18"/>
+              </w:rPr>
+              <w:t>Writing the mixin, the Triton kernel, and the calibration machinery against a stated contract (no new parameters, state_dict unchanged)</w:t>
+            </w:r>
+          </w:p>
+        </w:tc>
+        <w:tc>
+          <w:tcPr>
+            <w:tcW w:type="dxa" w:w="3312"/>
+          </w:tcPr>
+          <w:p>
+            <w:r/>
+            <w:r>
+              <w:rPr>
+                <w:sz w:val="18"/>
+              </w:rPr>
+              <w:t>Fixing the architectural constraint that the optimization must be a mixin, so weight copying keeps working</w:t>
+            </w:r>
+          </w:p>
+        </w:tc>
+      </w:tr>
+      <w:tr>
+        <w:tc>
+          <w:tcPr>
+            <w:tcW w:type="dxa" w:w="1584"/>
+          </w:tcPr>
+          <w:p>
+            <w:r/>
+            <w:r>
+              <w:rPr>
+                <w:sz w:val="18"/>
+              </w:rPr>
+              <w:t>Instrumentation</w:t>
+            </w:r>
+          </w:p>
+        </w:tc>
+        <w:tc>
+          <w:tcPr>
+            <w:tcW w:type="dxa" w:w="3744"/>
+          </w:tcPr>
+          <w:p>
+            <w:r/>
+            <w:r>
+              <w:rPr>
+                <w:sz w:val="18"/>
+              </w:rPr>
+              <w:t>Generating throwaway diagnostic scripts in minutes — the fusion-gate probe, the interleaved ablation harness, the shape-#4 repeat-measurement loop</w:t>
+            </w:r>
+          </w:p>
+        </w:tc>
+        <w:tc>
+          <w:tcPr>
+            <w:tcW w:type="dxa" w:w="3312"/>
+          </w:tcPr>
+          <w:p>
+            <w:r/>
+            <w:r>
+              <w:rPr>
+                <w:sz w:val="18"/>
+              </w:rPr>
+              <w:t>Choosing what hypothesis each measurement had to falsify</w:t>
+            </w:r>
+          </w:p>
+        </w:tc>
+      </w:tr>
+      <w:tr>
+        <w:tc>
+          <w:tcPr>
+            <w:tcW w:type="dxa" w:w="1584"/>
+          </w:tcPr>
+          <w:p>
+            <w:r/>
+            <w:r>
+              <w:rPr>
+                <w:sz w:val="18"/>
+              </w:rPr>
+              <w:t>Debugging</w:t>
+            </w:r>
+          </w:p>
+        </w:tc>
+        <w:tc>
+          <w:tcPr>
+            <w:tcW w:type="dxa" w:w="3744"/>
+          </w:tcPr>
+          <w:p>
+            <w:r/>
+            <w:r>
+              <w:rPr>
+                <w:sz w:val="18"/>
+              </w:rPr>
+              <w:t>Forming hypotheses, designing falsifying tests, reading the resulting numbers</w:t>
+            </w:r>
+          </w:p>
+        </w:tc>
+        <w:tc>
+          <w:tcPr>
+            <w:tcW w:type="dxa" w:w="3312"/>
+          </w:tcPr>
+          <w:p>
+            <w:r/>
+            <w:r>
+              <w:rPr>
+                <w:sz w:val="18"/>
+              </w:rPr>
+              <w:t>Rejecting two fixes that the measurements did not support</w:t>
+            </w:r>
+          </w:p>
+        </w:tc>
+      </w:tr>
+      <w:tr>
+        <w:tc>
+          <w:tcPr>
+            <w:tcW w:type="dxa" w:w="1584"/>
+          </w:tcPr>
+          <w:p>
+            <w:r/>
+            <w:r>
+              <w:rPr>
+                <w:sz w:val="18"/>
+              </w:rPr>
+              <w:t>Experimental design</w:t>
+            </w:r>
+          </w:p>
+        </w:tc>
+        <w:tc>
+          <w:tcPr>
+            <w:tcW w:type="dxa" w:w="3744"/>
+          </w:tcPr>
+          <w:p>
+            <w:r/>
+            <w:r>
+              <w:rPr>
+                <w:sz w:val="18"/>
+              </w:rPr>
+              <w:t>Interleaving ablation modes per shape so clock drift is common to both columns rather than favouring one</w:t>
+            </w:r>
+          </w:p>
+        </w:tc>
+        <w:tc>
+          <w:tcPr>
+            <w:tcW w:type="dxa" w:w="3312"/>
+          </w:tcPr>
+          <w:p>
+            <w:r/>
+            <w:r>
+              <w:rPr>
+                <w:sz w:val="18"/>
+              </w:rPr>
+              <w:t>Insisting a single anomalous sample be re-measured before publication</w:t>
+            </w:r>
+          </w:p>
+        </w:tc>
+      </w:tr>
+    </w:tbl>
+    <w:p>
+      <w:pPr>
+        <w:spacing w:after="80"/>
+      </w:pPr>
+    </w:p>
+    <w:p>
+      <w:pPr>
+        <w:spacing w:after="240"/>
+        <w:jc w:val="left"/>
+      </w:pPr>
+      <w:r>
+        <w:rPr>
+          <w:i/>
+          <w:sz w:val="18"/>
+        </w:rPr>
+        <w:t>Table 9: Division of labour between AI assistance and human judgment.</w:t>
+      </w:r>
+    </w:p>
+    <w:p>
+      <w:pPr>
+        <w:pStyle w:val="Heading2"/>
+      </w:pPr>
+      <w:r>
+        <w:t>9.3 Case studies</w:t>
+      </w:r>
+    </w:p>
+    <w:p>
+      <w:r>
+        <w:rPr>
+          <w:b w:val="0"/>
+          <w:i w:val="0"/>
+        </w:rPr>
+        <w:t>Four defects are worth recording in detail. All four were invisible to reading and obvious to measuring. Two of them were our own fixes being wrong on the first attempt.</w:t>
       </w:r>
     </w:p>
     <w:p>
@@ -5197,7 +6903,7 @@
         <w:pStyle w:val="Heading3"/>
       </w:pPr>
       <w:r>
-        <w:t>7.2.1 A tolerance finer than the format could represent</w:t>
+        <w:t>9.3.1 A tolerance finer than the format could represent</w:t>
       </w:r>
     </w:p>
     <w:p>
@@ -5215,7 +6921,23 @@
           <w:b w:val="0"/>
           <w:i w:val="0"/>
         </w:rPr>
-        <w:t>The consequence was silent: the fusion reported "off" across the entire suite, indistinguishable from the kernel simply never having run. Instrumenting the gate showed two of three test cases matching at exactly 0.000e+00 and the third at 9.766e-4 — precisely one fp16 ULP. The fix sizes the allowance against the storage dtype's step. Critically, we then verified the repaired gate still rejects deliberately sabotaged kernels (a wrong eps, and a 1% scale error), since a gate that accepts everything is worse than the bug.</w:t>
+        <w:t>The failure was silent in the worst way: the fusion reported "off" across the entire suite, which is indistinguishable from the kernel never having run. Instrumenting the gate showed two of three test cases matching at exactly 0.000e+00 and the third at 9.766e-4 — precisely one fp16 ULP. The fix sizes the allowance against the storage dtype's step.</w:t>
+      </w:r>
+    </w:p>
+    <w:p>
+      <w:r>
+        <w:rPr>
+          <w:b/>
+          <w:i w:val="0"/>
+        </w:rPr>
+        <w:t xml:space="preserve">The fix was then itself tested adversarially. </w:t>
+      </w:r>
+      <w:r>
+        <w:rPr>
+          <w:b w:val="0"/>
+          <w:i w:val="0"/>
+        </w:rPr>
+        <w:t>A loosened correctness gate that accepts everything is worse than the original bug, so we verified the repaired gate still rejects deliberately sabotaged kernels — one with a wrong epsilon, producing bad variance, and one with a 1% output scale error. Both were correctly refused.</w:t>
       </w:r>
     </w:p>
     <w:p>
@@ -5223,7 +6945,7 @@
         <w:pStyle w:val="Heading3"/>
       </w:pPr>
       <w:r>
-        <w:t>7.2.2 A regression introduced by a fix</w:t>
+        <w:t>9.3.2 A gate measuring a configuration that never shipped</w:t>
       </w:r>
     </w:p>
     <w:p>
@@ -5232,7 +6954,7 @@
           <w:b w:val="0"/>
           <w:i w:val="0"/>
         </w:rPr>
-        <w:t>With fusion enabled unconditionally, calibration began preferring graph capture for shape #6 — a 66-slice graph it had never captured before. Capture cost roughly 23 s of setup, and its retained memory pool slowed the co-resident reference model by approximately 2x, pushing the shape past the runner's 1800 s timeout. Measured directly, capture made the optimized path slower: 95.4 ms against 65.0 ms eager. Capture is now restricted to unsliced shapes, grounded in the observation that every shape it demonstrably helps runs unsliced.</w:t>
+        <w:t>Described in Section 7.2. Briefly: the fusion adoption gate timed the eager path, but half the suite runs under graph capture, so the gate was consulting a measurement that did not describe the shipping configuration. Our first fix — inverting the gate's direction — changed nothing, which is what ruled out the threshold as the cause and forced us to look at the measurement instead.</w:t>
       </w:r>
     </w:p>
     <w:p>
@@ -5240,7 +6962,7 @@
         <w:pStyle w:val="Heading3"/>
       </w:pPr>
       <w:r>
-        <w:t>7.2.3 A crash inside an error path</w:t>
+        <w:t>9.3.3 A regression introduced by a fix</w:t>
       </w:r>
     </w:p>
     <w:p>
@@ -5249,15 +6971,15 @@
           <w:b w:val="0"/>
           <w:i w:val="0"/>
         </w:rPr>
-        <w:t>The out-of-memory preflight check's argument order did not match its format string, so a dtype landed on an integer conversion and the intended RuntimeError became a TypeError. It had never been caught because the path had never executed — the diagnostic existed precisely for a situation that had not yet arisen in testing.</w:t>
+        <w:t>With fusion enabled unconditionally, calibration began preferring graph capture for shape #6 — a 66-slice graph it had never captured before. Capture cost roughly 23 s of setup, and its retained memory pool slowed the co-resident reference model by approximately 2x, pushing the shape past the runner's 1800 s timeout. Measured directly, capture made the optimized path slower: 95.4 ms against 65.0 ms eager. Capture is now restricted to unsliced shapes, grounded in the observation that every shape it demonstrably helps runs unsliced. This is a clean example of a fix in one place surfacing a latent defect in another.</w:t>
       </w:r>
     </w:p>
     <w:p>
       <w:pPr>
-        <w:pStyle w:val="Heading2"/>
+        <w:pStyle w:val="Heading3"/>
       </w:pPr>
       <w:r>
-        <w:t>7.3 Reflection on method</w:t>
+        <w:t>9.3.4 A crash inside an error path</w:t>
       </w:r>
     </w:p>
     <w:p>
@@ -5266,7 +6988,138 @@
           <w:b w:val="0"/>
           <w:i w:val="0"/>
         </w:rPr>
-        <w:t>The common thread is that each defect was invisible to reading and obvious to measuring. Two of the four fixes were themselves wrong initially and were caught only by re-measuring after the change. We would characterize the productive workflow as: form a hypothesis, design a measurement capable of falsifying it, and change the code only after the measurement disagrees with the guess — with AI assistance most valuable in generating the instrumentation quickly enough that measuring stayed cheaper than speculating.</w:t>
+        <w:t>The out-of-memory preflight check's argument order did not match its format string, so a dtype landed on an integer conversion and the intended RuntimeError became a TypeError. It had never been caught because the path had never executed — the diagnostic existed precisely for a situation that had not yet arisen in testing. It surfaced the first time shape #14 was run through the full sweep.</w:t>
+      </w:r>
+    </w:p>
+    <w:p>
+      <w:pPr>
+        <w:pStyle w:val="Heading2"/>
+      </w:pPr>
+      <w:r>
+        <w:t>9.4 Practices that proved effective</w:t>
+      </w:r>
+    </w:p>
+    <w:p>
+      <w:pPr>
+        <w:pStyle w:val="ListBullet"/>
+        <w:spacing w:after="80"/>
+      </w:pPr>
+      <w:r>
+        <w:rPr>
+          <w:b/>
+        </w:rPr>
+        <w:t xml:space="preserve">Measure, never assume. </w:t>
+      </w:r>
+      <w:r>
+        <w:t>Every performance claim in this report traces to a measurement on this hardware. Where a measurement was unavailable we say so rather than estimating — shape #14 carries no throughput number for exactly this reason.</w:t>
+      </w:r>
+    </w:p>
+    <w:p>
+      <w:pPr>
+        <w:pStyle w:val="ListBullet"/>
+        <w:spacing w:after="80"/>
+      </w:pPr>
+      <w:r>
+        <w:rPr>
+          <w:b/>
+        </w:rPr>
+        <w:t xml:space="preserve">Design the falsifying test first. </w:t>
+      </w:r>
+      <w:r>
+        <w:t>Each debugging step began by asking what observation would prove the current hypothesis wrong, then building that observation. Two hypotheses died this way, saving the effort of shipping fixes that would not have worked.</w:t>
+      </w:r>
+    </w:p>
+    <w:p>
+      <w:pPr>
+        <w:pStyle w:val="ListBullet"/>
+        <w:spacing w:after="80"/>
+      </w:pPr>
+      <w:r>
+        <w:rPr>
+          <w:b/>
+        </w:rPr>
+        <w:t xml:space="preserve">Test the test. </w:t>
+      </w:r>
+      <w:r>
+        <w:t>When a correctness gate was loosened, the repaired gate was tested against deliberately broken kernels to confirm it still rejected them. A check that passes everything is not a check.</w:t>
+      </w:r>
+    </w:p>
+    <w:p>
+      <w:pPr>
+        <w:pStyle w:val="ListBullet"/>
+        <w:spacing w:after="80"/>
+      </w:pPr>
+      <w:r>
+        <w:rPr>
+          <w:b/>
+        </w:rPr>
+        <w:t xml:space="preserve">Control the confound. </w:t>
+      </w:r>
+      <w:r>
+        <w:t>Ablation modes are interleaved per shape rather than run as sequential sweeps, so GPU clock drift is common to all columns instead of systematically favouring whichever ran on the cooler card.</w:t>
+      </w:r>
+    </w:p>
+    <w:p>
+      <w:pPr>
+        <w:pStyle w:val="ListBullet"/>
+        <w:spacing w:after="80"/>
+      </w:pPr>
+      <w:r>
+        <w:rPr>
+          <w:b/>
+        </w:rPr>
+        <w:t xml:space="preserve">Re-measure anomalies before publishing. </w:t>
+      </w:r>
+      <w:r>
+        <w:t>Shape #4 initially measured at 0.78x from a single sample. Five runs per mode reversed the sign of the result. One sample of a borderline measurement is not a result.</w:t>
+      </w:r>
+    </w:p>
+    <w:p>
+      <w:pPr>
+        <w:pStyle w:val="ListBullet"/>
+        <w:spacing w:after="80"/>
+      </w:pPr>
+      <w:r>
+        <w:rPr>
+          <w:b/>
+        </w:rPr>
+        <w:t xml:space="preserve">Make every claim independently falsifiable. </w:t>
+      </w:r>
+      <w:r>
+        <w:t>Nine optimizations, nine environment toggles. Any claim in this report can be checked by disabling the thing it credits.</w:t>
+      </w:r>
+    </w:p>
+    <w:p>
+      <w:pPr>
+        <w:pStyle w:val="Heading2"/>
+      </w:pPr>
+      <w:r>
+        <w:t>9.5 An honest assessment</w:t>
+      </w:r>
+    </w:p>
+    <w:p>
+      <w:r>
+        <w:rPr>
+          <w:b w:val="0"/>
+          <w:i w:val="0"/>
+        </w:rPr>
+        <w:t>AI assistance was decisive for throughput of iteration, not for the ideas. The nine optimizations in Section 4 are all documented techniques; none required invention. What AI assistance changed was the cost of checking — writing a purpose-built diagnostic took minutes rather than an afternoon, so we measured in situations where we would otherwise have reasoned and moved on. Three of the four defects in Section 9.3 were found in exactly those situations.</w:t>
+      </w:r>
+    </w:p>
+    <w:p>
+      <w:r>
+        <w:rPr>
+          <w:b/>
+          <w:i w:val="0"/>
+        </w:rPr>
+        <w:t xml:space="preserve">It is worth being explicit that AI assistance also produced wrong answers. </w:t>
+      </w:r>
+      <w:r>
+        <w:rPr>
+          <w:b w:val="0"/>
+          <w:i w:val="0"/>
+        </w:rPr>
+        <w:t>The inverted fusion gate was a confidently-argued fix that measurement showed changed nothing. The initial shape #4 ablation figure was published from a single sample and had the sign wrong. In both cases the error was caught by the measurement discipline rather than by review, which is the argument for the discipline: the assistant is a fast generator of plausible hypotheses, and plausibility is exactly what a measurement is for.</w:t>
       </w:r>
     </w:p>
     <w:p>
@@ -5274,7 +7127,7 @@
         <w:pStyle w:val="Heading1"/>
       </w:pPr>
       <w:r>
-        <w:t>8. Limitations and Future Work</w:t>
+        <w:t>10. Limitations and Future Work</w:t>
       </w:r>
     </w:p>
     <w:p>
@@ -5372,7 +7225,7 @@
         <w:pStyle w:val="Heading1"/>
       </w:pPr>
       <w:r>
-        <w:t>9. Conclusion</w:t>
+        <w:t>11. Conclusion</w:t>
       </w:r>
     </w:p>
     <w:p>
@@ -5941,7 +7794,7 @@
           <w:b w:val="0"/>
           <w:i w:val="0"/>
         </w:rPr>
-        <w:t>The sweep takes roughly fifteen minutes, the majority of it in shape #6, where the reference implementation is the slow component. Expect 13 of 14 shapes to pass, with #14 reported separately as described in Section 5.2.</w:t>
+        <w:t>The sweep takes roughly fifteen minutes, the majority of it in shape #6, where the reference implementation is the slow component. Expect 13 of 14 shapes to pass, with #14 reported separately as described in Section 6.2.</w:t>
       </w:r>
     </w:p>
     <w:p>

--- a/TechJam2026_Problem3_Technical_Report.docx
+++ b/TechJam2026_Problem3_Technical_Report.docx
@@ -2,8 +2,6 @@
 <file path=word/document.xml><?xml version="1.0" encoding="utf-8"?>
 <w:document xmlns:wpc="http://schemas.microsoft.com/office/word/2010/wordprocessingCanvas" xmlns:mo="http://schemas.microsoft.com/office/mac/office/2008/main" xmlns:mc="http://schemas.openxmlformats.org/markup-compatibility/2006" xmlns:mv="urn:schemas-microsoft-com:mac:vml" xmlns:o="urn:schemas-microsoft-com:office:office" xmlns:r="http://schemas.openxmlformats.org/officeDocument/2006/relationships" xmlns:m="http://schemas.openxmlformats.org/officeDocument/2006/math" xmlns:v="urn:schemas-microsoft-com:vml" xmlns:wp14="http://schemas.microsoft.com/office/word/2010/wordprocessingDrawing" xmlns:wp="http://schemas.openxmlformats.org/drawingml/2006/wordprocessingDrawing" xmlns:w10="urn:schemas-microsoft-com:office:word" xmlns:w="http://schemas.openxmlformats.org/wordprocessingml/2006/main" xmlns:w14="http://schemas.microsoft.com/office/word/2010/wordml" xmlns:wpg="http://schemas.microsoft.com/office/word/2010/wordprocessingGroup" xmlns:wpi="http://schemas.microsoft.com/office/word/2010/wordprocessingInk" xmlns:wne="http://schemas.microsoft.com/office/word/2006/wordml" xmlns:wps="http://schemas.microsoft.com/office/word/2010/wordprocessingShape" mc:Ignorable="w14 wp14">
   <w:body>
-    <w:p/>
-    <w:p/>
     <w:p/>
     <w:p/>
     <w:p>
@@ -36,7 +34,7 @@
     </w:p>
     <w:p>
       <w:pPr>
-        <w:spacing w:after="720"/>
+        <w:spacing w:after="520"/>
         <w:jc w:val="center"/>
       </w:pPr>
       <w:r>
@@ -78,7 +76,7 @@
     </w:p>
     <w:p>
       <w:pPr>
-        <w:spacing w:after="600"/>
+        <w:spacing w:after="440"/>
         <w:jc w:val="center"/>
       </w:pPr>
       <w:r>
@@ -98,8 +96,8 @@
         <w:tblLook w:firstColumn="1" w:firstRow="1" w:lastColumn="0" w:lastRow="0" w:noHBand="0" w:noVBand="1" w:val="04A0"/>
       </w:tblPr>
       <w:tblGrid>
-        <w:gridCol w:w="4680"/>
-        <w:gridCol w:w="4680"/>
+        <w:gridCol w:w="4968"/>
+        <w:gridCol w:w="4968"/>
       </w:tblGrid>
       <w:tr>
         <w:tc>
@@ -112,7 +110,7 @@
             <w:r>
               <w:rPr>
                 <w:b/>
-                <w:sz w:val="19"/>
+                <w:sz w:val="17"/>
               </w:rPr>
             </w:r>
           </w:p>
@@ -127,7 +125,7 @@
             <w:r>
               <w:rPr>
                 <w:b/>
-                <w:sz w:val="19"/>
+                <w:sz w:val="17"/>
               </w:rPr>
             </w:r>
           </w:p>
@@ -142,7 +140,7 @@
             <w:r/>
             <w:r>
               <w:rPr>
-                <w:sz w:val="18"/>
+                <w:sz w:val="16"/>
               </w:rPr>
               <w:t>Target hardware</w:t>
             </w:r>
@@ -156,7 +154,7 @@
             <w:r/>
             <w:r>
               <w:rPr>
-                <w:sz w:val="18"/>
+                <w:sz w:val="16"/>
               </w:rPr>
               <w:t>NVIDIA GeForce RTX 4080 Laptop GPU (Ada, sm_89)</w:t>
             </w:r>
@@ -172,7 +170,7 @@
             <w:r/>
             <w:r>
               <w:rPr>
-                <w:sz w:val="18"/>
+                <w:sz w:val="16"/>
               </w:rPr>
               <w:t>Headline result</w:t>
             </w:r>
@@ -186,7 +184,7 @@
             <w:r/>
             <w:r>
               <w:rPr>
-                <w:sz w:val="18"/>
+                <w:sz w:val="16"/>
               </w:rPr>
               <w:t>10.014x geometric-mean speedup, 13/13 shapes correct</w:t>
             </w:r>
@@ -202,7 +200,7 @@
             <w:r/>
             <w:r>
               <w:rPr>
-                <w:sz w:val="18"/>
+                <w:sz w:val="16"/>
               </w:rPr>
               <w:t>Repository</w:t>
             </w:r>
@@ -216,7 +214,7 @@
             <w:r/>
             <w:r>
               <w:rPr>
-                <w:sz w:val="18"/>
+                <w:sz w:val="16"/>
               </w:rPr>
               <w:t>github.com/koompaj/Tiktok_Techjam2026_Blackroom</w:t>
             </w:r>
@@ -226,7 +224,7 @@
     </w:tbl>
     <w:p>
       <w:pPr>
-        <w:spacing w:after="80"/>
+        <w:spacing w:after="40"/>
       </w:pPr>
     </w:p>
     <w:p/>
@@ -271,16 +269,7 @@
           <w:b w:val="0"/>
           <w:i w:val="0"/>
         </w:rPr>
-        <w:t>The central design decision is methodological rather than algorithmic. The problem statement invites participants to select implementations per shape via shape checks. Hardcoded thresholds encode one machine's characteristics as constants and mispredict elsewhere, so instead every per-shape choice — numerical precision, execution path, batch-slice size, and kernel fusion — is decided by timing the actual candidates on the actual input during the benchmark's untimed warmup. The resulting policy is not uniform: ten of thirteen shapes adopt CUDA-graph capture while three run eagerly, and eleven adopt mixed fp16 while two measure fp32 as faster. No constant in the source predicts that partition.</w:t>
-      </w:r>
-    </w:p>
-    <w:p>
-      <w:r>
-        <w:rPr>
-          <w:b w:val="0"/>
-          <w:i w:val="0"/>
-        </w:rPr>
-        <w:t>We further report an ablation isolating the contribution of operator fusion (1.31x across twelve shapes, winning on all twelve) and document four defects that only measurement exposed — including a correctness gate whose tolerance was finer than the storage format could represent, which silently disabled a working Triton kernel across the entire suite.</w:t>
+        <w:t>The central design decision is methodological. The problem statement invites per-shape implementations selected by shape checks; hardcoded thresholds encode one machine's characteristics as constants and mispredict elsewhere. Instead every per-shape choice — precision, execution path, slice size, fusion — is decided by timing the real candidates on the real input during the benchmark's untimed warmup. The resulting policy is not uniform: ten of thirteen shapes adopt CUDA-graph capture, three run eagerly; eleven adopt mixed fp16, two measure fp32 as faster. No constant in the source predicts that partition. We also report an ablation isolating operator fusion (1.31x across twelve shapes, winning on all twelve) and four defects that only measurement exposed.</w:t>
       </w:r>
     </w:p>
     <w:p>
@@ -306,7 +295,7 @@
           <w:b w:val="0"/>
           <w:i w:val="0"/>
         </w:rPr>
-        <w:t>This heterogeneity is the crux of the problem. A configuration with batch size 1 and a four-layer stack of width 128 performs roughly 0.13 GFLOP spread across some sixty kernel launches: the GPU is idle most of the time, waiting on the host to submit work. A configuration with batch size 10,000 at the same width is bound by memory bandwidth. A configuration with d_model = 1024 is bound by GEMM throughput. An optimization that is decisive for one is irrelevant, or actively harmful, for another.</w:t>
+        <w:t>This heterogeneity is the crux. Batch size 1 at width 128 performs roughly 0.13 GFLOP across some sixty kernel launches - the GPU idles, waiting on the host. Batch size 10,000 at the same width is bandwidth-bound. d_model = 1024 is GEMM-bound. An optimization decisive for one is irrelevant, or harmful, for another.</w:t>
       </w:r>
     </w:p>
     <w:p>
@@ -320,7 +309,7 @@
     <w:p>
       <w:pPr>
         <w:pStyle w:val="ListBullet"/>
-        <w:spacing w:after="80"/>
+        <w:spacing w:after="60"/>
       </w:pPr>
       <w:r>
         <w:rPr>
@@ -335,7 +324,7 @@
     <w:p>
       <w:pPr>
         <w:pStyle w:val="ListBullet"/>
-        <w:spacing w:after="80"/>
+        <w:spacing w:after="60"/>
       </w:pPr>
       <w:r>
         <w:rPr>
@@ -350,7 +339,7 @@
     <w:p>
       <w:pPr>
         <w:pStyle w:val="ListBullet"/>
-        <w:spacing w:after="80"/>
+        <w:spacing w:after="60"/>
       </w:pPr>
       <w:r>
         <w:rPr>
@@ -365,7 +354,7 @@
     <w:p>
       <w:pPr>
         <w:pStyle w:val="ListBullet"/>
-        <w:spacing w:after="80"/>
+        <w:spacing w:after="60"/>
       </w:pPr>
       <w:r>
         <w:rPr>
@@ -380,7 +369,7 @@
     <w:p>
       <w:pPr>
         <w:pStyle w:val="ListBullet"/>
-        <w:spacing w:after="80"/>
+        <w:spacing w:after="60"/>
       </w:pPr>
       <w:r>
         <w:rPr>
@@ -401,32 +390,24 @@
       </w:r>
     </w:p>
     <w:p>
-      <w:pPr>
-        <w:pStyle w:val="Heading2"/>
-      </w:pPr>
-      <w:r>
-        <w:t>2.1 Attention and its cost</w:t>
-      </w:r>
-    </w:p>
-    <w:p>
       <w:r>
         <w:rPr>
           <w:b w:val="0"/>
           <w:i w:val="0"/>
         </w:rPr>
-        <w:t>For an input sequence X in R^(N x d), the layer projects to queries, keys, and values, and computes scaled dot-product attention:</w:t>
+        <w:t>For an input sequence X in R^(N x d), the layer projects to queries, keys and values and computes scaled dot-product attention:</w:t>
       </w:r>
     </w:p>
     <w:p>
       <w:pPr>
-        <w:spacing w:before="120" w:after="200"/>
+        <w:spacing w:before="80" w:after="120"/>
         <w:ind w:left="360"/>
         <w:shd w:fill="F2F4F7"/>
       </w:pPr>
       <w:r>
         <w:rPr>
           <w:rFonts w:ascii="Consolas" w:hAnsi="Consolas"/>
-          <w:sz w:val="18"/>
+          <w:sz w:val="17"/>
         </w:rPr>
         <w:t>Q = X W_Q      K = X W_K      V = X W_V</w:t>
         <w:br/>
@@ -434,14 +415,14 @@
       <w:r>
         <w:rPr>
           <w:rFonts w:ascii="Consolas" w:hAnsi="Consolas"/>
-          <w:sz w:val="18"/>
+          <w:sz w:val="17"/>
         </w:rPr>
         <w:br/>
       </w:r>
       <w:r>
         <w:rPr>
           <w:rFonts w:ascii="Consolas" w:hAnsi="Consolas"/>
-          <w:sz w:val="18"/>
+          <w:sz w:val="17"/>
         </w:rPr>
         <w:t>Attention(Q, K, V) = softmax( Q K^T / sqrt(d_k) ) V</w:t>
       </w:r>
@@ -452,24 +433,7 @@
           <w:b w:val="0"/>
           <w:i w:val="0"/>
         </w:rPr>
-        <w:t>The scaling by sqrt(d_k) prevents the dot products from growing large enough to saturate the softmax. The critical structural property for optimization is that the intermediate Q K^T is a tensor of shape [B, H, S, S] — quadratic in sequence length. Materializing it is what makes naive attention expensive in memory rather than merely in arithmetic.</w:t>
-      </w:r>
-    </w:p>
-    <w:p>
-      <w:pPr>
-        <w:pStyle w:val="Heading2"/>
-      </w:pPr>
-      <w:r>
-        <w:t>2.2 The reference implementation</w:t>
-      </w:r>
-    </w:p>
-    <w:p>
-      <w:r>
-        <w:rPr>
-          <w:b w:val="0"/>
-          <w:i w:val="0"/>
-        </w:rPr>
-        <w:t>The reference is a faithful, readable expression of that mathematics. Its cost follows directly from the faithfulness: it computes what the formula says, in the order the formula says it, and materializes every intermediate the formula names. Section 3 examines what that costs, defect by defect.</w:t>
+        <w:t>The scaling keeps the dot products out of the softmax's saturating region. The structurally critical property for optimization is that Q K^T has shape [B, H, S, S], quadratic in sequence length: materializing it is what makes naive attention expensive in memory rather than merely in arithmetic. The reference is a faithful expression of this mathematics, and its cost follows from that faithfulness — it materializes every intermediate the formula names. Section 3 examines what that costs.</w:t>
       </w:r>
     </w:p>
     <w:p>
@@ -486,7 +450,7 @@
           <w:b w:val="0"/>
           <w:i w:val="0"/>
         </w:rPr>
-        <w:t>Optimization without a defect list is guesswork. Before writing any kernel we read the reference implementation line by line and enumerated what it spends time on that the mathematics does not require. Each entry below is a specific, quantified inefficiency in the reference, and each maps to exactly one countermeasure in Section 4. The mapping is deliberately one-to-one: we wanted every optimization in the submission to be traceable to an observed defect rather than adopted because it is a known technique.</w:t>
+        <w:t>Optimization without a defect list is guesswork. Before writing any kernel we read the reference line by line and enumerated what it spends time on that the mathematics does not require. The mapping below is deliberately one-to-one, so every optimization is traceable to an observed defect rather than adopted because it is a known technique.</w:t>
       </w:r>
     </w:p>
     <w:p>
@@ -508,14 +472,14 @@
     </w:p>
     <w:p>
       <w:pPr>
-        <w:spacing w:before="120" w:after="200"/>
+        <w:spacing w:before="80" w:after="120"/>
         <w:ind w:left="360"/>
         <w:shd w:fill="F2F4F7"/>
       </w:pPr>
       <w:r>
         <w:rPr>
           <w:rFonts w:ascii="Consolas" w:hAnsi="Consolas"/>
-          <w:sz w:val="18"/>
+          <w:sz w:val="17"/>
         </w:rPr>
         <w:t>scores = matmul(q, k.transpose(-2,-1)) * scale      # [B,H,S,S] allocated</w:t>
         <w:br/>
@@ -523,7 +487,7 @@
       <w:r>
         <w:rPr>
           <w:rFonts w:ascii="Consolas" w:hAnsi="Consolas"/>
-          <w:sz w:val="18"/>
+          <w:sz w:val="17"/>
         </w:rPr>
         <w:t>scores = scores.masked_fill(causal_mask, -inf)      # half of it discarded</w:t>
         <w:br/>
@@ -531,7 +495,7 @@
       <w:r>
         <w:rPr>
           <w:rFonts w:ascii="Consolas" w:hAnsi="Consolas"/>
-          <w:sz w:val="18"/>
+          <w:sz w:val="17"/>
         </w:rPr>
         <w:t>probs  = softmax(scores.float(), -1).to(dtype)      # [B,H,S,S] AGAIN, fp32</w:t>
         <w:br/>
@@ -539,7 +503,7 @@
       <w:r>
         <w:rPr>
           <w:rFonts w:ascii="Consolas" w:hAnsi="Consolas"/>
-          <w:sz w:val="18"/>
+          <w:sz w:val="17"/>
         </w:rPr>
         <w:t>context = matmul(probs, v)</w:t>
       </w:r>
@@ -561,10 +525,10 @@
         <w:tblLook w:firstColumn="1" w:firstRow="1" w:lastColumn="0" w:lastRow="0" w:noHBand="0" w:noVBand="1" w:val="04A0"/>
       </w:tblPr>
       <w:tblGrid>
-        <w:gridCol w:w="2340"/>
-        <w:gridCol w:w="2340"/>
-        <w:gridCol w:w="2340"/>
-        <w:gridCol w:w="2340"/>
+        <w:gridCol w:w="2484"/>
+        <w:gridCol w:w="2484"/>
+        <w:gridCol w:w="2484"/>
+        <w:gridCol w:w="2484"/>
       </w:tblGrid>
       <w:tr>
         <w:tc>
@@ -577,7 +541,7 @@
             <w:r>
               <w:rPr>
                 <w:b/>
-                <w:sz w:val="19"/>
+                <w:sz w:val="17"/>
               </w:rPr>
               <w:t>Shape</w:t>
             </w:r>
@@ -593,7 +557,7 @@
             <w:r>
               <w:rPr>
                 <w:b/>
-                <w:sz w:val="19"/>
+                <w:sz w:val="17"/>
               </w:rPr>
               <w:t>[B,H,S,S] elements</w:t>
             </w:r>
@@ -609,7 +573,7 @@
             <w:r>
               <w:rPr>
                 <w:b/>
-                <w:sz w:val="19"/>
+                <w:sz w:val="17"/>
               </w:rPr>
               <w:t>Both copies, fp32</w:t>
             </w:r>
@@ -625,7 +589,7 @@
             <w:r>
               <w:rPr>
                 <w:b/>
-                <w:sz w:val="19"/>
+                <w:sz w:val="17"/>
               </w:rPr>
               <w:t>Consequence</w:t>
             </w:r>
@@ -641,7 +605,7 @@
             <w:r/>
             <w:r>
               <w:rPr>
-                <w:sz w:val="18"/>
+                <w:sz w:val="16"/>
               </w:rPr>
               <w:t>#1 (S=128)</w:t>
             </w:r>
@@ -655,7 +619,7 @@
             <w:r/>
             <w:r>
               <w:rPr>
-                <w:sz w:val="18"/>
+                <w:sz w:val="16"/>
               </w:rPr>
               <w:t>4.2 M</w:t>
             </w:r>
@@ -669,7 +633,7 @@
             <w:r/>
             <w:r>
               <w:rPr>
-                <w:sz w:val="18"/>
+                <w:sz w:val="16"/>
               </w:rPr>
               <w:t>34 MB</w:t>
             </w:r>
@@ -683,7 +647,7 @@
             <w:r/>
             <w:r>
               <w:rPr>
-                <w:sz w:val="18"/>
+                <w:sz w:val="16"/>
               </w:rPr>
               <w:t>fits, but wasteful</w:t>
             </w:r>
@@ -699,7 +663,7 @@
             <w:r/>
             <w:r>
               <w:rPr>
-                <w:sz w:val="18"/>
+                <w:sz w:val="16"/>
               </w:rPr>
               <w:t>#13 (S=1024)</w:t>
             </w:r>
@@ -713,7 +677,7 @@
             <w:r/>
             <w:r>
               <w:rPr>
-                <w:sz w:val="18"/>
+                <w:sz w:val="16"/>
               </w:rPr>
               <w:t>268 M</w:t>
             </w:r>
@@ -727,7 +691,7 @@
             <w:r/>
             <w:r>
               <w:rPr>
-                <w:sz w:val="18"/>
+                <w:sz w:val="16"/>
               </w:rPr>
               <w:t>2.1 GB</w:t>
             </w:r>
@@ -741,7 +705,7 @@
             <w:r/>
             <w:r>
               <w:rPr>
-                <w:sz w:val="18"/>
+                <w:sz w:val="16"/>
               </w:rPr>
               <w:t>dominates the layer</w:t>
             </w:r>
@@ -757,7 +721,7 @@
             <w:r/>
             <w:r>
               <w:rPr>
-                <w:sz w:val="18"/>
+                <w:sz w:val="16"/>
               </w:rPr>
               <w:t>#14 (S=100000)</w:t>
             </w:r>
@@ -771,7 +735,7 @@
             <w:r/>
             <w:r>
               <w:rPr>
-                <w:sz w:val="18"/>
+                <w:sz w:val="16"/>
               </w:rPr>
               <w:t>5.1 T</w:t>
             </w:r>
@@ -785,7 +749,7 @@
             <w:r/>
             <w:r>
               <w:rPr>
-                <w:sz w:val="18"/>
+                <w:sz w:val="16"/>
               </w:rPr>
               <w:t>~20 TB</w:t>
             </w:r>
@@ -799,7 +763,7 @@
             <w:r/>
             <w:r>
               <w:rPr>
-                <w:sz w:val="18"/>
+                <w:sz w:val="16"/>
               </w:rPr>
               <w:t>cannot be allocated at all</w:t>
             </w:r>
@@ -809,18 +773,18 @@
     </w:tbl>
     <w:p>
       <w:pPr>
-        <w:spacing w:after="80"/>
+        <w:spacing w:after="40"/>
       </w:pPr>
     </w:p>
     <w:p>
       <w:pPr>
-        <w:spacing w:after="240"/>
+        <w:spacing w:after="140"/>
         <w:jc w:val="left"/>
       </w:pPr>
       <w:r>
         <w:rPr>
           <w:i/>
-          <w:sz w:val="18"/>
+          <w:sz w:val="17"/>
         </w:rPr>
         <w:t>Table 1: The cost of materializing the attention score matrix. Shape #14 is not slow in the reference; it is impossible.</w:t>
       </w:r>
@@ -831,7 +795,7 @@
           <w:b w:val="0"/>
           <w:i w:val="0"/>
         </w:rPr>
-        <w:t>The surrounding block adds a second, quieter cost. Each sublayer boundary is a separate full-tensor pass over the [B, S, d] activation — a LayerNorm, a residual add, and in mixed precision a dtype cast that performs no arithmetic whatsoever. At two boundaries per layer across a four-layer stack, that is up to twenty-four full passes over the activation tensor before a single GEMM is counted.</w:t>
+        <w:t>The block adds a quieter cost. Each sublayer boundary is a separate full-tensor pass over the [B, S, d] activation — a LayerNorm, a residual add, and in mixed precision a dtype cast performing no arithmetic at all. Two boundaries per layer across four layers is up to twenty-four full passes before a single GEMM is counted.</w:t>
       </w:r>
     </w:p>
     <w:p>
@@ -859,15 +823,15 @@
         <w:tblLook w:firstColumn="1" w:firstRow="1" w:lastColumn="0" w:lastRow="0" w:noHBand="0" w:noVBand="1" w:val="04A0"/>
       </w:tblPr>
       <w:tblGrid>
-        <w:gridCol w:w="2340"/>
-        <w:gridCol w:w="2340"/>
-        <w:gridCol w:w="2340"/>
-        <w:gridCol w:w="2340"/>
+        <w:gridCol w:w="2484"/>
+        <w:gridCol w:w="2484"/>
+        <w:gridCol w:w="2484"/>
+        <w:gridCol w:w="2484"/>
       </w:tblGrid>
       <w:tr>
         <w:tc>
           <w:tcPr>
-            <w:tcW w:type="dxa" w:w="432"/>
+            <w:tcW w:type="dxa" w:w="403"/>
             <w:shd w:fill="E8EDF3"/>
           </w:tcPr>
           <w:p>
@@ -875,7 +839,7 @@
             <w:r>
               <w:rPr>
                 <w:b/>
-                <w:sz w:val="19"/>
+                <w:sz w:val="17"/>
               </w:rPr>
               <w:t>#</w:t>
             </w:r>
@@ -883,7 +847,7 @@
         </w:tc>
         <w:tc>
           <w:tcPr>
-            <w:tcW w:type="dxa" w:w="2736"/>
+            <w:tcW w:type="dxa" w:w="2664"/>
             <w:shd w:fill="E8EDF3"/>
           </w:tcPr>
           <w:p>
@@ -891,7 +855,7 @@
             <w:r>
               <w:rPr>
                 <w:b/>
-                <w:sz w:val="19"/>
+                <w:sz w:val="17"/>
               </w:rPr>
               <w:t>Defect in the reference</w:t>
             </w:r>
@@ -899,7 +863,7 @@
         </w:tc>
         <w:tc>
           <w:tcPr>
-            <w:tcW w:type="dxa" w:w="2736"/>
+            <w:tcW w:type="dxa" w:w="2520"/>
             <w:shd w:fill="E8EDF3"/>
           </w:tcPr>
           <w:p>
@@ -907,7 +871,7 @@
             <w:r>
               <w:rPr>
                 <w:b/>
-                <w:sz w:val="19"/>
+                <w:sz w:val="17"/>
               </w:rPr>
               <w:t>Why it costs</w:t>
             </w:r>
@@ -915,7 +879,7 @@
         </w:tc>
         <w:tc>
           <w:tcPr>
-            <w:tcW w:type="dxa" w:w="2736"/>
+            <w:tcW w:type="dxa" w:w="2520"/>
             <w:shd w:fill="E8EDF3"/>
           </w:tcPr>
           <w:p>
@@ -923,7 +887,7 @@
             <w:r>
               <w:rPr>
                 <w:b/>
-                <w:sz w:val="19"/>
+                <w:sz w:val="17"/>
               </w:rPr>
               <w:t>Countermeasure</w:t>
             </w:r>
@@ -933,13 +897,13 @@
       <w:tr>
         <w:tc>
           <w:tcPr>
-            <w:tcW w:type="dxa" w:w="432"/>
+            <w:tcW w:type="dxa" w:w="403"/>
           </w:tcPr>
           <w:p>
             <w:r/>
             <w:r>
               <w:rPr>
-                <w:sz w:val="18"/>
+                <w:sz w:val="16"/>
               </w:rPr>
               <w:t>D1</w:t>
             </w:r>
@@ -947,43 +911,43 @@
         </w:tc>
         <w:tc>
           <w:tcPr>
-            <w:tcW w:type="dxa" w:w="2736"/>
+            <w:tcW w:type="dxa" w:w="2664"/>
           </w:tcPr>
           <w:p>
             <w:r/>
             <w:r>
               <w:rPr>
-                <w:sz w:val="18"/>
+                <w:sz w:val="16"/>
               </w:rPr>
-              <w:t>The [B,H,S,S] score tensor is materialized, then materialized again in fp32 for the softmax</w:t>
+              <w:t>[B,H,S,S] score tensor materialized, then again in fp32 for the softmax</w:t>
             </w:r>
           </w:p>
         </w:tc>
         <w:tc>
           <w:tcPr>
-            <w:tcW w:type="dxa" w:w="2736"/>
+            <w:tcW w:type="dxa" w:w="2520"/>
           </w:tcPr>
           <w:p>
             <w:r/>
             <w:r>
               <w:rPr>
-                <w:sz w:val="18"/>
+                <w:sz w:val="16"/>
               </w:rPr>
-              <w:t>Quadratic memory; at S=100000 it exceeds any GPU by orders of magnitude</w:t>
+              <w:t>Quadratic memory; at S=100000 it exceeds any GPU</w:t>
             </w:r>
           </w:p>
         </w:tc>
         <w:tc>
           <w:tcPr>
-            <w:tcW w:type="dxa" w:w="2736"/>
+            <w:tcW w:type="dxa" w:w="2520"/>
           </w:tcPr>
           <w:p>
             <w:r/>
             <w:r>
               <w:rPr>
-                <w:sz w:val="18"/>
+                <w:sz w:val="16"/>
               </w:rPr>
-              <w:t>Fused SDPA (never forms the matrix)</w:t>
+              <w:t>Fused SDPA - never forms the matrix</w:t>
             </w:r>
           </w:p>
         </w:tc>
@@ -991,13 +955,13 @@
       <w:tr>
         <w:tc>
           <w:tcPr>
-            <w:tcW w:type="dxa" w:w="432"/>
+            <w:tcW w:type="dxa" w:w="403"/>
           </w:tcPr>
           <w:p>
             <w:r/>
             <w:r>
               <w:rPr>
-                <w:sz w:val="18"/>
+                <w:sz w:val="16"/>
               </w:rPr>
               <w:t>D2</w:t>
             </w:r>
@@ -1005,43 +969,43 @@
         </w:tc>
         <w:tc>
           <w:tcPr>
-            <w:tcW w:type="dxa" w:w="2736"/>
+            <w:tcW w:type="dxa" w:w="2664"/>
           </w:tcPr>
           <w:p>
             <w:r/>
             <w:r>
               <w:rPr>
-                <w:sz w:val="18"/>
+                <w:sz w:val="16"/>
               </w:rPr>
-              <w:t>Under causal masking the full score matrix is computed, then half is overwritten with -inf</w:t>
+              <w:t>Full score matrix computed, then half overwritten with -inf</w:t>
             </w:r>
           </w:p>
         </w:tc>
         <w:tc>
           <w:tcPr>
-            <w:tcW w:type="dxa" w:w="2736"/>
+            <w:tcW w:type="dxa" w:w="2520"/>
           </w:tcPr>
           <w:p>
             <w:r/>
             <w:r>
               <w:rPr>
-                <w:sz w:val="18"/>
+                <w:sz w:val="16"/>
               </w:rPr>
-              <w:t>~50% of attention arithmetic is performed and discarded</w:t>
+              <w:t>~50% of attention arithmetic done and discarded</w:t>
             </w:r>
           </w:p>
         </w:tc>
         <w:tc>
           <w:tcPr>
-            <w:tcW w:type="dxa" w:w="2736"/>
+            <w:tcW w:type="dxa" w:w="2520"/>
           </w:tcPr>
           <w:p>
             <w:r/>
             <w:r>
               <w:rPr>
-                <w:sz w:val="18"/>
+                <w:sz w:val="16"/>
               </w:rPr>
-              <w:t>is_causal=True: the masked half is never computed</w:t>
+              <w:t>is_causal=True - masked half never computed</w:t>
             </w:r>
           </w:p>
         </w:tc>
@@ -1049,13 +1013,13 @@
       <w:tr>
         <w:tc>
           <w:tcPr>
-            <w:tcW w:type="dxa" w:w="432"/>
+            <w:tcW w:type="dxa" w:w="403"/>
           </w:tcPr>
           <w:p>
             <w:r/>
             <w:r>
               <w:rPr>
-                <w:sz w:val="18"/>
+                <w:sz w:val="16"/>
               </w:rPr>
               <w:t>D3</w:t>
             </w:r>
@@ -1063,43 +1027,43 @@
         </w:tc>
         <w:tc>
           <w:tcPr>
-            <w:tcW w:type="dxa" w:w="2736"/>
+            <w:tcW w:type="dxa" w:w="2664"/>
           </w:tcPr>
           <w:p>
             <w:r/>
             <w:r>
               <w:rPr>
-                <w:sz w:val="18"/>
+                <w:sz w:val="16"/>
               </w:rPr>
-              <w:t>A padding mask is applied even where it cannot change the result</w:t>
+              <w:t>Padding mask applied where it cannot change the result</w:t>
             </w:r>
           </w:p>
         </w:tc>
         <w:tc>
           <w:tcPr>
-            <w:tcW w:type="dxa" w:w="2736"/>
+            <w:tcW w:type="dxa" w:w="2520"/>
           </w:tcPr>
           <w:p>
             <w:r/>
             <w:r>
               <w:rPr>
-                <w:sz w:val="18"/>
+                <w:sz w:val="16"/>
               </w:rPr>
-              <w:t>A mask tensor demotes SDPA to a slower backend and blocks graph capture</w:t>
+              <w:t>A mask tensor demotes SDPA and blocks graph capture</w:t>
             </w:r>
           </w:p>
         </w:tc>
         <w:tc>
           <w:tcPr>
-            <w:tcW w:type="dxa" w:w="2736"/>
+            <w:tcW w:type="dxa" w:w="2520"/>
           </w:tcPr>
           <w:p>
             <w:r/>
             <w:r>
               <w:rPr>
-                <w:sz w:val="18"/>
+                <w:sz w:val="16"/>
               </w:rPr>
-              <w:t>Prefix-mask elision, after proving the mask is a no-op</w:t>
+              <w:t>Prefix-mask elision, after proving it a no-op</w:t>
             </w:r>
           </w:p>
         </w:tc>
@@ -1107,13 +1071,13 @@
       <w:tr>
         <w:tc>
           <w:tcPr>
-            <w:tcW w:type="dxa" w:w="432"/>
+            <w:tcW w:type="dxa" w:w="403"/>
           </w:tcPr>
           <w:p>
             <w:r/>
             <w:r>
               <w:rPr>
-                <w:sz w:val="18"/>
+                <w:sz w:val="16"/>
               </w:rPr>
               <w:t>D4</w:t>
             </w:r>
@@ -1121,43 +1085,43 @@
         </w:tc>
         <w:tc>
           <w:tcPr>
-            <w:tcW w:type="dxa" w:w="2736"/>
+            <w:tcW w:type="dxa" w:w="2664"/>
           </w:tcPr>
           <w:p>
             <w:r/>
             <w:r>
               <w:rPr>
-                <w:sz w:val="18"/>
+                <w:sz w:val="16"/>
               </w:rPr>
-              <w:t>Q, K and V are three separate [d,d] GEMMs</w:t>
+              <w:t>Q, K, V are three separate [d,d] GEMMs</w:t>
             </w:r>
           </w:p>
         </w:tc>
         <w:tc>
           <w:tcPr>
-            <w:tcW w:type="dxa" w:w="2736"/>
+            <w:tcW w:type="dxa" w:w="2520"/>
           </w:tcPr>
           <w:p>
             <w:r/>
             <w:r>
               <w:rPr>
-                <w:sz w:val="18"/>
+                <w:sz w:val="16"/>
               </w:rPr>
-              <w:t>Three launches and three suboptimal GEMM shapes where one would serve</w:t>
+              <w:t>Three launches, three suboptimal shapes</w:t>
             </w:r>
           </w:p>
         </w:tc>
         <w:tc>
           <w:tcPr>
-            <w:tcW w:type="dxa" w:w="2736"/>
+            <w:tcW w:type="dxa" w:w="2520"/>
           </w:tcPr>
           <w:p>
             <w:r/>
             <w:r>
               <w:rPr>
-                <w:sz w:val="18"/>
+                <w:sz w:val="16"/>
               </w:rPr>
-              <w:t>Fused QKV: one [3d,d] GEMM</w:t>
+              <w:t>Fused QKV - one [3d,d] GEMM</w:t>
             </w:r>
           </w:p>
         </w:tc>
@@ -1165,13 +1129,13 @@
       <w:tr>
         <w:tc>
           <w:tcPr>
-            <w:tcW w:type="dxa" w:w="432"/>
+            <w:tcW w:type="dxa" w:w="403"/>
           </w:tcPr>
           <w:p>
             <w:r/>
             <w:r>
               <w:rPr>
-                <w:sz w:val="18"/>
+                <w:sz w:val="16"/>
               </w:rPr>
               <w:t>D5</w:t>
             </w:r>
@@ -1179,43 +1143,43 @@
         </w:tc>
         <w:tc>
           <w:tcPr>
-            <w:tcW w:type="dxa" w:w="2736"/>
+            <w:tcW w:type="dxa" w:w="2664"/>
           </w:tcPr>
           <w:p>
             <w:r/>
             <w:r>
               <w:rPr>
-                <w:sz w:val="18"/>
+                <w:sz w:val="16"/>
               </w:rPr>
-              <w:t>Every sublayer boundary is a separate full pass over the activation; the dtype cast does no arithmetic at all</w:t>
+              <w:t>Every sublayer boundary is a full pass; the dtype cast does no arithmetic</w:t>
             </w:r>
           </w:p>
         </w:tc>
         <w:tc>
           <w:tcPr>
-            <w:tcW w:type="dxa" w:w="2736"/>
+            <w:tcW w:type="dxa" w:w="2520"/>
           </w:tcPr>
           <w:p>
             <w:r/>
             <w:r>
               <w:rPr>
-                <w:sz w:val="18"/>
+                <w:sz w:val="16"/>
               </w:rPr>
-              <w:t>Bandwidth-bound work that scales with depth, not with useful FLOPs</w:t>
+              <w:t>Bandwidth cost scaling with depth, not useful FLOPs</w:t>
             </w:r>
           </w:p>
         </w:tc>
         <w:tc>
           <w:tcPr>
-            <w:tcW w:type="dxa" w:w="2736"/>
+            <w:tcW w:type="dxa" w:w="2520"/>
           </w:tcPr>
           <w:p>
             <w:r/>
             <w:r>
               <w:rPr>
-                <w:sz w:val="18"/>
+                <w:sz w:val="16"/>
               </w:rPr>
-              <w:t>Triton kernel fusing residual add + LayerNorm + cast</w:t>
+              <w:t>Triton residual+LayerNorm+cast kernel</w:t>
             </w:r>
           </w:p>
         </w:tc>
@@ -1223,13 +1187,13 @@
       <w:tr>
         <w:tc>
           <w:tcPr>
-            <w:tcW w:type="dxa" w:w="432"/>
+            <w:tcW w:type="dxa" w:w="403"/>
           </w:tcPr>
           <w:p>
             <w:r/>
             <w:r>
               <w:rPr>
-                <w:sz w:val="18"/>
+                <w:sz w:val="16"/>
               </w:rPr>
               <w:t>D6</w:t>
             </w:r>
@@ -1237,43 +1201,43 @@
         </w:tc>
         <w:tc>
           <w:tcPr>
-            <w:tcW w:type="dxa" w:w="2736"/>
+            <w:tcW w:type="dxa" w:w="2664"/>
           </w:tcPr>
           <w:p>
             <w:r/>
             <w:r>
               <w:rPr>
-                <w:sz w:val="18"/>
+                <w:sz w:val="16"/>
               </w:rPr>
-              <w:t>The FFN intermediate is written, re-read for GELU, and written again</w:t>
+              <w:t>FFN intermediate written, re-read for GELU, written again</w:t>
             </w:r>
           </w:p>
         </w:tc>
         <w:tc>
           <w:tcPr>
-            <w:tcW w:type="dxa" w:w="2736"/>
+            <w:tcW w:type="dxa" w:w="2520"/>
           </w:tcPr>
           <w:p>
             <w:r/>
             <w:r>
               <w:rPr>
-                <w:sz w:val="18"/>
+                <w:sz w:val="16"/>
               </w:rPr>
-              <w:t>Three passes over a [B,S,ffn] tensor for one activation function</w:t>
+              <w:t>Three passes over [B,S,ffn] for one activation</w:t>
             </w:r>
           </w:p>
         </w:tc>
         <w:tc>
           <w:tcPr>
-            <w:tcW w:type="dxa" w:w="2736"/>
+            <w:tcW w:type="dxa" w:w="2520"/>
           </w:tcPr>
           <w:p>
             <w:r/>
             <w:r>
               <w:rPr>
-                <w:sz w:val="18"/>
+                <w:sz w:val="16"/>
               </w:rPr>
-              <w:t>cuBLASLt GEMM+GELU epilogue: written once</w:t>
+              <w:t>cuBLASLt GEMM+GELU epilogue - written once</w:t>
             </w:r>
           </w:p>
         </w:tc>
@@ -1281,13 +1245,13 @@
       <w:tr>
         <w:tc>
           <w:tcPr>
-            <w:tcW w:type="dxa" w:w="432"/>
+            <w:tcW w:type="dxa" w:w="403"/>
           </w:tcPr>
           <w:p>
             <w:r/>
             <w:r>
               <w:rPr>
-                <w:sz w:val="18"/>
+                <w:sz w:val="16"/>
               </w:rPr>
               <w:t>D7</w:t>
             </w:r>
@@ -1295,43 +1259,43 @@
         </w:tc>
         <w:tc>
           <w:tcPr>
-            <w:tcW w:type="dxa" w:w="2736"/>
+            <w:tcW w:type="dxa" w:w="2664"/>
           </w:tcPr>
           <w:p>
             <w:r/>
             <w:r>
               <w:rPr>
-                <w:sz w:val="18"/>
+                <w:sz w:val="16"/>
               </w:rPr>
-              <w:t>Small shapes issue ~60 kernel launches for ~0.13 GFLOP</w:t>
+              <w:t>Small shapes issue ~60 launches for ~0.13 GFLOP</w:t>
             </w:r>
           </w:p>
         </w:tc>
         <w:tc>
           <w:tcPr>
-            <w:tcW w:type="dxa" w:w="2736"/>
+            <w:tcW w:type="dxa" w:w="2520"/>
           </w:tcPr>
           <w:p>
             <w:r/>
             <w:r>
               <w:rPr>
-                <w:sz w:val="18"/>
+                <w:sz w:val="16"/>
               </w:rPr>
-              <w:t>The GPU idles waiting on host submission; arithmetic is not the bottleneck</w:t>
+              <w:t>GPU idles on host submission; arithmetic is not the bottleneck</w:t>
             </w:r>
           </w:p>
         </w:tc>
         <w:tc>
           <w:tcPr>
-            <w:tcW w:type="dxa" w:w="2736"/>
+            <w:tcW w:type="dxa" w:w="2520"/>
           </w:tcPr>
           <w:p>
             <w:r/>
             <w:r>
               <w:rPr>
-                <w:sz w:val="18"/>
+                <w:sz w:val="16"/>
               </w:rPr>
-              <w:t>CUDA-graph capture: one replay instead of 60 launches</w:t>
+              <w:t>CUDA-graph capture - one replay</w:t>
             </w:r>
           </w:p>
         </w:tc>
@@ -1339,13 +1303,13 @@
       <w:tr>
         <w:tc>
           <w:tcPr>
-            <w:tcW w:type="dxa" w:w="432"/>
+            <w:tcW w:type="dxa" w:w="403"/>
           </w:tcPr>
           <w:p>
             <w:r/>
             <w:r>
               <w:rPr>
-                <w:sz w:val="18"/>
+                <w:sz w:val="16"/>
               </w:rPr>
               <w:t>D8</w:t>
             </w:r>
@@ -1353,43 +1317,43 @@
         </w:tc>
         <w:tc>
           <w:tcPr>
-            <w:tcW w:type="dxa" w:w="2736"/>
+            <w:tcW w:type="dxa" w:w="2664"/>
           </w:tcPr>
           <w:p>
             <w:r/>
             <w:r>
               <w:rPr>
-                <w:sz w:val="18"/>
+                <w:sz w:val="16"/>
               </w:rPr>
-              <w:t>Each layer re-reads the entire activation tensor from HBM</w:t>
+              <w:t>Each layer re-reads the whole activation from HBM</w:t>
             </w:r>
           </w:p>
         </w:tc>
         <w:tc>
           <w:tcPr>
-            <w:tcW w:type="dxa" w:w="2736"/>
+            <w:tcW w:type="dxa" w:w="2520"/>
           </w:tcPr>
           <w:p>
             <w:r/>
             <w:r>
               <w:rPr>
-                <w:sz w:val="18"/>
+                <w:sz w:val="16"/>
               </w:rPr>
-              <w:t>At B=10000 the working set never stays resident between layers</w:t>
+              <w:t>At B=10000 nothing stays resident between layers</w:t>
             </w:r>
           </w:p>
         </w:tc>
         <w:tc>
           <w:tcPr>
-            <w:tcW w:type="dxa" w:w="2736"/>
+            <w:tcW w:type="dxa" w:w="2520"/>
           </w:tcPr>
           <w:p>
             <w:r/>
             <w:r>
               <w:rPr>
-                <w:sz w:val="18"/>
+                <w:sz w:val="16"/>
               </w:rPr>
-              <w:t>Slice-through-the-stack: a slice traverses all layers while L2-resident</w:t>
+              <w:t>Slice-through-the-stack - stays L2-resident</w:t>
             </w:r>
           </w:p>
         </w:tc>
@@ -1397,13 +1361,13 @@
       <w:tr>
         <w:tc>
           <w:tcPr>
-            <w:tcW w:type="dxa" w:w="432"/>
+            <w:tcW w:type="dxa" w:w="403"/>
           </w:tcPr>
           <w:p>
             <w:r/>
             <w:r>
               <w:rPr>
-                <w:sz w:val="18"/>
+                <w:sz w:val="16"/>
               </w:rPr>
               <w:t>D9</w:t>
             </w:r>
@@ -1411,13 +1375,13 @@
         </w:tc>
         <w:tc>
           <w:tcPr>
-            <w:tcW w:type="dxa" w:w="2736"/>
+            <w:tcW w:type="dxa" w:w="2664"/>
           </w:tcPr>
           <w:p>
             <w:r/>
             <w:r>
               <w:rPr>
-                <w:sz w:val="18"/>
+                <w:sz w:val="16"/>
               </w:rPr>
               <w:t>Everything runs in fp32</w:t>
             </w:r>
@@ -1425,29 +1389,29 @@
         </w:tc>
         <w:tc>
           <w:tcPr>
-            <w:tcW w:type="dxa" w:w="2736"/>
+            <w:tcW w:type="dxa" w:w="2520"/>
           </w:tcPr>
           <w:p>
             <w:r/>
             <w:r>
               <w:rPr>
-                <w:sz w:val="18"/>
+                <w:sz w:val="16"/>
               </w:rPr>
-              <w:t>Tensor cores are underused and SDPA's flash backend refuses fp32</w:t>
+              <w:t>Tensor cores underused; flash backend refuses fp32</w:t>
             </w:r>
           </w:p>
         </w:tc>
         <w:tc>
           <w:tcPr>
-            <w:tcW w:type="dxa" w:w="2736"/>
+            <w:tcW w:type="dxa" w:w="2520"/>
           </w:tcPr>
           <w:p>
             <w:r/>
             <w:r>
               <w:rPr>
-                <w:sz w:val="18"/>
+                <w:sz w:val="16"/>
               </w:rPr>
-              <w:t>Measured per-shape mixed precision with an fp32 residual stream</w:t>
+              <w:t>Measured per-shape mixed precision</w:t>
             </w:r>
           </w:p>
         </w:tc>
@@ -1455,18 +1419,18 @@
     </w:tbl>
     <w:p>
       <w:pPr>
-        <w:spacing w:after="80"/>
+        <w:spacing w:after="40"/>
       </w:pPr>
     </w:p>
     <w:p>
       <w:pPr>
-        <w:spacing w:after="240"/>
+        <w:spacing w:after="140"/>
         <w:jc w:val="left"/>
       </w:pPr>
       <w:r>
         <w:rPr>
           <w:i/>
-          <w:sz w:val="18"/>
+          <w:sz w:val="17"/>
         </w:rPr>
         <w:t>Table 2: Every defect identified in the reference, and the countermeasure adopted for it. Nine defects, nine countermeasures.</w:t>
       </w:r>
@@ -1477,7 +1441,7 @@
           <w:b w:val="0"/>
           <w:i w:val="0"/>
         </w:rPr>
-        <w:t>Three properties of this list are worth noting. First, only D9 is a precision trade; the other eight are pure waste removal and cost no accuracy at all. Second, D1 is the only one that changes what is possible rather than merely what is fast — it is the difference between shape #14 running and not running. Third, D5, D6, D7 and D8 are all bandwidth or launch-overhead defects rather than arithmetic ones, which is why the largest speedups in Section 6 appear on the smallest shapes: those are the shapes where arithmetic was never the bottleneck to begin with.</w:t>
+        <w:t>Three things follow. Only D9 is a precision trade; the other eight are pure waste removal costing no accuracy. D1 alone changes what is possible rather than what is fast — it is the difference between shape #14 running and not. And D5-D8 are bandwidth or launch-overhead defects, which is why the largest speedups appear on the smallest shapes: there, arithmetic was never the bottleneck.</w:t>
       </w:r>
     </w:p>
     <w:p>
@@ -1502,7 +1466,7 @@
           <w:b w:val="0"/>
           <w:i w:val="0"/>
         </w:rPr>
-        <w:t>The problem statement explicitly permits shape checks to select among implementations. We deliberately avoided them. A threshold such as "use fp16 when batch exceeds 32" is a constant fitted to one GPU's cache hierarchy, clock behaviour, and driver; it is unfalsifiable in the source and silently wrong on other hardware.</w:t>
+        <w:t>The problem statement permits shape checks. We avoided them: a threshold like "use fp16 when batch exceeds 32" is a constant fitted to one GPU's cache hierarchy, clocks and driver - unfalsifiable in the source and silently wrong elsewhere.</w:t>
       </w:r>
     </w:p>
     <w:p>
@@ -1511,16 +1475,7 @@
           <w:b w:val="0"/>
           <w:i w:val="0"/>
         </w:rPr>
-        <w:t>Instead, on first encountering a shape, the implementation constructs the candidate configurations, executes them on the real input, and times them. The winner is cached against the shape and the weight fingerprint. This runs inside the benchmark's untimed warmup phase, so calibration does not contaminate the reported latency. The cost is one-time; the benefit is that the policy is derived from the hardware actually present.</w:t>
-      </w:r>
-    </w:p>
-    <w:p>
-      <w:r>
-        <w:rPr>
-          <w:b w:val="0"/>
-          <w:i w:val="0"/>
-        </w:rPr>
-        <w:t>Section 8.1 shows this producing a non-obvious partition of the suite that no reasonable hand-written threshold would have anticipated.</w:t>
+        <w:t>Instead, on first encountering a shape, the implementation builds the candidate configurations, runs them on the real input, and times them, caching the winner against the shape and weight fingerprint. This happens inside the benchmark's untimed warmup, so it does not contaminate reported latency. Section 8.1 shows the non-obvious partition it produces.</w:t>
       </w:r>
     </w:p>
     <w:p>
@@ -1531,481 +1486,13 @@
         <w:t>4.2 Optimizations applied</w:t>
       </w:r>
     </w:p>
-    <w:tbl>
-      <w:tblPr>
-        <w:tblStyle w:val="TableGrid"/>
-        <w:tblW w:type="auto" w:w="0"/>
-        <w:jc w:val="center"/>
-        <w:tblLook w:firstColumn="1" w:firstRow="1" w:lastColumn="0" w:lastRow="0" w:noHBand="0" w:noVBand="1" w:val="04A0"/>
-      </w:tblPr>
-      <w:tblGrid>
-        <w:gridCol w:w="3120"/>
-        <w:gridCol w:w="3120"/>
-        <w:gridCol w:w="3120"/>
-      </w:tblGrid>
-      <w:tr>
-        <w:tc>
-          <w:tcPr>
-            <w:tcW w:type="dxa" w:w="432"/>
-            <w:shd w:fill="E8EDF3"/>
-          </w:tcPr>
-          <w:p>
-            <w:r/>
-            <w:r>
-              <w:rPr>
-                <w:b/>
-                <w:sz w:val="19"/>
-              </w:rPr>
-              <w:t>#</w:t>
-            </w:r>
-          </w:p>
-        </w:tc>
-        <w:tc>
-          <w:tcPr>
-            <w:tcW w:type="dxa" w:w="2736"/>
-            <w:shd w:fill="E8EDF3"/>
-          </w:tcPr>
-          <w:p>
-            <w:r/>
-            <w:r>
-              <w:rPr>
-                <w:b/>
-                <w:sz w:val="19"/>
-              </w:rPr>
-              <w:t>Technique</w:t>
-            </w:r>
-          </w:p>
-        </w:tc>
-        <w:tc>
-          <w:tcPr>
-            <w:tcW w:type="dxa" w:w="5472"/>
-            <w:shd w:fill="E8EDF3"/>
-          </w:tcPr>
-          <w:p>
-            <w:r/>
-            <w:r>
-              <w:rPr>
-                <w:b/>
-                <w:sz w:val="19"/>
-              </w:rPr>
-              <w:t>Bottleneck addressed</w:t>
-            </w:r>
-          </w:p>
-        </w:tc>
-      </w:tr>
-      <w:tr>
-        <w:tc>
-          <w:tcPr>
-            <w:tcW w:type="dxa" w:w="432"/>
-          </w:tcPr>
-          <w:p>
-            <w:r/>
-            <w:r>
-              <w:rPr>
-                <w:sz w:val="18"/>
-              </w:rPr>
-              <w:t>1</w:t>
-            </w:r>
-          </w:p>
-        </w:tc>
-        <w:tc>
-          <w:tcPr>
-            <w:tcW w:type="dxa" w:w="2736"/>
-          </w:tcPr>
-          <w:p>
-            <w:r/>
-            <w:r>
-              <w:rPr>
-                <w:sz w:val="18"/>
-              </w:rPr>
-              <w:t>Fused SDPA</w:t>
-            </w:r>
-          </w:p>
-        </w:tc>
-        <w:tc>
-          <w:tcPr>
-            <w:tcW w:type="dxa" w:w="5472"/>
-          </w:tcPr>
-          <w:p>
-            <w:r/>
-            <w:r>
-              <w:rPr>
-                <w:sz w:val="18"/>
-              </w:rPr>
-              <w:t>Eliminates the [B,H,S,S] score tensor; reaches FlashAttention backends</w:t>
-            </w:r>
-          </w:p>
-        </w:tc>
-      </w:tr>
-      <w:tr>
-        <w:tc>
-          <w:tcPr>
-            <w:tcW w:type="dxa" w:w="432"/>
-          </w:tcPr>
-          <w:p>
-            <w:r/>
-            <w:r>
-              <w:rPr>
-                <w:sz w:val="18"/>
-              </w:rPr>
-              <w:t>2</w:t>
-            </w:r>
-          </w:p>
-        </w:tc>
-        <w:tc>
-          <w:tcPr>
-            <w:tcW w:type="dxa" w:w="2736"/>
-          </w:tcPr>
-          <w:p>
-            <w:r/>
-            <w:r>
-              <w:rPr>
-                <w:sz w:val="18"/>
-              </w:rPr>
-              <w:t>Causal triangle skip</w:t>
-            </w:r>
-          </w:p>
-        </w:tc>
-        <w:tc>
-          <w:tcPr>
-            <w:tcW w:type="dxa" w:w="5472"/>
-          </w:tcPr>
-          <w:p>
-            <w:r/>
-            <w:r>
-              <w:rPr>
-                <w:sz w:val="18"/>
-              </w:rPr>
-              <w:t>Never computes the masked half of the score matrix</w:t>
-            </w:r>
-          </w:p>
-        </w:tc>
-      </w:tr>
-      <w:tr>
-        <w:tc>
-          <w:tcPr>
-            <w:tcW w:type="dxa" w:w="432"/>
-          </w:tcPr>
-          <w:p>
-            <w:r/>
-            <w:r>
-              <w:rPr>
-                <w:sz w:val="18"/>
-              </w:rPr>
-              <w:t>3</w:t>
-            </w:r>
-          </w:p>
-        </w:tc>
-        <w:tc>
-          <w:tcPr>
-            <w:tcW w:type="dxa" w:w="2736"/>
-          </w:tcPr>
-          <w:p>
-            <w:r/>
-            <w:r>
-              <w:rPr>
-                <w:sz w:val="18"/>
-              </w:rPr>
-              <w:t>Prefix-mask elision</w:t>
-            </w:r>
-          </w:p>
-        </w:tc>
-        <w:tc>
-          <w:tcPr>
-            <w:tcW w:type="dxa" w:w="5472"/>
-          </w:tcPr>
-          <w:p>
-            <w:r/>
-            <w:r>
-              <w:rPr>
-                <w:sz w:val="18"/>
-              </w:rPr>
-              <w:t>Under causal attention with prefix padding the mask is provably a no-op; removing the tensor unlocks SDPA's fastest backends and makes the forward capturable</w:t>
-            </w:r>
-          </w:p>
-        </w:tc>
-      </w:tr>
-      <w:tr>
-        <w:tc>
-          <w:tcPr>
-            <w:tcW w:type="dxa" w:w="432"/>
-          </w:tcPr>
-          <w:p>
-            <w:r/>
-            <w:r>
-              <w:rPr>
-                <w:sz w:val="18"/>
-              </w:rPr>
-              <w:t>4</w:t>
-            </w:r>
-          </w:p>
-        </w:tc>
-        <w:tc>
-          <w:tcPr>
-            <w:tcW w:type="dxa" w:w="2736"/>
-          </w:tcPr>
-          <w:p>
-            <w:r/>
-            <w:r>
-              <w:rPr>
-                <w:sz w:val="18"/>
-              </w:rPr>
-              <w:t>Fused QKV projection</w:t>
-            </w:r>
-          </w:p>
-        </w:tc>
-        <w:tc>
-          <w:tcPr>
-            <w:tcW w:type="dxa" w:w="5472"/>
-          </w:tcPr>
-          <w:p>
-            <w:r/>
-            <w:r>
-              <w:rPr>
-                <w:sz w:val="18"/>
-              </w:rPr>
-              <w:t>Three [d,d] GEMMs become one [3d,d]: fewer launches, better cuBLAS shape</w:t>
-            </w:r>
-          </w:p>
-        </w:tc>
-      </w:tr>
-      <w:tr>
-        <w:tc>
-          <w:tcPr>
-            <w:tcW w:type="dxa" w:w="432"/>
-          </w:tcPr>
-          <w:p>
-            <w:r/>
-            <w:r>
-              <w:rPr>
-                <w:sz w:val="18"/>
-              </w:rPr>
-              <w:t>5</w:t>
-            </w:r>
-          </w:p>
-        </w:tc>
-        <w:tc>
-          <w:tcPr>
-            <w:tcW w:type="dxa" w:w="2736"/>
-          </w:tcPr>
-          <w:p>
-            <w:r/>
-            <w:r>
-              <w:rPr>
-                <w:sz w:val="18"/>
-              </w:rPr>
-              <w:t>Mixed precision</w:t>
-            </w:r>
-          </w:p>
-        </w:tc>
-        <w:tc>
-          <w:tcPr>
-            <w:tcW w:type="dxa" w:w="5472"/>
-          </w:tcPr>
-          <w:p>
-            <w:r/>
-            <w:r>
-              <w:rPr>
-                <w:sz w:val="18"/>
-              </w:rPr>
-              <w:t>fp16 GEMMs with fp32 residual; unlocks the flash backend, which refuses fp32</w:t>
-            </w:r>
-          </w:p>
-        </w:tc>
-      </w:tr>
-      <w:tr>
-        <w:tc>
-          <w:tcPr>
-            <w:tcW w:type="dxa" w:w="432"/>
-          </w:tcPr>
-          <w:p>
-            <w:r/>
-            <w:r>
-              <w:rPr>
-                <w:sz w:val="18"/>
-              </w:rPr>
-              <w:t>6</w:t>
-            </w:r>
-          </w:p>
-        </w:tc>
-        <w:tc>
-          <w:tcPr>
-            <w:tcW w:type="dxa" w:w="2736"/>
-          </w:tcPr>
-          <w:p>
-            <w:r/>
-            <w:r>
-              <w:rPr>
-                <w:sz w:val="18"/>
-              </w:rPr>
-              <w:t>CUDA graph capture</w:t>
-            </w:r>
-          </w:p>
-        </w:tc>
-        <w:tc>
-          <w:tcPr>
-            <w:tcW w:type="dxa" w:w="5472"/>
-          </w:tcPr>
-          <w:p>
-            <w:r/>
-            <w:r>
-              <w:rPr>
-                <w:sz w:val="18"/>
-              </w:rPr>
-              <w:t>Removes host launch overhead on launch-bound shapes</w:t>
-            </w:r>
-          </w:p>
-        </w:tc>
-      </w:tr>
-      <w:tr>
-        <w:tc>
-          <w:tcPr>
-            <w:tcW w:type="dxa" w:w="432"/>
-          </w:tcPr>
-          <w:p>
-            <w:r/>
-            <w:r>
-              <w:rPr>
-                <w:sz w:val="18"/>
-              </w:rPr>
-              <w:t>7</w:t>
-            </w:r>
-          </w:p>
-        </w:tc>
-        <w:tc>
-          <w:tcPr>
-            <w:tcW w:type="dxa" w:w="2736"/>
-          </w:tcPr>
-          <w:p>
-            <w:r/>
-            <w:r>
-              <w:rPr>
-                <w:sz w:val="18"/>
-              </w:rPr>
-              <w:t>Slice-through-the-stack</w:t>
-            </w:r>
-          </w:p>
-        </w:tc>
-        <w:tc>
-          <w:tcPr>
-            <w:tcW w:type="dxa" w:w="5472"/>
-          </w:tcPr>
-          <w:p>
-            <w:r/>
-            <w:r>
-              <w:rPr>
-                <w:sz w:val="18"/>
-              </w:rPr>
-              <w:t>Each batch slice traverses every layer before the next begins, staying L2-resident</w:t>
-            </w:r>
-          </w:p>
-        </w:tc>
-      </w:tr>
-      <w:tr>
-        <w:tc>
-          <w:tcPr>
-            <w:tcW w:type="dxa" w:w="432"/>
-          </w:tcPr>
-          <w:p>
-            <w:r/>
-            <w:r>
-              <w:rPr>
-                <w:sz w:val="18"/>
-              </w:rPr>
-              <w:t>8</w:t>
-            </w:r>
-          </w:p>
-        </w:tc>
-        <w:tc>
-          <w:tcPr>
-            <w:tcW w:type="dxa" w:w="2736"/>
-          </w:tcPr>
-          <w:p>
-            <w:r/>
-            <w:r>
-              <w:rPr>
-                <w:sz w:val="18"/>
-              </w:rPr>
-              <w:t>Fused residual+LayerNorm+cast</w:t>
-            </w:r>
-          </w:p>
-        </w:tc>
-        <w:tc>
-          <w:tcPr>
-            <w:tcW w:type="dxa" w:w="5472"/>
-          </w:tcPr>
-          <w:p>
-            <w:r/>
-            <w:r>
-              <w:rPr>
-                <w:sz w:val="18"/>
-              </w:rPr>
-              <w:t>One Triton kernel replaces three full-tensor passes, twice per layer</w:t>
-            </w:r>
-          </w:p>
-        </w:tc>
-      </w:tr>
-      <w:tr>
-        <w:tc>
-          <w:tcPr>
-            <w:tcW w:type="dxa" w:w="432"/>
-          </w:tcPr>
-          <w:p>
-            <w:r/>
-            <w:r>
-              <w:rPr>
-                <w:sz w:val="18"/>
-              </w:rPr>
-              <w:t>9</w:t>
-            </w:r>
-          </w:p>
-        </w:tc>
-        <w:tc>
-          <w:tcPr>
-            <w:tcW w:type="dxa" w:w="2736"/>
-          </w:tcPr>
-          <w:p>
-            <w:r/>
-            <w:r>
-              <w:rPr>
-                <w:sz w:val="18"/>
-              </w:rPr>
-              <w:t>GEMM+GELU epilogue</w:t>
-            </w:r>
-          </w:p>
-        </w:tc>
-        <w:tc>
-          <w:tcPr>
-            <w:tcW w:type="dxa" w:w="5472"/>
-          </w:tcPr>
-          <w:p>
-            <w:r/>
-            <w:r>
-              <w:rPr>
-                <w:sz w:val="18"/>
-              </w:rPr>
-              <w:t>cuBLASLt fused activation; the FFN intermediate is written once, not three times</w:t>
-            </w:r>
-          </w:p>
-        </w:tc>
-      </w:tr>
-    </w:tbl>
     <w:p>
-      <w:pPr>
-        <w:spacing w:after="80"/>
-      </w:pPr>
-    </w:p>
-    <w:p>
-      <w:pPr>
-        <w:spacing w:after="240"/>
-        <w:jc w:val="left"/>
-      </w:pPr>
       <w:r>
         <w:rPr>
-          <w:i/>
-          <w:sz w:val="18"/>
+          <w:b w:val="0"/>
+          <w:i w:val="0"/>
         </w:rPr>
-        <w:t>Table 2b: Optimization catalogue. Each is individually switchable at runtime for ablation.</w:t>
+        <w:t>The nine countermeasures are named in the defect map above (Table 2). Two are worth expanding, because they are correctness arguments rather than engineering choices.</w:t>
       </w:r>
     </w:p>
     <w:p>
@@ -2022,7 +1509,7 @@
           <w:b w:val="0"/>
           <w:i w:val="0"/>
         </w:rPr>
-        <w:t>This one deserves elaboration because it is a correctness argument rather than an engineering trick. PyTorch's scaled_dot_product_attention reaches its fastest backends only when given is_causal=True and no explicit attn_mask tensor; any mask tensor demotes it and additionally makes the forward uncapturable as a CUDA graph. Under causal attention with prefix padding — valid tokens first, padding last — a padded key position is only ever attended to by a query at a later position, which is itself padded. Padded output rows are zeroed at the end of the block regardless. The padding mask is therefore a no-op and can be dropped entirely, which is what the implementation does after verifying the prefix property once per mask tensor.</w:t>
+        <w:t>This is a correctness argument rather than an engineering trick. SDPA reaches its fastest backends only with is_causal=True and no explicit attn_mask; any mask tensor demotes it and makes the forward uncapturable. Under causal attention with prefix padding — valid tokens first — a padded key is only ever attended to by a later query, which is itself padded, and padded output rows are zeroed at the end of the block regardless. The mask is therefore a no-op and is dropped, after the prefix property is verified once per mask tensor.</w:t>
       </w:r>
     </w:p>
     <w:p>
@@ -2039,7 +1526,7 @@
           <w:b w:val="0"/>
           <w:i w:val="0"/>
         </w:rPr>
-        <w:t>For large batches the activation tensor exceeds cache capacity. The obvious response — tiling within each sublayer — bounds peak memory but re-reads the whole activation from HBM at every layer boundary. We instead slice over the batch and drive each slice through the entire layer stack before starting the next, so a slice stays resident from its first LayerNorm to its last. The slice budget is derived from the device's reported L2 capacity rather than hardcoded. Measured on shape #6, this is worth roughly 3.3x over per-sublayer tiling.</w:t>
+        <w:t>For large batches the activation exceeds cache capacity. Tiling within each sublayer bounds peak memory but re-reads the whole activation from HBM at every layer boundary. We instead slice over the batch and drive each slice through the entire stack before starting the next, so it stays resident from its first LayerNorm to its last. The budget comes from the device's reported L2 capacity rather than a constant. On shape #6 this is worth ~3.3x over per-sublayer tiling.</w:t>
       </w:r>
     </w:p>
     <w:p>
@@ -2065,7 +1552,7 @@
           <w:b w:val="0"/>
           <w:i w:val="0"/>
         </w:rPr>
-        <w:t>Two facts justify reduced precision. First, the harness runs the reference itself with TF32 matmuls enabled by default, so the baseline is already accumulating roughly 5e-4 of relative rounding per GEMM; fp16 carries an 11-bit mantissa and cuBLAS accumulates it in fp32, making the move lateral rather than a step down. Second, SDPA's flash backend refuses fp32 outright.</w:t>
+        <w:t>Two facts justify reduced precision. The harness runs the reference itself with TF32 matmuls enabled by default, so the baseline already accumulates ~5e-4 relative rounding per GEMM; fp16 carries an 11-bit mantissa and cuBLAS accumulates in fp32, making the move lateral rather than a step down. And SDPA's flash backend refuses fp32 outright.</w:t>
       </w:r>
     </w:p>
     <w:tbl>
@@ -2076,9 +1563,9 @@
         <w:tblLook w:firstColumn="1" w:firstRow="1" w:lastColumn="0" w:lastRow="0" w:noHBand="0" w:noVBand="1" w:val="04A0"/>
       </w:tblPr>
       <w:tblGrid>
-        <w:gridCol w:w="3120"/>
-        <w:gridCol w:w="3120"/>
-        <w:gridCol w:w="3120"/>
+        <w:gridCol w:w="3312"/>
+        <w:gridCol w:w="3312"/>
+        <w:gridCol w:w="3312"/>
       </w:tblGrid>
       <w:tr>
         <w:tc>
@@ -2091,7 +1578,7 @@
             <w:r>
               <w:rPr>
                 <w:b/>
-                <w:sz w:val="19"/>
+                <w:sz w:val="17"/>
               </w:rPr>
               <w:t>Configuration</w:t>
             </w:r>
@@ -2107,7 +1594,7 @@
             <w:r>
               <w:rPr>
                 <w:b/>
-                <w:sz w:val="19"/>
+                <w:sz w:val="17"/>
               </w:rPr>
               <w:t>Worst-case absolute error</w:t>
             </w:r>
@@ -2123,7 +1610,7 @@
             <w:r>
               <w:rPr>
                 <w:b/>
-                <w:sz w:val="19"/>
+                <w:sz w:val="17"/>
               </w:rPr>
               <w:t>Verdict</w:t>
             </w:r>
@@ -2139,7 +1626,7 @@
             <w:r/>
             <w:r>
               <w:rPr>
-                <w:sz w:val="18"/>
+                <w:sz w:val="16"/>
               </w:rPr>
               <w:t>Our fp32 path</w:t>
             </w:r>
@@ -2153,7 +1640,7 @@
             <w:r/>
             <w:r>
               <w:rPr>
-                <w:sz w:val="18"/>
+                <w:sz w:val="16"/>
               </w:rPr>
               <w:t>0.67e-3 – 1.29e-3</w:t>
             </w:r>
@@ -2167,7 +1654,7 @@
             <w:r/>
             <w:r>
               <w:rPr>
-                <w:sz w:val="18"/>
+                <w:sz w:val="16"/>
               </w:rPr>
               <w:t>PASS</w:t>
             </w:r>
@@ -2184,7 +1671,7 @@
             <w:r>
               <w:rPr>
                 <w:b/>
-                <w:sz w:val="18"/>
+                <w:sz w:val="16"/>
               </w:rPr>
               <w:t>fp16 GEMMs + fp32 residual</w:t>
             </w:r>
@@ -2199,7 +1686,7 @@
             <w:r>
               <w:rPr>
                 <w:b/>
-                <w:sz w:val="18"/>
+                <w:sz w:val="16"/>
               </w:rPr>
               <w:t>0.90e-3 – 1.88e-3</w:t>
             </w:r>
@@ -2214,7 +1701,7 @@
             <w:r>
               <w:rPr>
                 <w:b/>
-                <w:sz w:val="18"/>
+                <w:sz w:val="16"/>
               </w:rPr>
               <w:t>PASS — adopted</w:t>
             </w:r>
@@ -2230,7 +1717,7 @@
             <w:r/>
             <w:r>
               <w:rPr>
-                <w:sz w:val="18"/>
+                <w:sz w:val="16"/>
               </w:rPr>
               <w:t>fp16 everywhere</w:t>
             </w:r>
@@ -2244,7 +1731,7 @@
             <w:r/>
             <w:r>
               <w:rPr>
-                <w:sz w:val="18"/>
+                <w:sz w:val="16"/>
               </w:rPr>
               <w:t>6e-3 – 8e-3</w:t>
             </w:r>
@@ -2258,7 +1745,7 @@
             <w:r/>
             <w:r>
               <w:rPr>
-                <w:sz w:val="18"/>
+                <w:sz w:val="16"/>
               </w:rPr>
               <w:t>FAIL: near-zero elements miss both branches</w:t>
             </w:r>
@@ -2274,7 +1761,7 @@
             <w:r/>
             <w:r>
               <w:rPr>
-                <w:sz w:val="18"/>
+                <w:sz w:val="16"/>
               </w:rPr>
               <w:t>bf16 GEMMs + fp32 residual</w:t>
             </w:r>
@@ -2288,7 +1775,7 @@
             <w:r/>
             <w:r>
               <w:rPr>
-                <w:sz w:val="18"/>
+                <w:sz w:val="16"/>
               </w:rPr>
               <w:t>1.0e-2</w:t>
             </w:r>
@@ -2302,7 +1789,7 @@
             <w:r/>
             <w:r>
               <w:rPr>
-                <w:sz w:val="18"/>
+                <w:sz w:val="16"/>
               </w:rPr>
               <w:t>FAIL</w:t>
             </w:r>
@@ -2312,18 +1799,18 @@
     </w:tbl>
     <w:p>
       <w:pPr>
-        <w:spacing w:after="80"/>
+        <w:spacing w:after="40"/>
       </w:pPr>
     </w:p>
     <w:p>
       <w:pPr>
-        <w:spacing w:after="240"/>
+        <w:spacing w:after="140"/>
         <w:jc w:val="left"/>
       </w:pPr>
       <w:r>
         <w:rPr>
           <w:i/>
-          <w:sz w:val="18"/>
+          <w:sz w:val="17"/>
         </w:rPr>
         <w:t>Table 3: Measured worst-case absolute error against the fp32 reference across the 13 comparable shapes.</w:t>
       </w:r>
@@ -2334,7 +1821,7 @@
           <w:b w:val="0"/>
           <w:i w:val="0"/>
         </w:rPr>
-        <w:t>Carrying the residual stream in fp16 as well is roughly 5x worse, because each layer's rounding then compounds into the next instead of being absorbed by an fp32 accumulator. bf16 fails despite its wider exponent range: eight mantissa bits are simply insufficient here. We state plainly that the fp16 margin is thin — 1.88e-3 against a 2.0e-3 floor is roughly one part in twenty of headroom, not one in two — which is why adoption is gated on a measured per-shape error bound rather than applied unconditionally.</w:t>
+        <w:t>Carrying the residual in fp16 too is ~5x worse: each layer's rounding then compounds into the next instead of being absorbed by an fp32 accumulator. bf16 fails despite its exponent range — eight mantissa bits are not enough. The fp16 margin is thin: 1.88e-3 against a 2.0e-3 floor is about one part in twenty of headroom, which is why adoption is gated on a measured per-shape error bound rather than applied unconditionally.</w:t>
       </w:r>
     </w:p>
     <w:p>
@@ -2361,8 +1848,8 @@
         <w:tblLook w:firstColumn="1" w:firstRow="1" w:lastColumn="0" w:lastRow="0" w:noHBand="0" w:noVBand="1" w:val="04A0"/>
       </w:tblPr>
       <w:tblGrid>
-        <w:gridCol w:w="4680"/>
-        <w:gridCol w:w="4680"/>
+        <w:gridCol w:w="4968"/>
+        <w:gridCol w:w="4968"/>
       </w:tblGrid>
       <w:tr>
         <w:tc>
@@ -2375,7 +1862,7 @@
             <w:r>
               <w:rPr>
                 <w:b/>
-                <w:sz w:val="19"/>
+                <w:sz w:val="17"/>
               </w:rPr>
               <w:t>Component</w:t>
             </w:r>
@@ -2391,7 +1878,7 @@
             <w:r>
               <w:rPr>
                 <w:b/>
-                <w:sz w:val="19"/>
+                <w:sz w:val="17"/>
               </w:rPr>
               <w:t>Specification</w:t>
             </w:r>
@@ -2407,7 +1894,7 @@
             <w:r/>
             <w:r>
               <w:rPr>
-                <w:sz w:val="18"/>
+                <w:sz w:val="16"/>
               </w:rPr>
               <w:t>GPU</w:t>
             </w:r>
@@ -2421,7 +1908,7 @@
             <w:r/>
             <w:r>
               <w:rPr>
-                <w:sz w:val="18"/>
+                <w:sz w:val="16"/>
               </w:rPr>
               <w:t>NVIDIA GeForce RTX 4080 Laptop GPU — 11.99 GiB VRAM, 58 SMs, compute capability 8.9 (Ada)</w:t>
             </w:r>
@@ -2437,7 +1924,7 @@
             <w:r/>
             <w:r>
               <w:rPr>
-                <w:sz w:val="18"/>
+                <w:sz w:val="16"/>
               </w:rPr>
               <w:t>CPU</w:t>
             </w:r>
@@ -2451,7 +1938,7 @@
             <w:r/>
             <w:r>
               <w:rPr>
-                <w:sz w:val="18"/>
+                <w:sz w:val="16"/>
               </w:rPr>
               <w:t>Intel Core i9-14900HX — 24 cores / 32 threads</w:t>
             </w:r>
@@ -2467,7 +1954,7 @@
             <w:r/>
             <w:r>
               <w:rPr>
-                <w:sz w:val="18"/>
+                <w:sz w:val="16"/>
               </w:rPr>
               <w:t>RAM</w:t>
             </w:r>
@@ -2481,7 +1968,7 @@
             <w:r/>
             <w:r>
               <w:rPr>
-                <w:sz w:val="18"/>
+                <w:sz w:val="16"/>
               </w:rPr>
               <w:t>31.7 GB</w:t>
             </w:r>
@@ -2497,7 +1984,7 @@
             <w:r/>
             <w:r>
               <w:rPr>
-                <w:sz w:val="18"/>
+                <w:sz w:val="16"/>
               </w:rPr>
               <w:t>Storage</w:t>
             </w:r>
@@ -2511,7 +1998,7 @@
             <w:r/>
             <w:r>
               <w:rPr>
-                <w:sz w:val="18"/>
+                <w:sz w:val="16"/>
               </w:rPr>
               <w:t>SSD (HFS001TEJ9X125N)</w:t>
             </w:r>
@@ -2527,7 +2014,7 @@
             <w:r/>
             <w:r>
               <w:rPr>
-                <w:sz w:val="18"/>
+                <w:sz w:val="16"/>
               </w:rPr>
               <w:t>OS</w:t>
             </w:r>
@@ -2541,7 +2028,7 @@
             <w:r/>
             <w:r>
               <w:rPr>
-                <w:sz w:val="18"/>
+                <w:sz w:val="16"/>
               </w:rPr>
               <w:t>Windows 11 Home Single Language (10.0.26200)</w:t>
             </w:r>
@@ -2557,7 +2044,7 @@
             <w:r/>
             <w:r>
               <w:rPr>
-                <w:sz w:val="18"/>
+                <w:sz w:val="16"/>
               </w:rPr>
               <w:t>Python</w:t>
             </w:r>
@@ -2571,7 +2058,7 @@
             <w:r/>
             <w:r>
               <w:rPr>
-                <w:sz w:val="18"/>
+                <w:sz w:val="16"/>
               </w:rPr>
               <w:t>3.13.0</w:t>
             </w:r>
@@ -2587,7 +2074,7 @@
             <w:r/>
             <w:r>
               <w:rPr>
-                <w:sz w:val="18"/>
+                <w:sz w:val="16"/>
               </w:rPr>
               <w:t>PyTorch</w:t>
             </w:r>
@@ -2601,7 +2088,7 @@
             <w:r/>
             <w:r>
               <w:rPr>
-                <w:sz w:val="18"/>
+                <w:sz w:val="16"/>
               </w:rPr>
               <w:t>2.6.0+cu124</w:t>
             </w:r>
@@ -2617,7 +2104,7 @@
             <w:r/>
             <w:r>
               <w:rPr>
-                <w:sz w:val="18"/>
+                <w:sz w:val="16"/>
               </w:rPr>
               <w:t>CUDA</w:t>
             </w:r>
@@ -2631,7 +2118,7 @@
             <w:r/>
             <w:r>
               <w:rPr>
-                <w:sz w:val="18"/>
+                <w:sz w:val="16"/>
               </w:rPr>
               <w:t>12.4</w:t>
             </w:r>
@@ -2647,7 +2134,7 @@
             <w:r/>
             <w:r>
               <w:rPr>
-                <w:sz w:val="18"/>
+                <w:sz w:val="16"/>
               </w:rPr>
               <w:t>Triton</w:t>
             </w:r>
@@ -2661,7 +2148,7 @@
             <w:r/>
             <w:r>
               <w:rPr>
-                <w:sz w:val="18"/>
+                <w:sz w:val="16"/>
               </w:rPr>
               <w:t>triton-windows 3.2.0.post21</w:t>
             </w:r>
@@ -2671,18 +2158,18 @@
     </w:tbl>
     <w:p>
       <w:pPr>
-        <w:spacing w:after="80"/>
+        <w:spacing w:after="40"/>
       </w:pPr>
     </w:p>
     <w:p>
       <w:pPr>
-        <w:spacing w:after="240"/>
+        <w:spacing w:after="140"/>
         <w:jc w:val="left"/>
       </w:pPr>
       <w:r>
         <w:rPr>
           <w:i/>
-          <w:sz w:val="18"/>
+          <w:sz w:val="17"/>
         </w:rPr>
         <w:t>Table 4: Evaluation environment.</w:t>
       </w:r>
@@ -2702,7 +2189,7 @@
           <w:b w:val="0"/>
           <w:i w:val="0"/>
         </w:rPr>
-        <w:t>One practical obstacle is worth recording: official Triton publishes no Windows wheel, so torch 2.6.0+cu124 on Windows ships without it. The Triton kernel described in Section 3.2 was dead code until this was diagnosed and resolved with the community triton-windows build. The 3.2.x series is the one that pairs with torch 2.6.</w:t>
+        <w:t>One practical obstacle is worth recording: official Triton publishes no Windows wheel, so torch 2.6.0+cu124 on Windows ships without it. The Triton kernel was dead code until this was diagnosed and resolved with the community triton-windows build (the 3.2.x series pairs with torch 2.6).</w:t>
       </w:r>
     </w:p>
     <w:p>
@@ -2724,14 +2211,14 @@
     </w:p>
     <w:p>
       <w:pPr>
-        <w:spacing w:before="120" w:after="200"/>
+        <w:spacing w:before="80" w:after="120"/>
         <w:ind w:left="360"/>
         <w:shd w:fill="F2F4F7"/>
       </w:pPr>
       <w:r>
         <w:rPr>
           <w:rFonts w:ascii="Consolas" w:hAnsi="Consolas"/>
-          <w:sz w:val="18"/>
+          <w:sz w:val="17"/>
         </w:rPr>
         <w:t>abs(user - ref) &lt;= 0.002   OR   abs(user - ref) &lt;= 0.02 * abs(ref)</w:t>
       </w:r>
@@ -2759,7 +2246,7 @@
           <w:b w:val="0"/>
           <w:i w:val="0"/>
         </w:rPr>
-        <w:t>Latency is measured with CUDA events on the current stream, with 100 warmup iterations, 100 repeats per round, and 3 rounds per shape. Baseline and optimized measurements alternate in order between rounds to reduce thermal and clock-order bias. Calibration occurs during warmup and is excluded from all reported figures.</w:t>
+        <w:t>CUDA events on the current stream; 100 warmup iterations, 100 repeats per round, 3 rounds per shape, with baseline and optimized alternating between rounds to reduce thermal and clock-order bias. Calibration happens during warmup and is excluded from all reported figures.</w:t>
       </w:r>
     </w:p>
     <w:p>
@@ -2768,7 +2255,7 @@
           <w:b w:val="0"/>
           <w:i w:val="0"/>
         </w:rPr>
-        <w:t>One methodological point proved important. The harness submits every iteration before a single synchronization, rather than synchronizing after each call. Our internal calibration timer had to mirror this exactly: synchronizing per call drains the launch queue and lets the host catch up, making launch-bound shapes measure artificially cheap in isolation. On shape #13 the difference is 6.77 ms against 10.92 ms for the same code.</w:t>
+        <w:t>One point proved important: the harness submits every iteration before a single synchronization. Our calibration timer had to mirror that exactly - synchronizing per call drains the launch queue and lets the host catch up, making launch-bound shapes measure artificially cheap. On shape #13 that is 6.77 ms against 10.92 ms for identical code.</w:t>
       </w:r>
     </w:p>
     <w:p>
@@ -2795,14 +2282,14 @@
         <w:tblLook w:firstColumn="1" w:firstRow="1" w:lastColumn="0" w:lastRow="0" w:noHBand="0" w:noVBand="1" w:val="04A0"/>
       </w:tblPr>
       <w:tblGrid>
-        <w:gridCol w:w="1170"/>
-        <w:gridCol w:w="1170"/>
-        <w:gridCol w:w="1170"/>
-        <w:gridCol w:w="1170"/>
-        <w:gridCol w:w="1170"/>
-        <w:gridCol w:w="1170"/>
-        <w:gridCol w:w="1170"/>
-        <w:gridCol w:w="1170"/>
+        <w:gridCol w:w="1242"/>
+        <w:gridCol w:w="1242"/>
+        <w:gridCol w:w="1242"/>
+        <w:gridCol w:w="1242"/>
+        <w:gridCol w:w="1242"/>
+        <w:gridCol w:w="1242"/>
+        <w:gridCol w:w="1242"/>
+        <w:gridCol w:w="1242"/>
       </w:tblGrid>
       <w:tr>
         <w:tc>
@@ -2815,7 +2302,7 @@
             <w:r>
               <w:rPr>
                 <w:b/>
-                <w:sz w:val="19"/>
+                <w:sz w:val="17"/>
               </w:rPr>
               <w:t>#</w:t>
             </w:r>
@@ -2831,7 +2318,7 @@
             <w:r>
               <w:rPr>
                 <w:b/>
-                <w:sz w:val="19"/>
+                <w:sz w:val="17"/>
               </w:rPr>
               <w:t>Shape (B, d, H, S, L, ffn)</w:t>
             </w:r>
@@ -2847,7 +2334,7 @@
             <w:r>
               <w:rPr>
                 <w:b/>
-                <w:sz w:val="19"/>
+                <w:sz w:val="17"/>
               </w:rPr>
               <w:t>Acc.</w:t>
             </w:r>
@@ -2863,7 +2350,7 @@
             <w:r>
               <w:rPr>
                 <w:b/>
-                <w:sz w:val="19"/>
+                <w:sz w:val="17"/>
               </w:rPr>
               <w:t>Speedup</w:t>
             </w:r>
@@ -2879,7 +2366,7 @@
             <w:r>
               <w:rPr>
                 <w:b/>
-                <w:sz w:val="19"/>
+                <w:sz w:val="17"/>
               </w:rPr>
               <w:t>Base ms</w:t>
             </w:r>
@@ -2895,7 +2382,7 @@
             <w:r>
               <w:rPr>
                 <w:b/>
-                <w:sz w:val="19"/>
+                <w:sz w:val="17"/>
               </w:rPr>
               <w:t>Opt ms</w:t>
             </w:r>
@@ -2911,7 +2398,7 @@
             <w:r>
               <w:rPr>
                 <w:b/>
-                <w:sz w:val="19"/>
+                <w:sz w:val="17"/>
               </w:rPr>
               <w:t>Path</w:t>
             </w:r>
@@ -2927,7 +2414,7 @@
             <w:r>
               <w:rPr>
                 <w:b/>
-                <w:sz w:val="19"/>
+                <w:sz w:val="17"/>
               </w:rPr>
               <w:t>Precision</w:t>
             </w:r>
@@ -2943,7 +2430,7 @@
             <w:r/>
             <w:r>
               <w:rPr>
-                <w:sz w:val="18"/>
+                <w:sz w:val="16"/>
               </w:rPr>
               <w:t>1</w:t>
             </w:r>
@@ -2957,7 +2444,7 @@
             <w:r/>
             <w:r>
               <w:rPr>
-                <w:sz w:val="18"/>
+                <w:sz w:val="16"/>
               </w:rPr>
               <w:t>64, 128, 4, 128, 4, 128</w:t>
             </w:r>
@@ -2971,7 +2458,7 @@
             <w:r/>
             <w:r>
               <w:rPr>
-                <w:sz w:val="18"/>
+                <w:sz w:val="16"/>
               </w:rPr>
               <w:t>PASS</w:t>
             </w:r>
@@ -2985,7 +2472,7 @@
             <w:r/>
             <w:r>
               <w:rPr>
-                <w:sz w:val="18"/>
+                <w:sz w:val="16"/>
               </w:rPr>
               <w:t>5.199x</w:t>
             </w:r>
@@ -2999,7 +2486,7 @@
             <w:r/>
             <w:r>
               <w:rPr>
-                <w:sz w:val="18"/>
+                <w:sz w:val="16"/>
               </w:rPr>
               <w:t>1.863</w:t>
             </w:r>
@@ -3013,7 +2500,7 @@
             <w:r/>
             <w:r>
               <w:rPr>
-                <w:sz w:val="18"/>
+                <w:sz w:val="16"/>
               </w:rPr>
               <w:t>0.358</w:t>
             </w:r>
@@ -3027,7 +2514,7 @@
             <w:r/>
             <w:r>
               <w:rPr>
-                <w:sz w:val="18"/>
+                <w:sz w:val="16"/>
               </w:rPr>
               <w:t>graph x1</w:t>
             </w:r>
@@ -3041,7 +2528,7 @@
             <w:r/>
             <w:r>
               <w:rPr>
-                <w:sz w:val="18"/>
+                <w:sz w:val="16"/>
               </w:rPr>
               <w:t>fp16/fp32</w:t>
             </w:r>
@@ -3057,7 +2544,7 @@
             <w:r/>
             <w:r>
               <w:rPr>
-                <w:sz w:val="18"/>
+                <w:sz w:val="16"/>
               </w:rPr>
               <w:t>2</w:t>
             </w:r>
@@ -3071,7 +2558,7 @@
             <w:r/>
             <w:r>
               <w:rPr>
-                <w:sz w:val="18"/>
+                <w:sz w:val="16"/>
               </w:rPr>
               <w:t>1, 128, 4, 128, 4, 128</w:t>
             </w:r>
@@ -3085,7 +2572,7 @@
             <w:r/>
             <w:r>
               <w:rPr>
-                <w:sz w:val="18"/>
+                <w:sz w:val="16"/>
               </w:rPr>
               <w:t>PASS</w:t>
             </w:r>
@@ -3099,7 +2586,7 @@
             <w:r/>
             <w:r>
               <w:rPr>
-                <w:sz w:val="18"/>
+                <w:sz w:val="16"/>
               </w:rPr>
               <w:t>22.522x</w:t>
             </w:r>
@@ -3113,7 +2600,7 @@
             <w:r/>
             <w:r>
               <w:rPr>
-                <w:sz w:val="18"/>
+                <w:sz w:val="16"/>
               </w:rPr>
               <w:t>2.652</w:t>
             </w:r>
@@ -3127,7 +2614,7 @@
             <w:r/>
             <w:r>
               <w:rPr>
-                <w:sz w:val="18"/>
+                <w:sz w:val="16"/>
               </w:rPr>
               <w:t>0.118</w:t>
             </w:r>
@@ -3141,7 +2628,7 @@
             <w:r/>
             <w:r>
               <w:rPr>
-                <w:sz w:val="18"/>
+                <w:sz w:val="16"/>
               </w:rPr>
               <w:t>graph x1</w:t>
             </w:r>
@@ -3155,7 +2642,7 @@
             <w:r/>
             <w:r>
               <w:rPr>
-                <w:sz w:val="18"/>
+                <w:sz w:val="16"/>
               </w:rPr>
               <w:t>fp16/fp32</w:t>
             </w:r>
@@ -3171,7 +2658,7 @@
             <w:r/>
             <w:r>
               <w:rPr>
-                <w:sz w:val="18"/>
+                <w:sz w:val="16"/>
               </w:rPr>
               <w:t>3</w:t>
             </w:r>
@@ -3185,7 +2672,7 @@
             <w:r/>
             <w:r>
               <w:rPr>
-                <w:sz w:val="18"/>
+                <w:sz w:val="16"/>
               </w:rPr>
               <w:t>4, 128, 4, 128, 4, 128</w:t>
             </w:r>
@@ -3199,7 +2686,7 @@
             <w:r/>
             <w:r>
               <w:rPr>
-                <w:sz w:val="18"/>
+                <w:sz w:val="16"/>
               </w:rPr>
               <w:t>PASS</w:t>
             </w:r>
@@ -3213,7 +2700,7 @@
             <w:r/>
             <w:r>
               <w:rPr>
-                <w:sz w:val="18"/>
+                <w:sz w:val="16"/>
               </w:rPr>
               <w:t>12.177x</w:t>
             </w:r>
@@ -3227,7 +2714,7 @@
             <w:r/>
             <w:r>
               <w:rPr>
-                <w:sz w:val="18"/>
+                <w:sz w:val="16"/>
               </w:rPr>
               <w:t>2.606</w:t>
             </w:r>
@@ -3241,7 +2728,7 @@
             <w:r/>
             <w:r>
               <w:rPr>
-                <w:sz w:val="18"/>
+                <w:sz w:val="16"/>
               </w:rPr>
               <w:t>0.214</w:t>
             </w:r>
@@ -3255,7 +2742,7 @@
             <w:r/>
             <w:r>
               <w:rPr>
-                <w:sz w:val="18"/>
+                <w:sz w:val="16"/>
               </w:rPr>
               <w:t>graph x1</w:t>
             </w:r>
@@ -3269,7 +2756,7 @@
             <w:r/>
             <w:r>
               <w:rPr>
-                <w:sz w:val="18"/>
+                <w:sz w:val="16"/>
               </w:rPr>
               <w:t>fp32</w:t>
             </w:r>
@@ -3285,7 +2772,7 @@
             <w:r/>
             <w:r>
               <w:rPr>
-                <w:sz w:val="18"/>
+                <w:sz w:val="16"/>
               </w:rPr>
               <w:t>4</w:t>
             </w:r>
@@ -3299,7 +2786,7 @@
             <w:r/>
             <w:r>
               <w:rPr>
-                <w:sz w:val="18"/>
+                <w:sz w:val="16"/>
               </w:rPr>
               <w:t>16, 128, 4, 128, 4, 128</w:t>
             </w:r>
@@ -3313,7 +2800,7 @@
             <w:r/>
             <w:r>
               <w:rPr>
-                <w:sz w:val="18"/>
+                <w:sz w:val="16"/>
               </w:rPr>
               <w:t>PASS</w:t>
             </w:r>
@@ -3327,7 +2814,7 @@
             <w:r/>
             <w:r>
               <w:rPr>
-                <w:sz w:val="18"/>
+                <w:sz w:val="16"/>
               </w:rPr>
               <w:t>8.561x</w:t>
             </w:r>
@@ -3341,7 +2828,7 @@
             <w:r/>
             <w:r>
               <w:rPr>
-                <w:sz w:val="18"/>
+                <w:sz w:val="16"/>
               </w:rPr>
               <w:t>2.630</w:t>
             </w:r>
@@ -3355,7 +2842,7 @@
             <w:r/>
             <w:r>
               <w:rPr>
-                <w:sz w:val="18"/>
+                <w:sz w:val="16"/>
               </w:rPr>
               <w:t>0.307</w:t>
             </w:r>
@@ -3369,7 +2856,7 @@
             <w:r/>
             <w:r>
               <w:rPr>
-                <w:sz w:val="18"/>
+                <w:sz w:val="16"/>
               </w:rPr>
               <w:t>graph x1</w:t>
             </w:r>
@@ -3383,7 +2870,7 @@
             <w:r/>
             <w:r>
               <w:rPr>
-                <w:sz w:val="18"/>
+                <w:sz w:val="16"/>
               </w:rPr>
               <w:t>fp32</w:t>
             </w:r>
@@ -3399,7 +2886,7 @@
             <w:r/>
             <w:r>
               <w:rPr>
-                <w:sz w:val="18"/>
+                <w:sz w:val="16"/>
               </w:rPr>
               <w:t>5</w:t>
             </w:r>
@@ -3413,7 +2900,7 @@
             <w:r/>
             <w:r>
               <w:rPr>
-                <w:sz w:val="18"/>
+                <w:sz w:val="16"/>
               </w:rPr>
               <w:t>128, 128, 4, 128, 4, 128</w:t>
             </w:r>
@@ -3427,7 +2914,7 @@
             <w:r/>
             <w:r>
               <w:rPr>
-                <w:sz w:val="18"/>
+                <w:sz w:val="16"/>
               </w:rPr>
               <w:t>PASS</w:t>
             </w:r>
@@ -3441,7 +2928,7 @@
             <w:r/>
             <w:r>
               <w:rPr>
-                <w:sz w:val="18"/>
+                <w:sz w:val="16"/>
               </w:rPr>
               <w:t>7.207x</w:t>
             </w:r>
@@ -3455,7 +2942,7 @@
             <w:r/>
             <w:r>
               <w:rPr>
-                <w:sz w:val="18"/>
+                <w:sz w:val="16"/>
               </w:rPr>
               <w:t>4.605</w:t>
             </w:r>
@@ -3469,7 +2956,7 @@
             <w:r/>
             <w:r>
               <w:rPr>
-                <w:sz w:val="18"/>
+                <w:sz w:val="16"/>
               </w:rPr>
               <w:t>0.639</w:t>
             </w:r>
@@ -3483,7 +2970,7 @@
             <w:r/>
             <w:r>
               <w:rPr>
-                <w:sz w:val="18"/>
+                <w:sz w:val="16"/>
               </w:rPr>
               <w:t>graph x1</w:t>
             </w:r>
@@ -3497,7 +2984,7 @@
             <w:r/>
             <w:r>
               <w:rPr>
-                <w:sz w:val="18"/>
+                <w:sz w:val="16"/>
               </w:rPr>
               <w:t>fp16/fp32</w:t>
             </w:r>
@@ -3513,7 +3000,7 @@
             <w:r/>
             <w:r>
               <w:rPr>
-                <w:sz w:val="18"/>
+                <w:sz w:val="16"/>
               </w:rPr>
               <w:t>6</w:t>
             </w:r>
@@ -3527,7 +3014,7 @@
             <w:r/>
             <w:r>
               <w:rPr>
-                <w:sz w:val="18"/>
+                <w:sz w:val="16"/>
               </w:rPr>
               <w:t>10000, 128, 4, 128, 4, 128</w:t>
             </w:r>
@@ -3541,7 +3028,7 @@
             <w:r/>
             <w:r>
               <w:rPr>
-                <w:sz w:val="18"/>
+                <w:sz w:val="16"/>
               </w:rPr>
               <w:t>PASS</w:t>
             </w:r>
@@ -3555,7 +3042,7 @@
             <w:r/>
             <w:r>
               <w:rPr>
-                <w:sz w:val="18"/>
+                <w:sz w:val="16"/>
               </w:rPr>
               <w:t>11.554x</w:t>
             </w:r>
@@ -3569,7 +3056,7 @@
             <w:r/>
             <w:r>
               <w:rPr>
-                <w:sz w:val="18"/>
+                <w:sz w:val="16"/>
               </w:rPr>
               <w:t>676.601</w:t>
             </w:r>
@@ -3583,7 +3070,7 @@
             <w:r/>
             <w:r>
               <w:rPr>
-                <w:sz w:val="18"/>
+                <w:sz w:val="16"/>
               </w:rPr>
               <w:t>58.561</w:t>
             </w:r>
@@ -3597,7 +3084,7 @@
             <w:r/>
             <w:r>
               <w:rPr>
-                <w:sz w:val="18"/>
+                <w:sz w:val="16"/>
               </w:rPr>
               <w:t>eager x66</w:t>
             </w:r>
@@ -3611,7 +3098,7 @@
             <w:r/>
             <w:r>
               <w:rPr>
-                <w:sz w:val="18"/>
+                <w:sz w:val="16"/>
               </w:rPr>
               <w:t>fp16/fp32</w:t>
             </w:r>
@@ -3627,7 +3114,7 @@
             <w:r/>
             <w:r>
               <w:rPr>
-                <w:sz w:val="18"/>
+                <w:sz w:val="16"/>
               </w:rPr>
               <w:t>7</w:t>
             </w:r>
@@ -3641,7 +3128,7 @@
             <w:r/>
             <w:r>
               <w:rPr>
-                <w:sz w:val="18"/>
+                <w:sz w:val="16"/>
               </w:rPr>
               <w:t>64, 32, 4, 128, 4, 32</w:t>
             </w:r>
@@ -3655,7 +3142,7 @@
             <w:r/>
             <w:r>
               <w:rPr>
-                <w:sz w:val="18"/>
+                <w:sz w:val="16"/>
               </w:rPr>
               <w:t>PASS</w:t>
             </w:r>
@@ -3669,7 +3156,7 @@
             <w:r/>
             <w:r>
               <w:rPr>
-                <w:sz w:val="18"/>
+                <w:sz w:val="16"/>
               </w:rPr>
               <w:t>11.156x</w:t>
             </w:r>
@@ -3683,7 +3170,7 @@
             <w:r/>
             <w:r>
               <w:rPr>
-                <w:sz w:val="18"/>
+                <w:sz w:val="16"/>
               </w:rPr>
               <w:t>2.193</w:t>
             </w:r>
@@ -3697,7 +3184,7 @@
             <w:r/>
             <w:r>
               <w:rPr>
-                <w:sz w:val="18"/>
+                <w:sz w:val="16"/>
               </w:rPr>
               <w:t>0.197</w:t>
             </w:r>
@@ -3711,7 +3198,7 @@
             <w:r/>
             <w:r>
               <w:rPr>
-                <w:sz w:val="18"/>
+                <w:sz w:val="16"/>
               </w:rPr>
               <w:t>graph x1</w:t>
             </w:r>
@@ -3725,7 +3212,7 @@
             <w:r/>
             <w:r>
               <w:rPr>
-                <w:sz w:val="18"/>
+                <w:sz w:val="16"/>
               </w:rPr>
               <w:t>fp16/fp32</w:t>
             </w:r>
@@ -3741,7 +3228,7 @@
             <w:r/>
             <w:r>
               <w:rPr>
-                <w:sz w:val="18"/>
+                <w:sz w:val="16"/>
               </w:rPr>
               <w:t>8</w:t>
             </w:r>
@@ -3755,7 +3242,7 @@
             <w:r/>
             <w:r>
               <w:rPr>
-                <w:sz w:val="18"/>
+                <w:sz w:val="16"/>
               </w:rPr>
               <w:t>64, 1024, 4, 128, 4, 1024</w:t>
             </w:r>
@@ -3769,7 +3256,7 @@
             <w:r/>
             <w:r>
               <w:rPr>
-                <w:sz w:val="18"/>
+                <w:sz w:val="16"/>
               </w:rPr>
               <w:t>PASS</w:t>
             </w:r>
@@ -3783,7 +3270,7 @@
             <w:r/>
             <w:r>
               <w:rPr>
-                <w:sz w:val="18"/>
+                <w:sz w:val="16"/>
               </w:rPr>
               <w:t>2.707x</w:t>
             </w:r>
@@ -3797,7 +3284,7 @@
             <w:r/>
             <w:r>
               <w:rPr>
-                <w:sz w:val="18"/>
+                <w:sz w:val="16"/>
               </w:rPr>
               <w:t>21.904</w:t>
             </w:r>
@@ -3811,7 +3298,7 @@
             <w:r/>
             <w:r>
               <w:rPr>
-                <w:sz w:val="18"/>
+                <w:sz w:val="16"/>
               </w:rPr>
               <w:t>8.093</w:t>
             </w:r>
@@ -3825,7 +3312,7 @@
             <w:r/>
             <w:r>
               <w:rPr>
-                <w:sz w:val="18"/>
+                <w:sz w:val="16"/>
               </w:rPr>
               <w:t>eager x4</w:t>
             </w:r>
@@ -3839,7 +3326,7 @@
             <w:r/>
             <w:r>
               <w:rPr>
-                <w:sz w:val="18"/>
+                <w:sz w:val="16"/>
               </w:rPr>
               <w:t>fp16/fp32</w:t>
             </w:r>
@@ -3855,7 +3342,7 @@
             <w:r/>
             <w:r>
               <w:rPr>
-                <w:sz w:val="18"/>
+                <w:sz w:val="16"/>
               </w:rPr>
               <w:t>9</w:t>
             </w:r>
@@ -3869,7 +3356,7 @@
             <w:r/>
             <w:r>
               <w:rPr>
-                <w:sz w:val="18"/>
+                <w:sz w:val="16"/>
               </w:rPr>
               <w:t>64, 128, 1, 128, 4, 128</w:t>
             </w:r>
@@ -3883,7 +3370,7 @@
             <w:r/>
             <w:r>
               <w:rPr>
-                <w:sz w:val="18"/>
+                <w:sz w:val="16"/>
               </w:rPr>
               <w:t>PASS</w:t>
             </w:r>
@@ -3897,7 +3384,7 @@
             <w:r/>
             <w:r>
               <w:rPr>
-                <w:sz w:val="18"/>
+                <w:sz w:val="16"/>
               </w:rPr>
               <w:t>5.391x</w:t>
             </w:r>
@@ -3911,7 +3398,7 @@
             <w:r/>
             <w:r>
               <w:rPr>
-                <w:sz w:val="18"/>
+                <w:sz w:val="16"/>
               </w:rPr>
               <w:t>1.921</w:t>
             </w:r>
@@ -3925,7 +3412,7 @@
             <w:r/>
             <w:r>
               <w:rPr>
-                <w:sz w:val="18"/>
+                <w:sz w:val="16"/>
               </w:rPr>
               <w:t>0.356</w:t>
             </w:r>
@@ -3939,7 +3426,7 @@
             <w:r/>
             <w:r>
               <w:rPr>
-                <w:sz w:val="18"/>
+                <w:sz w:val="16"/>
               </w:rPr>
               <w:t>graph x1</w:t>
             </w:r>
@@ -3953,7 +3440,7 @@
             <w:r/>
             <w:r>
               <w:rPr>
-                <w:sz w:val="18"/>
+                <w:sz w:val="16"/>
               </w:rPr>
               <w:t>fp16/fp32</w:t>
             </w:r>
@@ -3969,7 +3456,7 @@
             <w:r/>
             <w:r>
               <w:rPr>
-                <w:sz w:val="18"/>
+                <w:sz w:val="16"/>
               </w:rPr>
               <w:t>10</w:t>
             </w:r>
@@ -3983,7 +3470,7 @@
             <w:r/>
             <w:r>
               <w:rPr>
-                <w:sz w:val="18"/>
+                <w:sz w:val="16"/>
               </w:rPr>
               <w:t>64, 128, 2, 128, 4, 128</w:t>
             </w:r>
@@ -3997,7 +3484,7 @@
             <w:r/>
             <w:r>
               <w:rPr>
-                <w:sz w:val="18"/>
+                <w:sz w:val="16"/>
               </w:rPr>
               <w:t>PASS</w:t>
             </w:r>
@@ -4011,7 +3498,7 @@
             <w:r/>
             <w:r>
               <w:rPr>
-                <w:sz w:val="18"/>
+                <w:sz w:val="16"/>
               </w:rPr>
               <w:t>6.615x</w:t>
             </w:r>
@@ -4025,7 +3512,7 @@
             <w:r/>
             <w:r>
               <w:rPr>
-                <w:sz w:val="18"/>
+                <w:sz w:val="16"/>
               </w:rPr>
               <w:t>2.242</w:t>
             </w:r>
@@ -4039,7 +3526,7 @@
             <w:r/>
             <w:r>
               <w:rPr>
-                <w:sz w:val="18"/>
+                <w:sz w:val="16"/>
               </w:rPr>
               <w:t>0.339</w:t>
             </w:r>
@@ -4053,7 +3540,7 @@
             <w:r/>
             <w:r>
               <w:rPr>
-                <w:sz w:val="18"/>
+                <w:sz w:val="16"/>
               </w:rPr>
               <w:t>graph x1</w:t>
             </w:r>
@@ -4067,7 +3554,7 @@
             <w:r/>
             <w:r>
               <w:rPr>
-                <w:sz w:val="18"/>
+                <w:sz w:val="16"/>
               </w:rPr>
               <w:t>fp16/fp32</w:t>
             </w:r>
@@ -4083,7 +3570,7 @@
             <w:r/>
             <w:r>
               <w:rPr>
-                <w:sz w:val="18"/>
+                <w:sz w:val="16"/>
               </w:rPr>
               <w:t>11</w:t>
             </w:r>
@@ -4097,7 +3584,7 @@
             <w:r/>
             <w:r>
               <w:rPr>
-                <w:sz w:val="18"/>
+                <w:sz w:val="16"/>
               </w:rPr>
               <w:t>64, 128, 16, 128, 4, 128</w:t>
             </w:r>
@@ -4111,7 +3598,7 @@
             <w:r/>
             <w:r>
               <w:rPr>
-                <w:sz w:val="18"/>
+                <w:sz w:val="16"/>
               </w:rPr>
               <w:t>PASS</w:t>
             </w:r>
@@ -4125,7 +3612,7 @@
             <w:r/>
             <w:r>
               <w:rPr>
-                <w:sz w:val="18"/>
+                <w:sz w:val="16"/>
               </w:rPr>
               <w:t>20.933x</w:t>
             </w:r>
@@ -4139,7 +3626,7 @@
             <w:r/>
             <w:r>
               <w:rPr>
-                <w:sz w:val="18"/>
+                <w:sz w:val="16"/>
               </w:rPr>
               <w:t>11.125</w:t>
             </w:r>
@@ -4153,7 +3640,7 @@
             <w:r/>
             <w:r>
               <w:rPr>
-                <w:sz w:val="18"/>
+                <w:sz w:val="16"/>
               </w:rPr>
               <w:t>0.531</w:t>
             </w:r>
@@ -4167,7 +3654,7 @@
             <w:r/>
             <w:r>
               <w:rPr>
-                <w:sz w:val="18"/>
+                <w:sz w:val="16"/>
               </w:rPr>
               <w:t>graph x1</w:t>
             </w:r>
@@ -4181,7 +3668,7 @@
             <w:r/>
             <w:r>
               <w:rPr>
-                <w:sz w:val="18"/>
+                <w:sz w:val="16"/>
               </w:rPr>
               <w:t>fp16/fp32</w:t>
             </w:r>
@@ -4197,7 +3684,7 @@
             <w:r/>
             <w:r>
               <w:rPr>
-                <w:sz w:val="18"/>
+                <w:sz w:val="16"/>
               </w:rPr>
               <w:t>12</w:t>
             </w:r>
@@ -4211,7 +3698,7 @@
             <w:r/>
             <w:r>
               <w:rPr>
-                <w:sz w:val="18"/>
+                <w:sz w:val="16"/>
               </w:rPr>
               <w:t>64, 128, 4, 32, 4, 128</w:t>
             </w:r>
@@ -4225,7 +3712,7 @@
             <w:r/>
             <w:r>
               <w:rPr>
-                <w:sz w:val="18"/>
+                <w:sz w:val="16"/>
               </w:rPr>
               <w:t>PASS</w:t>
             </w:r>
@@ -4239,7 +3726,7 @@
             <w:r/>
             <w:r>
               <w:rPr>
-                <w:sz w:val="18"/>
+                <w:sz w:val="16"/>
               </w:rPr>
               <w:t>12.629x</w:t>
             </w:r>
@@ -4253,7 +3740,7 @@
             <w:r/>
             <w:r>
               <w:rPr>
-                <w:sz w:val="18"/>
+                <w:sz w:val="16"/>
               </w:rPr>
               <w:t>2.444</w:t>
             </w:r>
@@ -4267,7 +3754,7 @@
             <w:r/>
             <w:r>
               <w:rPr>
-                <w:sz w:val="18"/>
+                <w:sz w:val="16"/>
               </w:rPr>
               <w:t>0.194</w:t>
             </w:r>
@@ -4281,7 +3768,7 @@
             <w:r/>
             <w:r>
               <w:rPr>
-                <w:sz w:val="18"/>
+                <w:sz w:val="16"/>
               </w:rPr>
               <w:t>graph x1</w:t>
             </w:r>
@@ -4295,7 +3782,7 @@
             <w:r/>
             <w:r>
               <w:rPr>
-                <w:sz w:val="18"/>
+                <w:sz w:val="16"/>
               </w:rPr>
               <w:t>fp16/fp32</w:t>
             </w:r>
@@ -4311,7 +3798,7 @@
             <w:r/>
             <w:r>
               <w:rPr>
-                <w:sz w:val="18"/>
+                <w:sz w:val="16"/>
               </w:rPr>
               <w:t>13</w:t>
             </w:r>
@@ -4325,7 +3812,7 @@
             <w:r/>
             <w:r>
               <w:rPr>
-                <w:sz w:val="18"/>
+                <w:sz w:val="16"/>
               </w:rPr>
               <w:t>64, 128, 4, 1024, 4, 128</w:t>
             </w:r>
@@ -4339,7 +3826,7 @@
             <w:r/>
             <w:r>
               <w:rPr>
-                <w:sz w:val="18"/>
+                <w:sz w:val="16"/>
               </w:rPr>
               <w:t>PASS</w:t>
             </w:r>
@@ -4353,7 +3840,7 @@
             <w:r/>
             <w:r>
               <w:rPr>
-                <w:sz w:val="18"/>
+                <w:sz w:val="16"/>
               </w:rPr>
               <w:t>35.179x</w:t>
             </w:r>
@@ -4367,7 +3854,7 @@
             <w:r/>
             <w:r>
               <w:rPr>
-                <w:sz w:val="18"/>
+                <w:sz w:val="16"/>
               </w:rPr>
               <w:t>165.528</w:t>
             </w:r>
@@ -4381,7 +3868,7 @@
             <w:r/>
             <w:r>
               <w:rPr>
-                <w:sz w:val="18"/>
+                <w:sz w:val="16"/>
               </w:rPr>
               <w:t>4.705</w:t>
             </w:r>
@@ -4395,7 +3882,7 @@
             <w:r/>
             <w:r>
               <w:rPr>
-                <w:sz w:val="18"/>
+                <w:sz w:val="16"/>
               </w:rPr>
               <w:t>eager x4</w:t>
             </w:r>
@@ -4409,7 +3896,7 @@
             <w:r/>
             <w:r>
               <w:rPr>
-                <w:sz w:val="18"/>
+                <w:sz w:val="16"/>
               </w:rPr>
               <w:t>fp16/fp32</w:t>
             </w:r>
@@ -4425,7 +3912,7 @@
             <w:r/>
             <w:r>
               <w:rPr>
-                <w:sz w:val="18"/>
+                <w:sz w:val="16"/>
               </w:rPr>
               <w:t>14</w:t>
             </w:r>
@@ -4439,7 +3926,7 @@
             <w:r/>
             <w:r>
               <w:rPr>
-                <w:sz w:val="18"/>
+                <w:sz w:val="16"/>
               </w:rPr>
               <w:t>32, 1024, 16, 100000, 2, 1024</w:t>
             </w:r>
@@ -4453,7 +3940,7 @@
             <w:r/>
             <w:r>
               <w:rPr>
-                <w:sz w:val="18"/>
+                <w:sz w:val="16"/>
               </w:rPr>
               <w:t>n/a</w:t>
             </w:r>
@@ -4467,7 +3954,7 @@
             <w:r/>
             <w:r>
               <w:rPr>
-                <w:sz w:val="18"/>
+                <w:sz w:val="16"/>
               </w:rPr>
               <w:t>—</w:t>
             </w:r>
@@ -4481,7 +3968,7 @@
             <w:r/>
             <w:r>
               <w:rPr>
-                <w:sz w:val="18"/>
+                <w:sz w:val="16"/>
               </w:rPr>
               <w:t>—</w:t>
             </w:r>
@@ -4495,7 +3982,7 @@
             <w:r/>
             <w:r>
               <w:rPr>
-                <w:sz w:val="18"/>
+                <w:sz w:val="16"/>
               </w:rPr>
               <w:t>—</w:t>
             </w:r>
@@ -4509,7 +3996,7 @@
             <w:r/>
             <w:r>
               <w:rPr>
-                <w:sz w:val="18"/>
+                <w:sz w:val="16"/>
               </w:rPr>
               <w:t>eager x32</w:t>
             </w:r>
@@ -4523,7 +4010,7 @@
             <w:r/>
             <w:r>
               <w:rPr>
-                <w:sz w:val="18"/>
+                <w:sz w:val="16"/>
               </w:rPr>
               <w:t>fp16</w:t>
             </w:r>
@@ -4533,18 +4020,18 @@
     </w:tbl>
     <w:p>
       <w:pPr>
-        <w:spacing w:after="80"/>
+        <w:spacing w:after="40"/>
       </w:pPr>
     </w:p>
     <w:p>
       <w:pPr>
-        <w:spacing w:after="240"/>
+        <w:spacing w:after="140"/>
         <w:jc w:val="left"/>
       </w:pPr>
       <w:r>
         <w:rPr>
           <w:i/>
-          <w:sz w:val="18"/>
+          <w:sz w:val="17"/>
         </w:rPr>
         <w:t>Table 5: Full sweep. dtype float32, causal, padding_ratio 0.0. "graph" = CUDA-graph capture; xN = batch slice count.</w:t>
       </w:r>
@@ -4567,13 +4054,13 @@
     </w:p>
     <w:p>
       <w:pPr>
-        <w:spacing w:before="200" w:after="80"/>
+        <w:spacing w:before="120" w:after="40"/>
         <w:jc w:val="center"/>
       </w:pPr>
       <w:r>
         <w:drawing>
           <wp:inline xmlns:a="http://schemas.openxmlformats.org/drawingml/2006/main" xmlns:pic="http://schemas.openxmlformats.org/drawingml/2006/picture">
-            <wp:extent cx="5669280" cy="3984769"/>
+            <wp:extent cx="4846320" cy="3406335"/>
             <wp:docPr id="1" name="Picture 1"/>
             <wp:cNvGraphicFramePr>
               <a:graphicFrameLocks noChangeAspect="1"/>
@@ -4594,7 +4081,7 @@
                   <pic:spPr>
                     <a:xfrm>
                       <a:off x="0" y="0"/>
-                      <a:ext cx="5669280" cy="3984769"/>
+                      <a:ext cx="4846320" cy="3406335"/>
                     </a:xfrm>
                     <a:prstGeom prst="rect"/>
                   </pic:spPr>
@@ -4607,26 +4094,26 @@
     </w:p>
     <w:p>
       <w:pPr>
-        <w:spacing w:after="240"/>
+        <w:spacing w:after="140"/>
         <w:jc w:val="left"/>
       </w:pPr>
       <w:r>
         <w:rPr>
           <w:i/>
-          <w:sz w:val="18"/>
+          <w:sz w:val="17"/>
         </w:rPr>
         <w:t>Figure 1: Speedup by shape, sorted. Colour marks the execution path chosen by runtime calibration - not a property of the shape, but a decision the implementation made after timing both options.</w:t>
       </w:r>
     </w:p>
     <w:p>
       <w:pPr>
-        <w:spacing w:before="200" w:after="80"/>
+        <w:spacing w:before="120" w:after="40"/>
         <w:jc w:val="center"/>
       </w:pPr>
       <w:r>
         <w:drawing>
           <wp:inline xmlns:a="http://schemas.openxmlformats.org/drawingml/2006/main" xmlns:pic="http://schemas.openxmlformats.org/drawingml/2006/picture">
-            <wp:extent cx="5669280" cy="3817727"/>
+            <wp:extent cx="4846320" cy="3263541"/>
             <wp:docPr id="2" name="Picture 2"/>
             <wp:cNvGraphicFramePr>
               <a:graphicFrameLocks noChangeAspect="1"/>
@@ -4647,7 +4134,7 @@
                   <pic:spPr>
                     <a:xfrm>
                       <a:off x="0" y="0"/>
-                      <a:ext cx="5669280" cy="3817727"/>
+                      <a:ext cx="4846320" cy="3263541"/>
                     </a:xfrm>
                     <a:prstGeom prst="rect"/>
                   </pic:spPr>
@@ -4660,26 +4147,26 @@
     </w:p>
     <w:p>
       <w:pPr>
-        <w:spacing w:after="240"/>
+        <w:spacing w:after="140"/>
         <w:jc w:val="left"/>
       </w:pPr>
       <w:r>
         <w:rPr>
           <w:i/>
-          <w:sz w:val="18"/>
+          <w:sz w:val="17"/>
         </w:rPr>
         <w:t>Figure 2: Reference and optimized median latency per shape. Log scale; the suite spans four orders of magnitude, which is why one fixed strategy cannot serve it.</w:t>
       </w:r>
     </w:p>
     <w:p>
       <w:pPr>
-        <w:spacing w:before="200" w:after="80"/>
+        <w:spacing w:before="120" w:after="40"/>
         <w:jc w:val="center"/>
       </w:pPr>
       <w:r>
         <w:drawing>
           <wp:inline xmlns:a="http://schemas.openxmlformats.org/drawingml/2006/main" xmlns:pic="http://schemas.openxmlformats.org/drawingml/2006/picture">
-            <wp:extent cx="5669280" cy="3057280"/>
+            <wp:extent cx="4846320" cy="2613481"/>
             <wp:docPr id="3" name="Picture 3"/>
             <wp:cNvGraphicFramePr>
               <a:graphicFrameLocks noChangeAspect="1"/>
@@ -4700,7 +4187,7 @@
                   <pic:spPr>
                     <a:xfrm>
                       <a:off x="0" y="0"/>
-                      <a:ext cx="5669280" cy="3057280"/>
+                      <a:ext cx="4846320" cy="2613481"/>
                     </a:xfrm>
                     <a:prstGeom prst="rect"/>
                   </pic:spPr>
@@ -4713,13 +4200,13 @@
     </w:p>
     <w:p>
       <w:pPr>
-        <w:spacing w:after="240"/>
+        <w:spacing w:after="140"/>
         <w:jc w:val="left"/>
       </w:pPr>
       <w:r>
         <w:rPr>
           <w:i/>
-          <w:sz w:val="18"/>
+          <w:sz w:val="17"/>
         </w:rPr>
         <w:t>Figure 3: Worst-case absolute error per shape against the 0.002 tolerance floor, with the percentage of the budget consumed. Every shape passes, but shape #7 consumes 94% of it.</w:t>
       </w:r>
@@ -4730,7 +4217,7 @@
           <w:b w:val="0"/>
           <w:i w:val="0"/>
         </w:rPr>
-        <w:t>Figure 3 is worth dwelling on, because a PASS column conceals it. The mixed-precision path does not pass comfortably; it passes with between 46% and 94% of the absolute error budget consumed. Shapes #7 and #6 sit at 94% and 90% respectively. This is the quantitative form of the caveat in Section 4.3: the policy is sound under the stated tolerance, and it would not survive a materially tighter one.</w:t>
+        <w:t>Figure 3 shows what a PASS column conceals: the mixed-precision path passes with between 46% and 94% of the absolute error budget consumed, #7 and #6 at 94% and 90%. This is the quantitative form of the caveat in Section 4.3 — sound under the stated tolerance, and it would not survive a materially tighter one.</w:t>
       </w:r>
     </w:p>
     <w:p>
@@ -4752,14 +4239,14 @@
     </w:p>
     <w:p>
       <w:pPr>
-        <w:spacing w:before="120" w:after="200"/>
+        <w:spacing w:before="80" w:after="120"/>
         <w:ind w:left="360"/>
         <w:shd w:fill="F2F4F7"/>
       </w:pPr>
       <w:r>
         <w:rPr>
           <w:rFonts w:ascii="Consolas" w:hAnsi="Consolas"/>
-          <w:sz w:val="18"/>
+          <w:sz w:val="17"/>
         </w:rPr>
         <w:t>path=eager  slices=32  dtype=float16  fusion=norm+gelu</w:t>
         <w:br/>
@@ -4767,7 +4254,7 @@
       <w:r>
         <w:rPr>
           <w:rFonts w:ascii="Consolas" w:hAnsi="Consolas"/>
-          <w:sz w:val="18"/>
+          <w:sz w:val="17"/>
         </w:rPr>
         <w:t>output shape (32, 100000, 1024)      all finite: True</w:t>
         <w:br/>
@@ -4775,7 +4262,7 @@
       <w:r>
         <w:rPr>
           <w:rFonts w:ascii="Consolas" w:hAnsi="Consolas"/>
-          <w:sz w:val="18"/>
+          <w:sz w:val="17"/>
         </w:rPr>
         <w:t>mean = 4.59837e-09      std = 0.999995</w:t>
         <w:br/>
@@ -4783,7 +4270,7 @@
       <w:r>
         <w:rPr>
           <w:rFonts w:ascii="Consolas" w:hAnsi="Consolas"/>
-          <w:sz w:val="18"/>
+          <w:sz w:val="17"/>
         </w:rPr>
         <w:t>peak GPU memory allocated: 12.23 GiB</w:t>
         <w:br/>
@@ -4791,7 +4278,7 @@
       <w:r>
         <w:rPr>
           <w:rFonts w:ascii="Consolas" w:hAnsi="Consolas"/>
-          <w:sz w:val="18"/>
+          <w:sz w:val="17"/>
         </w:rPr>
         <w:t>median latency 27592.766 ms over 10 repeats</w:t>
       </w:r>
@@ -4827,7 +4314,7 @@
           <w:b w:val="0"/>
           <w:i w:val="0"/>
         </w:rPr>
-        <w:t>Reaching even that required halving the memory floor. At fp32 the input plus a separate output buffer is 24.41 GiB. Aliasing the output onto the input reduces this to one buffer, which is sound here because batch rows are independent under attention and each slice is fully consumed before its rows are overwritten. It is opt-in because it destroys the caller's input, which is unacceptable for the harness's repeated-trial loop but perfectly acceptable for a single-shot demonstration.</w:t>
+        <w:t>Reaching even that required halving the memory floor: at fp32 the input plus a separate output buffer is 24.41 GiB. Aliasing the output onto the input needs one buffer, which is sound because batch rows are independent under attention and each slice is fully consumed before being overwritten. It is opt-in because it destroys the caller's input - unacceptable for the harness's repeated-trial loop, fine for a single-shot demonstration.</w:t>
       </w:r>
     </w:p>
     <w:p>
@@ -4863,10 +4350,10 @@
         <w:tblLook w:firstColumn="1" w:firstRow="1" w:lastColumn="0" w:lastRow="0" w:noHBand="0" w:noVBand="1" w:val="04A0"/>
       </w:tblPr>
       <w:tblGrid>
-        <w:gridCol w:w="2340"/>
-        <w:gridCol w:w="2340"/>
-        <w:gridCol w:w="2340"/>
-        <w:gridCol w:w="2340"/>
+        <w:gridCol w:w="2484"/>
+        <w:gridCol w:w="2484"/>
+        <w:gridCol w:w="2484"/>
+        <w:gridCol w:w="2484"/>
       </w:tblGrid>
       <w:tr>
         <w:tc>
@@ -4879,7 +4366,7 @@
             <w:r>
               <w:rPr>
                 <w:b/>
-                <w:sz w:val="19"/>
+                <w:sz w:val="17"/>
               </w:rPr>
               <w:t>Shape</w:t>
             </w:r>
@@ -4895,7 +4382,7 @@
             <w:r>
               <w:rPr>
                 <w:b/>
-                <w:sz w:val="19"/>
+                <w:sz w:val="17"/>
               </w:rPr>
               <w:t>Fusion on (ms)</w:t>
             </w:r>
@@ -4911,7 +4398,7 @@
             <w:r>
               <w:rPr>
                 <w:b/>
-                <w:sz w:val="19"/>
+                <w:sz w:val="17"/>
               </w:rPr>
               <w:t>Fusion off (ms)</w:t>
             </w:r>
@@ -4927,7 +4414,7 @@
             <w:r>
               <w:rPr>
                 <w:b/>
-                <w:sz w:val="19"/>
+                <w:sz w:val="17"/>
               </w:rPr>
               <w:t>Gain</w:t>
             </w:r>
@@ -4943,7 +4430,7 @@
             <w:r/>
             <w:r>
               <w:rPr>
-                <w:sz w:val="18"/>
+                <w:sz w:val="16"/>
               </w:rPr>
               <w:t>1</w:t>
             </w:r>
@@ -4957,7 +4444,7 @@
             <w:r/>
             <w:r>
               <w:rPr>
-                <w:sz w:val="18"/>
+                <w:sz w:val="16"/>
               </w:rPr>
               <w:t>0.3584</w:t>
             </w:r>
@@ -4971,7 +4458,7 @@
             <w:r/>
             <w:r>
               <w:rPr>
-                <w:sz w:val="18"/>
+                <w:sz w:val="16"/>
               </w:rPr>
               <w:t>0.7311</w:t>
             </w:r>
@@ -4985,7 +4472,7 @@
             <w:r/>
             <w:r>
               <w:rPr>
-                <w:sz w:val="18"/>
+                <w:sz w:val="16"/>
               </w:rPr>
               <w:t>2.04x</w:t>
             </w:r>
@@ -5001,7 +4488,7 @@
             <w:r/>
             <w:r>
               <w:rPr>
-                <w:sz w:val="18"/>
+                <w:sz w:val="16"/>
               </w:rPr>
               <w:t>2</w:t>
             </w:r>
@@ -5015,7 +4502,7 @@
             <w:r/>
             <w:r>
               <w:rPr>
-                <w:sz w:val="18"/>
+                <w:sz w:val="16"/>
               </w:rPr>
               <w:t>0.1208</w:t>
             </w:r>
@@ -5029,7 +4516,7 @@
             <w:r/>
             <w:r>
               <w:rPr>
-                <w:sz w:val="18"/>
+                <w:sz w:val="16"/>
               </w:rPr>
               <w:t>0.2273</w:t>
             </w:r>
@@ -5043,7 +4530,7 @@
             <w:r/>
             <w:r>
               <w:rPr>
-                <w:sz w:val="18"/>
+                <w:sz w:val="16"/>
               </w:rPr>
               <w:t>1.88x</w:t>
             </w:r>
@@ -5059,7 +4546,7 @@
             <w:r/>
             <w:r>
               <w:rPr>
-                <w:sz w:val="18"/>
+                <w:sz w:val="16"/>
               </w:rPr>
               <w:t>3</w:t>
             </w:r>
@@ -5073,7 +4560,7 @@
             <w:r/>
             <w:r>
               <w:rPr>
-                <w:sz w:val="18"/>
+                <w:sz w:val="16"/>
               </w:rPr>
               <w:t>0.2099</w:t>
             </w:r>
@@ -5087,7 +4574,7 @@
             <w:r/>
             <w:r>
               <w:rPr>
-                <w:sz w:val="18"/>
+                <w:sz w:val="16"/>
               </w:rPr>
               <w:t>0.2345</w:t>
             </w:r>
@@ -5101,7 +4588,7 @@
             <w:r/>
             <w:r>
               <w:rPr>
-                <w:sz w:val="18"/>
+                <w:sz w:val="16"/>
               </w:rPr>
               <w:t>1.12x</w:t>
             </w:r>
@@ -5117,7 +4604,7 @@
             <w:r/>
             <w:r>
               <w:rPr>
-                <w:sz w:val="18"/>
+                <w:sz w:val="16"/>
               </w:rPr>
               <w:t>4</w:t>
             </w:r>
@@ -5131,7 +4618,7 @@
             <w:r/>
             <w:r>
               <w:rPr>
-                <w:sz w:val="18"/>
+                <w:sz w:val="16"/>
               </w:rPr>
               <w:t>0.3779</w:t>
             </w:r>
@@ -5145,7 +4632,7 @@
             <w:r/>
             <w:r>
               <w:rPr>
-                <w:sz w:val="18"/>
+                <w:sz w:val="16"/>
               </w:rPr>
               <w:t>0.4485</w:t>
             </w:r>
@@ -5159,7 +4646,7 @@
             <w:r/>
             <w:r>
               <w:rPr>
-                <w:sz w:val="18"/>
+                <w:sz w:val="16"/>
               </w:rPr>
               <w:t>1.19x †</w:t>
             </w:r>
@@ -5175,7 +4662,7 @@
             <w:r/>
             <w:r>
               <w:rPr>
-                <w:sz w:val="18"/>
+                <w:sz w:val="16"/>
               </w:rPr>
               <w:t>5</w:t>
             </w:r>
@@ -5189,7 +4676,7 @@
             <w:r/>
             <w:r>
               <w:rPr>
-                <w:sz w:val="18"/>
+                <w:sz w:val="16"/>
               </w:rPr>
               <w:t>0.6431</w:t>
             </w:r>
@@ -5203,7 +4690,7 @@
             <w:r/>
             <w:r>
               <w:rPr>
-                <w:sz w:val="18"/>
+                <w:sz w:val="16"/>
               </w:rPr>
               <w:t>1.1141</w:t>
             </w:r>
@@ -5217,7 +4704,7 @@
             <w:r/>
             <w:r>
               <w:rPr>
-                <w:sz w:val="18"/>
+                <w:sz w:val="16"/>
               </w:rPr>
               <w:t>1.73x</w:t>
             </w:r>
@@ -5233,7 +4720,7 @@
             <w:r/>
             <w:r>
               <w:rPr>
-                <w:sz w:val="18"/>
+                <w:sz w:val="16"/>
               </w:rPr>
               <w:t>7</w:t>
             </w:r>
@@ -5247,7 +4734,7 @@
             <w:r/>
             <w:r>
               <w:rPr>
-                <w:sz w:val="18"/>
+                <w:sz w:val="16"/>
               </w:rPr>
               <w:t>0.1956</w:t>
             </w:r>
@@ -5261,7 +4748,7 @@
             <w:r/>
             <w:r>
               <w:rPr>
-                <w:sz w:val="18"/>
+                <w:sz w:val="16"/>
               </w:rPr>
               <w:t>0.3881</w:t>
             </w:r>
@@ -5275,7 +4762,7 @@
             <w:r/>
             <w:r>
               <w:rPr>
-                <w:sz w:val="18"/>
+                <w:sz w:val="16"/>
               </w:rPr>
               <w:t>1.98x</w:t>
             </w:r>
@@ -5291,7 +4778,7 @@
             <w:r/>
             <w:r>
               <w:rPr>
-                <w:sz w:val="18"/>
+                <w:sz w:val="16"/>
               </w:rPr>
               <w:t>8</w:t>
             </w:r>
@@ -5305,7 +4792,7 @@
             <w:r/>
             <w:r>
               <w:rPr>
-                <w:sz w:val="18"/>
+                <w:sz w:val="16"/>
               </w:rPr>
               <w:t>8.0865</w:t>
             </w:r>
@@ -5319,7 +4806,7 @@
             <w:r/>
             <w:r>
               <w:rPr>
-                <w:sz w:val="18"/>
+                <w:sz w:val="16"/>
               </w:rPr>
               <w:t>9.1116</w:t>
             </w:r>
@@ -5333,7 +4820,7 @@
             <w:r/>
             <w:r>
               <w:rPr>
-                <w:sz w:val="18"/>
+                <w:sz w:val="16"/>
               </w:rPr>
               <w:t>1.13x</w:t>
             </w:r>
@@ -5349,7 +4836,7 @@
             <w:r/>
             <w:r>
               <w:rPr>
-                <w:sz w:val="18"/>
+                <w:sz w:val="16"/>
               </w:rPr>
               <w:t>9</w:t>
             </w:r>
@@ -5363,7 +4850,7 @@
             <w:r/>
             <w:r>
               <w:rPr>
-                <w:sz w:val="18"/>
+                <w:sz w:val="16"/>
               </w:rPr>
               <w:t>0.5222</w:t>
             </w:r>
@@ -5377,7 +4864,7 @@
             <w:r/>
             <w:r>
               <w:rPr>
-                <w:sz w:val="18"/>
+                <w:sz w:val="16"/>
               </w:rPr>
               <w:t>0.8284</w:t>
             </w:r>
@@ -5391,7 +4878,7 @@
             <w:r/>
             <w:r>
               <w:rPr>
-                <w:sz w:val="18"/>
+                <w:sz w:val="16"/>
               </w:rPr>
               <w:t>1.59x</w:t>
             </w:r>
@@ -5407,7 +4894,7 @@
             <w:r/>
             <w:r>
               <w:rPr>
-                <w:sz w:val="18"/>
+                <w:sz w:val="16"/>
               </w:rPr>
               <w:t>10</w:t>
             </w:r>
@@ -5421,7 +4908,7 @@
             <w:r/>
             <w:r>
               <w:rPr>
-                <w:sz w:val="18"/>
+                <w:sz w:val="16"/>
               </w:rPr>
               <w:t>0.3369</w:t>
             </w:r>
@@ -5435,7 +4922,7 @@
             <w:r/>
             <w:r>
               <w:rPr>
-                <w:sz w:val="18"/>
+                <w:sz w:val="16"/>
               </w:rPr>
               <w:t>0.7055</w:t>
             </w:r>
@@ -5449,7 +4936,7 @@
             <w:r/>
             <w:r>
               <w:rPr>
-                <w:sz w:val="18"/>
+                <w:sz w:val="16"/>
               </w:rPr>
               <w:t>2.09x</w:t>
             </w:r>
@@ -5465,7 +4952,7 @@
             <w:r/>
             <w:r>
               <w:rPr>
-                <w:sz w:val="18"/>
+                <w:sz w:val="16"/>
               </w:rPr>
               <w:t>11</w:t>
             </w:r>
@@ -5479,7 +4966,7 @@
             <w:r/>
             <w:r>
               <w:rPr>
-                <w:sz w:val="18"/>
+                <w:sz w:val="16"/>
               </w:rPr>
               <w:t>0.5294</w:t>
             </w:r>
@@ -5493,7 +4980,7 @@
             <w:r/>
             <w:r>
               <w:rPr>
-                <w:sz w:val="18"/>
+                <w:sz w:val="16"/>
               </w:rPr>
               <w:t>0.7839</w:t>
             </w:r>
@@ -5507,7 +4994,7 @@
             <w:r/>
             <w:r>
               <w:rPr>
-                <w:sz w:val="18"/>
+                <w:sz w:val="16"/>
               </w:rPr>
               <w:t>1.48x</w:t>
             </w:r>
@@ -5523,7 +5010,7 @@
             <w:r/>
             <w:r>
               <w:rPr>
-                <w:sz w:val="18"/>
+                <w:sz w:val="16"/>
               </w:rPr>
               <w:t>12</w:t>
             </w:r>
@@ -5537,7 +5024,7 @@
             <w:r/>
             <w:r>
               <w:rPr>
-                <w:sz w:val="18"/>
+                <w:sz w:val="16"/>
               </w:rPr>
               <w:t>0.3702</w:t>
             </w:r>
@@ -5551,7 +5038,7 @@
             <w:r/>
             <w:r>
               <w:rPr>
-                <w:sz w:val="18"/>
+                <w:sz w:val="16"/>
               </w:rPr>
               <w:t>0.4710</w:t>
             </w:r>
@@ -5565,7 +5052,7 @@
             <w:r/>
             <w:r>
               <w:rPr>
-                <w:sz w:val="18"/>
+                <w:sz w:val="16"/>
               </w:rPr>
               <w:t>1.27x</w:t>
             </w:r>
@@ -5581,7 +5068,7 @@
             <w:r/>
             <w:r>
               <w:rPr>
-                <w:sz w:val="18"/>
+                <w:sz w:val="16"/>
               </w:rPr>
               <w:t>13</w:t>
             </w:r>
@@ -5595,7 +5082,7 @@
             <w:r/>
             <w:r>
               <w:rPr>
-                <w:sz w:val="18"/>
+                <w:sz w:val="16"/>
               </w:rPr>
               <w:t>4.6935</w:t>
             </w:r>
@@ -5609,7 +5096,7 @@
             <w:r/>
             <w:r>
               <w:rPr>
-                <w:sz w:val="18"/>
+                <w:sz w:val="16"/>
               </w:rPr>
               <w:t>6.5684</w:t>
             </w:r>
@@ -5623,7 +5110,7 @@
             <w:r/>
             <w:r>
               <w:rPr>
-                <w:sz w:val="18"/>
+                <w:sz w:val="16"/>
               </w:rPr>
               <w:t>1.40x</w:t>
             </w:r>
@@ -5640,7 +5127,7 @@
             <w:r>
               <w:rPr>
                 <w:b/>
-                <w:sz w:val="18"/>
+                <w:sz w:val="16"/>
               </w:rPr>
               <w:t>Total</w:t>
             </w:r>
@@ -5655,7 +5142,7 @@
             <w:r>
               <w:rPr>
                 <w:b/>
-                <w:sz w:val="18"/>
+                <w:sz w:val="16"/>
               </w:rPr>
               <w:t>16.444</w:t>
             </w:r>
@@ -5670,7 +5157,7 @@
             <w:r>
               <w:rPr>
                 <w:b/>
-                <w:sz w:val="18"/>
+                <w:sz w:val="16"/>
               </w:rPr>
               <w:t>21.612</w:t>
             </w:r>
@@ -5685,7 +5172,7 @@
             <w:r>
               <w:rPr>
                 <w:b/>
-                <w:sz w:val="18"/>
+                <w:sz w:val="16"/>
               </w:rPr>
               <w:t>1.31x</w:t>
             </w:r>
@@ -5695,31 +5182,31 @@
     </w:tbl>
     <w:p>
       <w:pPr>
-        <w:spacing w:after="80"/>
+        <w:spacing w:after="40"/>
       </w:pPr>
     </w:p>
     <w:p>
       <w:pPr>
-        <w:spacing w:after="240"/>
+        <w:spacing w:after="140"/>
         <w:jc w:val="left"/>
       </w:pPr>
       <w:r>
         <w:rPr>
           <w:i/>
-          <w:sz w:val="18"/>
+          <w:sz w:val="17"/>
         </w:rPr>
         <w:t>Table 6: Fusion ablation across 12 shapes. Accuracy PASS in all 24 runs.</w:t>
       </w:r>
     </w:p>
     <w:p>
       <w:pPr>
-        <w:spacing w:before="200" w:after="80"/>
+        <w:spacing w:before="120" w:after="40"/>
         <w:jc w:val="center"/>
       </w:pPr>
       <w:r>
         <w:drawing>
           <wp:inline xmlns:a="http://schemas.openxmlformats.org/drawingml/2006/main" xmlns:pic="http://schemas.openxmlformats.org/drawingml/2006/picture">
-            <wp:extent cx="5669280" cy="2936035"/>
+            <wp:extent cx="4846320" cy="2509836"/>
             <wp:docPr id="4" name="Picture 4"/>
             <wp:cNvGraphicFramePr>
               <a:graphicFrameLocks noChangeAspect="1"/>
@@ -5740,7 +5227,7 @@
                   <pic:spPr>
                     <a:xfrm>
                       <a:off x="0" y="0"/>
-                      <a:ext cx="5669280" cy="2936035"/>
+                      <a:ext cx="4846320" cy="2509836"/>
                     </a:xfrm>
                     <a:prstGeom prst="rect"/>
                   </pic:spPr>
@@ -5753,13 +5240,13 @@
     </w:p>
     <w:p>
       <w:pPr>
-        <w:spacing w:after="240"/>
+        <w:spacing w:after="140"/>
         <w:jc w:val="left"/>
       </w:pPr>
       <w:r>
         <w:rPr>
           <w:i/>
-          <w:sz w:val="18"/>
+          <w:sz w:val="17"/>
         </w:rPr>
         <w:t>Figure 4: Per-shape speedup attributable to the two fusions. The dashed line marks parity; every shape sits above it.</w:t>
       </w:r>
@@ -5821,9 +5308,9 @@
         <w:tblLook w:firstColumn="1" w:firstRow="1" w:lastColumn="0" w:lastRow="0" w:noHBand="0" w:noVBand="1" w:val="04A0"/>
       </w:tblPr>
       <w:tblGrid>
-        <w:gridCol w:w="3120"/>
-        <w:gridCol w:w="3120"/>
-        <w:gridCol w:w="3120"/>
+        <w:gridCol w:w="3312"/>
+        <w:gridCol w:w="3312"/>
+        <w:gridCol w:w="3312"/>
       </w:tblGrid>
       <w:tr>
         <w:tc>
@@ -5836,7 +5323,7 @@
             <w:r>
               <w:rPr>
                 <w:b/>
-                <w:sz w:val="19"/>
+                <w:sz w:val="17"/>
               </w:rPr>
               <w:t>Policy</w:t>
             </w:r>
@@ -5852,7 +5339,7 @@
             <w:r>
               <w:rPr>
                 <w:b/>
-                <w:sz w:val="19"/>
+                <w:sz w:val="17"/>
               </w:rPr>
               <w:t>Total (12 shapes)</w:t>
             </w:r>
@@ -5868,7 +5355,7 @@
             <w:r>
               <w:rPr>
                 <w:b/>
-                <w:sz w:val="19"/>
+                <w:sz w:val="17"/>
               </w:rPr>
               <w:t>Relative</w:t>
             </w:r>
@@ -5884,7 +5371,7 @@
             <w:r/>
             <w:r>
               <w:rPr>
-                <w:sz w:val="18"/>
+                <w:sz w:val="16"/>
               </w:rPr>
               <w:t>Fusion forced on</w:t>
             </w:r>
@@ -5898,7 +5385,7 @@
             <w:r/>
             <w:r>
               <w:rPr>
-                <w:sz w:val="18"/>
+                <w:sz w:val="16"/>
               </w:rPr>
               <w:t>16.687 ms</w:t>
             </w:r>
@@ -5912,7 +5399,7 @@
             <w:r/>
             <w:r>
               <w:rPr>
-                <w:sz w:val="18"/>
+                <w:sz w:val="16"/>
               </w:rPr>
               <w:t>1.29x</w:t>
             </w:r>
@@ -5928,7 +5415,7 @@
             <w:r/>
             <w:r>
               <w:rPr>
-                <w:sz w:val="18"/>
+                <w:sz w:val="16"/>
               </w:rPr>
               <w:t>Gated: adopt only if &gt;2% faster</w:t>
             </w:r>
@@ -5942,7 +5429,7 @@
             <w:r/>
             <w:r>
               <w:rPr>
-                <w:sz w:val="18"/>
+                <w:sz w:val="16"/>
               </w:rPr>
               <w:t>17.834 ms</w:t>
             </w:r>
@@ -5956,7 +5443,7 @@
             <w:r/>
             <w:r>
               <w:rPr>
-                <w:sz w:val="18"/>
+                <w:sz w:val="16"/>
               </w:rPr>
               <w:t>1.20x</w:t>
             </w:r>
@@ -5972,7 +5459,7 @@
             <w:r/>
             <w:r>
               <w:rPr>
-                <w:sz w:val="18"/>
+                <w:sz w:val="16"/>
               </w:rPr>
               <w:t>Fusion off</w:t>
             </w:r>
@@ -5986,7 +5473,7 @@
             <w:r/>
             <w:r>
               <w:rPr>
-                <w:sz w:val="18"/>
+                <w:sz w:val="16"/>
               </w:rPr>
               <w:t>21.468 ms</w:t>
             </w:r>
@@ -6000,7 +5487,7 @@
             <w:r/>
             <w:r>
               <w:rPr>
-                <w:sz w:val="18"/>
+                <w:sz w:val="16"/>
               </w:rPr>
               <w:t>1.00x</w:t>
             </w:r>
@@ -6010,18 +5497,18 @@
     </w:tbl>
     <w:p>
       <w:pPr>
-        <w:spacing w:after="80"/>
+        <w:spacing w:after="40"/>
       </w:pPr>
     </w:p>
     <w:p>
       <w:pPr>
-        <w:spacing w:after="240"/>
+        <w:spacing w:after="140"/>
         <w:jc w:val="left"/>
       </w:pPr>
       <w:r>
         <w:rPr>
           <w:i/>
-          <w:sz w:val="18"/>
+          <w:sz w:val="17"/>
         </w:rPr>
         <w:t>Table 7: Five-mode study (historical; superseded by Table 5 on the current code).</w:t>
       </w:r>
@@ -6032,7 +5519,7 @@
           <w:b w:val="0"/>
           <w:i w:val="0"/>
         </w:rPr>
-        <w:t>Forcing beat fusion-off on all twelve shapes, so no rejection the gate made was ever correct — it was discarding 41–57% of the available speedup on four shapes, and on three of them the "measured" choice landed below the unfused path it was meant to protect. Our first fix, inverting the gate to reject only a demonstrably slower fusion, changed essentially nothing (15.503 against 15.456 ms), which ruled out both the threshold's magnitude and its direction.</w:t>
+        <w:t>Forcing beat fusion-off on all twelve shapes, so no rejection the gate made was ever correct — it discarded 41-57% of the available speedup on four shapes, and on three the "measured" choice landed below the unfused path it was meant to protect. Inverting the gate to reject only a demonstrably slower fusion changed essentially nothing (15.503 against 15.456 ms), ruling out both the threshold's magnitude and its direction.</w:t>
       </w:r>
     </w:p>
     <w:p>
@@ -6041,7 +5528,7 @@
           <w:b w:val="0"/>
           <w:i w:val="0"/>
         </w:rPr>
-        <w:t>The actual cause was that the measurement did not describe the path that ships. Calibration times the eager fused and unfused paths, but roughly half the suite subsequently runs under CUDA-graph capture, where the launch overhead the fusion removes has already been eliminated. On shape #9 the eager comparison reports fused as 18% slower (1.09 against 0.92 ms) while the captured end-to-end result reports it as 34% faster (0.48 against 0.73 ms). Both measurements are correct; they answer different questions, and the gate was consulting the wrong one. Gating on a non-predictive proxy is worse than not gating, so the gate was removed rather than retuned.</w:t>
+        <w:t>The cause was that the measurement did not describe the path that ships. Calibration times the eager paths, but roughly half the suite then runs under graph capture, where the launch overhead the fusion removes is already gone. On shape #9 the eager comparison reports fused as 18% slower (1.09 against 0.92 ms) while the captured end-to-end result reports 34% faster (0.48 against 0.73 ms). Both are correct; they answer different questions, and the gate consulted the wrong one. Gating on a non-predictive proxy is worse than not gating, so the gate was removed rather than retuned.</w:t>
       </w:r>
     </w:p>
     <w:p>
@@ -6072,7 +5559,7 @@
     <w:p>
       <w:pPr>
         <w:pStyle w:val="ListBullet"/>
-        <w:spacing w:after="80"/>
+        <w:spacing w:after="60"/>
       </w:pPr>
       <w:r>
         <w:rPr>
@@ -6087,7 +5574,7 @@
     <w:p>
       <w:pPr>
         <w:pStyle w:val="ListBullet"/>
-        <w:spacing w:after="80"/>
+        <w:spacing w:after="60"/>
       </w:pPr>
       <w:r>
         <w:rPr>
@@ -6102,7 +5589,7 @@
     <w:p>
       <w:pPr>
         <w:pStyle w:val="ListBullet"/>
-        <w:spacing w:after="80"/>
+        <w:spacing w:after="60"/>
       </w:pPr>
       <w:r>
         <w:rPr>
@@ -6120,33 +5607,7 @@
           <w:b w:val="0"/>
           <w:i w:val="0"/>
         </w:rPr>
-        <w:t>No constant in the source predicts this partition, and we would not have guessed it. In particular the fp32 selection on #3 and #4 — two shapes adjacent in the suite to several that do adopt fp16 — is exactly the sort of boundary a hand-written threshold would place wrongly.</w:t>
-      </w:r>
-    </w:p>
-    <w:p>
-      <w:pPr>
-        <w:pStyle w:val="Heading2"/>
-      </w:pPr>
-      <w:r>
-        <w:t>8.2 What the results say about the method</w:t>
-      </w:r>
-    </w:p>
-    <w:p>
-      <w:r>
-        <w:rPr>
-          <w:b w:val="0"/>
-          <w:i w:val="0"/>
-        </w:rPr>
-        <w:t>The runtime-calibration approach cost roughly 250 lines of measurement machinery and one warmup pass per shape. In exchange it produced a policy that should hold on hardware we have not tested, because the policy is not in the source at all - only the procedure for deriving it is. The partition in Section 8.1 is the evidence that the procedure finds distinctions a hand-written constant would have missed.</w:t>
-      </w:r>
-    </w:p>
-    <w:p>
-      <w:r>
-        <w:rPr>
-          <w:b w:val="0"/>
-          <w:i w:val="0"/>
-        </w:rPr>
-        <w:t>The defect-to-solution map in Section 3.2 is the other half of the argument. Nine defects, nine countermeasures, and eight of the nine cost no accuracy at all - they remove work the reference performs and discards. That is why the correctness results are not a trade-off story: only the precision decision (D9) spends any error budget, and Section 7 shows the fusions alone, which spend none, are worth 1.31x.</w:t>
+        <w:t>No constant predicts this partition, and we would not have guessed it. The fp32 selection on #3 and #4, neighbours of several shapes that do adopt fp16, is exactly the boundary a hand-written threshold places wrongly.</w:t>
       </w:r>
     </w:p>
     <w:p>
@@ -6182,14 +5643,14 @@
         <w:tblLook w:firstColumn="1" w:firstRow="1" w:lastColumn="0" w:lastRow="0" w:noHBand="0" w:noVBand="1" w:val="04A0"/>
       </w:tblPr>
       <w:tblGrid>
-        <w:gridCol w:w="3120"/>
-        <w:gridCol w:w="3120"/>
-        <w:gridCol w:w="3120"/>
+        <w:gridCol w:w="3312"/>
+        <w:gridCol w:w="3312"/>
+        <w:gridCol w:w="3312"/>
       </w:tblGrid>
       <w:tr>
         <w:tc>
           <w:tcPr>
-            <w:tcW w:type="dxa" w:w="1584"/>
+            <w:tcW w:type="dxa" w:w="1800"/>
             <w:shd w:fill="E8EDF3"/>
           </w:tcPr>
           <w:p>
@@ -6197,7 +5658,7 @@
             <w:r>
               <w:rPr>
                 <w:b/>
-                <w:sz w:val="19"/>
+                <w:sz w:val="17"/>
               </w:rPr>
               <w:t>Tool</w:t>
             </w:r>
@@ -6205,7 +5666,7 @@
         </w:tc>
         <w:tc>
           <w:tcPr>
-            <w:tcW w:type="dxa" w:w="2160"/>
+            <w:tcW w:type="dxa" w:w="2016"/>
             <w:shd w:fill="E8EDF3"/>
           </w:tcPr>
           <w:p>
@@ -6213,7 +5674,7 @@
             <w:r>
               <w:rPr>
                 <w:b/>
-                <w:sz w:val="19"/>
+                <w:sz w:val="17"/>
               </w:rPr>
               <w:t>Version / model</w:t>
             </w:r>
@@ -6221,7 +5682,7 @@
         </w:tc>
         <w:tc>
           <w:tcPr>
-            <w:tcW w:type="dxa" w:w="4896"/>
+            <w:tcW w:type="dxa" w:w="4320"/>
             <w:shd w:fill="E8EDF3"/>
           </w:tcPr>
           <w:p>
@@ -6229,7 +5690,7 @@
             <w:r>
               <w:rPr>
                 <w:b/>
-                <w:sz w:val="19"/>
+                <w:sz w:val="17"/>
               </w:rPr>
               <w:t>Role</w:t>
             </w:r>
@@ -6239,13 +5700,13 @@
       <w:tr>
         <w:tc>
           <w:tcPr>
-            <w:tcW w:type="dxa" w:w="1584"/>
+            <w:tcW w:type="dxa" w:w="1800"/>
           </w:tcPr>
           <w:p>
             <w:r/>
             <w:r>
               <w:rPr>
-                <w:sz w:val="18"/>
+                <w:sz w:val="16"/>
               </w:rPr>
               <w:t>Claude Code</w:t>
             </w:r>
@@ -6253,13 +5714,13 @@
         </w:tc>
         <w:tc>
           <w:tcPr>
-            <w:tcW w:type="dxa" w:w="2160"/>
+            <w:tcW w:type="dxa" w:w="2016"/>
           </w:tcPr>
           <w:p>
             <w:r/>
             <w:r>
               <w:rPr>
-                <w:sz w:val="18"/>
+                <w:sz w:val="16"/>
               </w:rPr>
               <w:t>Claude Opus 5</w:t>
             </w:r>
@@ -6267,13 +5728,13 @@
         </w:tc>
         <w:tc>
           <w:tcPr>
-            <w:tcW w:type="dxa" w:w="4896"/>
+            <w:tcW w:type="dxa" w:w="4320"/>
           </w:tcPr>
           <w:p>
             <w:r/>
             <w:r>
               <w:rPr>
-                <w:sz w:val="18"/>
+                <w:sz w:val="16"/>
               </w:rPr>
               <w:t>Primary development agent: analysis, implementation, instrumentation, debugging, documentation</w:t>
             </w:r>
@@ -6283,13 +5744,13 @@
       <w:tr>
         <w:tc>
           <w:tcPr>
-            <w:tcW w:type="dxa" w:w="1584"/>
+            <w:tcW w:type="dxa" w:w="1800"/>
           </w:tcPr>
           <w:p>
             <w:r/>
             <w:r>
               <w:rPr>
-                <w:sz w:val="18"/>
+                <w:sz w:val="16"/>
               </w:rPr>
               <w:t>VS Code</w:t>
             </w:r>
@@ -6297,27 +5758,27 @@
         </w:tc>
         <w:tc>
           <w:tcPr>
-            <w:tcW w:type="dxa" w:w="2160"/>
+            <w:tcW w:type="dxa" w:w="2016"/>
           </w:tcPr>
           <w:p>
             <w:r/>
             <w:r>
               <w:rPr>
-                <w:sz w:val="18"/>
+                <w:sz w:val="16"/>
               </w:rPr>
-              <w:t>—</w:t>
+              <w:t>-</w:t>
             </w:r>
           </w:p>
         </w:tc>
         <w:tc>
           <w:tcPr>
-            <w:tcW w:type="dxa" w:w="4896"/>
+            <w:tcW w:type="dxa" w:w="4320"/>
           </w:tcPr>
           <w:p>
             <w:r/>
             <w:r>
               <w:rPr>
-                <w:sz w:val="18"/>
+                <w:sz w:val="16"/>
               </w:rPr>
               <w:t>Editor; Claude Code ran as the integrated agent</w:t>
             </w:r>
@@ -6327,13 +5788,13 @@
       <w:tr>
         <w:tc>
           <w:tcPr>
-            <w:tcW w:type="dxa" w:w="1584"/>
+            <w:tcW w:type="dxa" w:w="1800"/>
           </w:tcPr>
           <w:p>
             <w:r/>
             <w:r>
               <w:rPr>
-                <w:sz w:val="18"/>
+                <w:sz w:val="16"/>
               </w:rPr>
               <w:t>PyTorch</w:t>
             </w:r>
@@ -6341,13 +5802,13 @@
         </w:tc>
         <w:tc>
           <w:tcPr>
-            <w:tcW w:type="dxa" w:w="2160"/>
+            <w:tcW w:type="dxa" w:w="2016"/>
           </w:tcPr>
           <w:p>
             <w:r/>
             <w:r>
               <w:rPr>
-                <w:sz w:val="18"/>
+                <w:sz w:val="16"/>
               </w:rPr>
               <w:t>2.6.0+cu124</w:t>
             </w:r>
@@ -6355,15 +5816,15 @@
         </w:tc>
         <w:tc>
           <w:tcPr>
-            <w:tcW w:type="dxa" w:w="4896"/>
+            <w:tcW w:type="dxa" w:w="4320"/>
           </w:tcPr>
           <w:p>
             <w:r/>
             <w:r>
               <w:rPr>
-                <w:sz w:val="18"/>
+                <w:sz w:val="16"/>
               </w:rPr>
-              <w:t>Reference and optimized implementations, SDPA, CUDA graph capture</w:t>
+              <w:t>Reference and optimized paths, SDPA, graph capture</w:t>
             </w:r>
           </w:p>
         </w:tc>
@@ -6371,13 +5832,13 @@
       <w:tr>
         <w:tc>
           <w:tcPr>
-            <w:tcW w:type="dxa" w:w="1584"/>
+            <w:tcW w:type="dxa" w:w="1800"/>
           </w:tcPr>
           <w:p>
             <w:r/>
             <w:r>
               <w:rPr>
-                <w:sz w:val="18"/>
+                <w:sz w:val="16"/>
               </w:rPr>
               <w:t>Triton</w:t>
             </w:r>
@@ -6385,13 +5846,13 @@
         </w:tc>
         <w:tc>
           <w:tcPr>
-            <w:tcW w:type="dxa" w:w="2160"/>
+            <w:tcW w:type="dxa" w:w="2016"/>
           </w:tcPr>
           <w:p>
             <w:r/>
             <w:r>
               <w:rPr>
-                <w:sz w:val="18"/>
+                <w:sz w:val="16"/>
               </w:rPr>
               <w:t>triton-windows 3.2.0.post21</w:t>
             </w:r>
@@ -6399,15 +5860,15 @@
         </w:tc>
         <w:tc>
           <w:tcPr>
-            <w:tcW w:type="dxa" w:w="4896"/>
+            <w:tcW w:type="dxa" w:w="4320"/>
           </w:tcPr>
           <w:p>
             <w:r/>
             <w:r>
               <w:rPr>
-                <w:sz w:val="18"/>
+                <w:sz w:val="16"/>
               </w:rPr>
-              <w:t>The hand-written fused residual+LayerNorm+cast kernel</w:t>
+              <w:t>The fused residual+LayerNorm+cast kernel</w:t>
             </w:r>
           </w:p>
         </w:tc>
@@ -6415,13 +5876,13 @@
       <w:tr>
         <w:tc>
           <w:tcPr>
-            <w:tcW w:type="dxa" w:w="1584"/>
+            <w:tcW w:type="dxa" w:w="1800"/>
           </w:tcPr>
           <w:p>
             <w:r/>
             <w:r>
               <w:rPr>
-                <w:sz w:val="18"/>
+                <w:sz w:val="16"/>
               </w:rPr>
               <w:t>cuBLASLt</w:t>
             </w:r>
@@ -6429,13 +5890,13 @@
         </w:tc>
         <w:tc>
           <w:tcPr>
-            <w:tcW w:type="dxa" w:w="2160"/>
+            <w:tcW w:type="dxa" w:w="2016"/>
           </w:tcPr>
           <w:p>
             <w:r/>
             <w:r>
               <w:rPr>
-                <w:sz w:val="18"/>
+                <w:sz w:val="16"/>
               </w:rPr>
               <w:t>via torch._addmm_activation</w:t>
             </w:r>
@@ -6443,13 +5904,13 @@
         </w:tc>
         <w:tc>
           <w:tcPr>
-            <w:tcW w:type="dxa" w:w="4896"/>
+            <w:tcW w:type="dxa" w:w="4320"/>
           </w:tcPr>
           <w:p>
             <w:r/>
             <w:r>
               <w:rPr>
-                <w:sz w:val="18"/>
+                <w:sz w:val="16"/>
               </w:rPr>
               <w:t>Fused GEMM+GELU epilogue</w:t>
             </w:r>
@@ -6459,87 +5920,43 @@
       <w:tr>
         <w:tc>
           <w:tcPr>
-            <w:tcW w:type="dxa" w:w="1584"/>
+            <w:tcW w:type="dxa" w:w="1800"/>
           </w:tcPr>
           <w:p>
             <w:r/>
             <w:r>
               <w:rPr>
-                <w:sz w:val="18"/>
+                <w:sz w:val="16"/>
               </w:rPr>
-              <w:t>matplotlib</w:t>
+              <w:t>matplotlib / python-docx</w:t>
             </w:r>
           </w:p>
         </w:tc>
         <w:tc>
           <w:tcPr>
-            <w:tcW w:type="dxa" w:w="2160"/>
+            <w:tcW w:type="dxa" w:w="2016"/>
           </w:tcPr>
           <w:p>
             <w:r/>
             <w:r>
               <w:rPr>
-                <w:sz w:val="18"/>
+                <w:sz w:val="16"/>
               </w:rPr>
-              <w:t>3.x</w:t>
+              <w:t>3.x / 1.x</w:t>
             </w:r>
           </w:p>
         </w:tc>
         <w:tc>
           <w:tcPr>
-            <w:tcW w:type="dxa" w:w="4896"/>
+            <w:tcW w:type="dxa" w:w="4320"/>
           </w:tcPr>
           <w:p>
             <w:r/>
             <w:r>
               <w:rPr>
-                <w:sz w:val="18"/>
+                <w:sz w:val="16"/>
               </w:rPr>
-              <w:t>Figures in this report</w:t>
-            </w:r>
-          </w:p>
-        </w:tc>
-      </w:tr>
-      <w:tr>
-        <w:tc>
-          <w:tcPr>
-            <w:tcW w:type="dxa" w:w="1584"/>
-          </w:tcPr>
-          <w:p>
-            <w:r/>
-            <w:r>
-              <w:rPr>
-                <w:sz w:val="18"/>
-              </w:rPr>
-              <w:t>python-docx</w:t>
-            </w:r>
-          </w:p>
-        </w:tc>
-        <w:tc>
-          <w:tcPr>
-            <w:tcW w:type="dxa" w:w="2160"/>
-          </w:tcPr>
-          <w:p>
-            <w:r/>
-            <w:r>
-              <w:rPr>
-                <w:sz w:val="18"/>
-              </w:rPr>
-              <w:t>1.x</w:t>
-            </w:r>
-          </w:p>
-        </w:tc>
-        <w:tc>
-          <w:tcPr>
-            <w:tcW w:type="dxa" w:w="4896"/>
-          </w:tcPr>
-          <w:p>
-            <w:r/>
-            <w:r>
-              <w:rPr>
-                <w:sz w:val="18"/>
-              </w:rPr>
-              <w:t>This report is generated from a script, so it can be rebuilt when a measurement changes rather than drifting</w:t>
+              <w:t>Figures, and this report - generated from a script so it rebuilds when a measurement changes</w:t>
             </w:r>
           </w:p>
         </w:tc>
@@ -6547,18 +5964,18 @@
     </w:tbl>
     <w:p>
       <w:pPr>
-        <w:spacing w:after="80"/>
+        <w:spacing w:after="40"/>
       </w:pPr>
     </w:p>
     <w:p>
       <w:pPr>
-        <w:spacing w:after="240"/>
+        <w:spacing w:after="140"/>
         <w:jc w:val="left"/>
       </w:pPr>
       <w:r>
         <w:rPr>
           <w:i/>
-          <w:sz w:val="18"/>
+          <w:sz w:val="17"/>
         </w:rPr>
         <w:t>Table 8: Development tooling.</w:t>
       </w:r>
@@ -6577,308 +5994,16 @@
           <w:b w:val="0"/>
           <w:i w:val="0"/>
         </w:rPr>
-        <w:t>The naive description of AI-assisted development is "the model wrote the code." That is not what happened here and would not have produced this result. The optimizations themselves are standard and documented; the hard part was deciding which apply to which shape on which hardware, and that is a measurement problem. AI assistance was most valuable in making measurement cheap enough to do constantly.</w:t>
+        <w:t>The naive account of AI-assisted development is that the model wrote the code. That is not what happened, and it would not have produced this result. The nine optimizations are standard and documented; the hard part was deciding which apply to which shape on which hardware, and that is a measurement problem.</w:t>
       </w:r>
     </w:p>
-    <w:tbl>
-      <w:tblPr>
-        <w:tblStyle w:val="TableGrid"/>
-        <w:tblW w:type="auto" w:w="0"/>
-        <w:jc w:val="center"/>
-        <w:tblLook w:firstColumn="1" w:firstRow="1" w:lastColumn="0" w:lastRow="0" w:noHBand="0" w:noVBand="1" w:val="04A0"/>
-      </w:tblPr>
-      <w:tblGrid>
-        <w:gridCol w:w="3120"/>
-        <w:gridCol w:w="3120"/>
-        <w:gridCol w:w="3120"/>
-      </w:tblGrid>
-      <w:tr>
-        <w:tc>
-          <w:tcPr>
-            <w:tcW w:type="dxa" w:w="1584"/>
-            <w:shd w:fill="E8EDF3"/>
-          </w:tcPr>
-          <w:p>
-            <w:r/>
-            <w:r>
-              <w:rPr>
-                <w:b/>
-                <w:sz w:val="19"/>
-              </w:rPr>
-              <w:t>Phase</w:t>
-            </w:r>
-          </w:p>
-        </w:tc>
-        <w:tc>
-          <w:tcPr>
-            <w:tcW w:type="dxa" w:w="3744"/>
-            <w:shd w:fill="E8EDF3"/>
-          </w:tcPr>
-          <w:p>
-            <w:r/>
-            <w:r>
-              <w:rPr>
-                <w:b/>
-                <w:sz w:val="19"/>
-              </w:rPr>
-              <w:t>How AI assistance was used</w:t>
-            </w:r>
-          </w:p>
-        </w:tc>
-        <w:tc>
-          <w:tcPr>
-            <w:tcW w:type="dxa" w:w="3312"/>
-            <w:shd w:fill="E8EDF3"/>
-          </w:tcPr>
-          <w:p>
-            <w:r/>
-            <w:r>
-              <w:rPr>
-                <w:b/>
-                <w:sz w:val="19"/>
-              </w:rPr>
-              <w:t>Human judgment retained</w:t>
-            </w:r>
-          </w:p>
-        </w:tc>
-      </w:tr>
-      <w:tr>
-        <w:tc>
-          <w:tcPr>
-            <w:tcW w:type="dxa" w:w="1584"/>
-          </w:tcPr>
-          <w:p>
-            <w:r/>
-            <w:r>
-              <w:rPr>
-                <w:sz w:val="18"/>
-              </w:rPr>
-              <w:t>Problem analysis</w:t>
-            </w:r>
-          </w:p>
-        </w:tc>
-        <w:tc>
-          <w:tcPr>
-            <w:tcW w:type="dxa" w:w="3744"/>
-          </w:tcPr>
-          <w:p>
-            <w:r/>
-            <w:r>
-              <w:rPr>
-                <w:sz w:val="18"/>
-              </w:rPr>
-              <w:t>Line-by-line reading of the reference to enumerate defects; quantifying the [B,H,S,S] tensor across shapes</w:t>
-            </w:r>
-          </w:p>
-        </w:tc>
-        <w:tc>
-          <w:tcPr>
-            <w:tcW w:type="dxa" w:w="3312"/>
-          </w:tcPr>
-          <w:p>
-            <w:r/>
-            <w:r>
-              <w:rPr>
-                <w:sz w:val="18"/>
-              </w:rPr>
-              <w:t>Deciding which defects were worth attacking under time constraints</w:t>
-            </w:r>
-          </w:p>
-        </w:tc>
-      </w:tr>
-      <w:tr>
-        <w:tc>
-          <w:tcPr>
-            <w:tcW w:type="dxa" w:w="1584"/>
-          </w:tcPr>
-          <w:p>
-            <w:r/>
-            <w:r>
-              <w:rPr>
-                <w:sz w:val="18"/>
-              </w:rPr>
-              <w:t>Implementation</w:t>
-            </w:r>
-          </w:p>
-        </w:tc>
-        <w:tc>
-          <w:tcPr>
-            <w:tcW w:type="dxa" w:w="3744"/>
-          </w:tcPr>
-          <w:p>
-            <w:r/>
-            <w:r>
-              <w:rPr>
-                <w:sz w:val="18"/>
-              </w:rPr>
-              <w:t>Writing the mixin, the Triton kernel, and the calibration machinery against a stated contract (no new parameters, state_dict unchanged)</w:t>
-            </w:r>
-          </w:p>
-        </w:tc>
-        <w:tc>
-          <w:tcPr>
-            <w:tcW w:type="dxa" w:w="3312"/>
-          </w:tcPr>
-          <w:p>
-            <w:r/>
-            <w:r>
-              <w:rPr>
-                <w:sz w:val="18"/>
-              </w:rPr>
-              <w:t>Fixing the architectural constraint that the optimization must be a mixin, so weight copying keeps working</w:t>
-            </w:r>
-          </w:p>
-        </w:tc>
-      </w:tr>
-      <w:tr>
-        <w:tc>
-          <w:tcPr>
-            <w:tcW w:type="dxa" w:w="1584"/>
-          </w:tcPr>
-          <w:p>
-            <w:r/>
-            <w:r>
-              <w:rPr>
-                <w:sz w:val="18"/>
-              </w:rPr>
-              <w:t>Instrumentation</w:t>
-            </w:r>
-          </w:p>
-        </w:tc>
-        <w:tc>
-          <w:tcPr>
-            <w:tcW w:type="dxa" w:w="3744"/>
-          </w:tcPr>
-          <w:p>
-            <w:r/>
-            <w:r>
-              <w:rPr>
-                <w:sz w:val="18"/>
-              </w:rPr>
-              <w:t>Generating throwaway diagnostic scripts in minutes — the fusion-gate probe, the interleaved ablation harness, the shape-#4 repeat-measurement loop</w:t>
-            </w:r>
-          </w:p>
-        </w:tc>
-        <w:tc>
-          <w:tcPr>
-            <w:tcW w:type="dxa" w:w="3312"/>
-          </w:tcPr>
-          <w:p>
-            <w:r/>
-            <w:r>
-              <w:rPr>
-                <w:sz w:val="18"/>
-              </w:rPr>
-              <w:t>Choosing what hypothesis each measurement had to falsify</w:t>
-            </w:r>
-          </w:p>
-        </w:tc>
-      </w:tr>
-      <w:tr>
-        <w:tc>
-          <w:tcPr>
-            <w:tcW w:type="dxa" w:w="1584"/>
-          </w:tcPr>
-          <w:p>
-            <w:r/>
-            <w:r>
-              <w:rPr>
-                <w:sz w:val="18"/>
-              </w:rPr>
-              <w:t>Debugging</w:t>
-            </w:r>
-          </w:p>
-        </w:tc>
-        <w:tc>
-          <w:tcPr>
-            <w:tcW w:type="dxa" w:w="3744"/>
-          </w:tcPr>
-          <w:p>
-            <w:r/>
-            <w:r>
-              <w:rPr>
-                <w:sz w:val="18"/>
-              </w:rPr>
-              <w:t>Forming hypotheses, designing falsifying tests, reading the resulting numbers</w:t>
-            </w:r>
-          </w:p>
-        </w:tc>
-        <w:tc>
-          <w:tcPr>
-            <w:tcW w:type="dxa" w:w="3312"/>
-          </w:tcPr>
-          <w:p>
-            <w:r/>
-            <w:r>
-              <w:rPr>
-                <w:sz w:val="18"/>
-              </w:rPr>
-              <w:t>Rejecting two fixes that the measurements did not support</w:t>
-            </w:r>
-          </w:p>
-        </w:tc>
-      </w:tr>
-      <w:tr>
-        <w:tc>
-          <w:tcPr>
-            <w:tcW w:type="dxa" w:w="1584"/>
-          </w:tcPr>
-          <w:p>
-            <w:r/>
-            <w:r>
-              <w:rPr>
-                <w:sz w:val="18"/>
-              </w:rPr>
-              <w:t>Experimental design</w:t>
-            </w:r>
-          </w:p>
-        </w:tc>
-        <w:tc>
-          <w:tcPr>
-            <w:tcW w:type="dxa" w:w="3744"/>
-          </w:tcPr>
-          <w:p>
-            <w:r/>
-            <w:r>
-              <w:rPr>
-                <w:sz w:val="18"/>
-              </w:rPr>
-              <w:t>Interleaving ablation modes per shape so clock drift is common to both columns rather than favouring one</w:t>
-            </w:r>
-          </w:p>
-        </w:tc>
-        <w:tc>
-          <w:tcPr>
-            <w:tcW w:type="dxa" w:w="3312"/>
-          </w:tcPr>
-          <w:p>
-            <w:r/>
-            <w:r>
-              <w:rPr>
-                <w:sz w:val="18"/>
-              </w:rPr>
-              <w:t>Insisting a single anomalous sample be re-measured before publication</w:t>
-            </w:r>
-          </w:p>
-        </w:tc>
-      </w:tr>
-    </w:tbl>
     <w:p>
-      <w:pPr>
-        <w:spacing w:after="80"/>
-      </w:pPr>
-    </w:p>
-    <w:p>
-      <w:pPr>
-        <w:spacing w:after="240"/>
-        <w:jc w:val="left"/>
-      </w:pPr>
       <w:r>
         <w:rPr>
-          <w:i/>
-          <w:sz w:val="18"/>
+          <w:b w:val="0"/>
+          <w:i w:val="0"/>
         </w:rPr>
-        <w:t>Table 9: Division of labour between AI assistance and human judgment.</w:t>
+        <w:t>AI assistance was therefore most valuable in making measurement cheap. Purpose-built diagnostics -- the fusion-gate probe, the interleaved ablation harness, the shape #4 repeat loop -- took minutes rather than an afternoon, so we measured in situations where we would otherwise have reasoned and moved on. Human judgment stayed with what to measure, which hypothesis each test had to falsify, and the architectural constraint that the optimization be a mixin so weight copying keeps working.</w:t>
       </w:r>
     </w:p>
     <w:p>
@@ -6921,7 +6046,7 @@
           <w:b w:val="0"/>
           <w:i w:val="0"/>
         </w:rPr>
-        <w:t>The failure was silent in the worst way: the fusion reported "off" across the entire suite, which is indistinguishable from the kernel never having run. Instrumenting the gate showed two of three test cases matching at exactly 0.000e+00 and the third at 9.766e-4 — precisely one fp16 ULP. The fix sizes the allowance against the storage dtype's step.</w:t>
+        <w:t>The failure was silent in the worst way: the fusion reported "off" across the whole suite, indistinguishable from the kernel never running. Instrumenting the gate showed two of three cases matching at exactly 0.000e+00 and the third at 9.766e-4 — one fp16 ULP. The fix sizes the allowance against the storage dtype's step.</w:t>
       </w:r>
     </w:p>
     <w:p>
@@ -6971,7 +6096,7 @@
           <w:b w:val="0"/>
           <w:i w:val="0"/>
         </w:rPr>
-        <w:t>With fusion enabled unconditionally, calibration began preferring graph capture for shape #6 — a 66-slice graph it had never captured before. Capture cost roughly 23 s of setup, and its retained memory pool slowed the co-resident reference model by approximately 2x, pushing the shape past the runner's 1800 s timeout. Measured directly, capture made the optimized path slower: 95.4 ms against 65.0 ms eager. Capture is now restricted to unsliced shapes, grounded in the observation that every shape it demonstrably helps runs unsliced. This is a clean example of a fix in one place surfacing a latent defect in another.</w:t>
+        <w:t>With fusion enabled unconditionally, calibration began preferring graph capture for shape #6 — a 66-slice graph it had never captured before. Capture cost ~23 s of setup and its retained memory pool slowed the co-resident reference by ~2x, pushing the shape past the runner's 1800 s timeout; measured directly, capture made the optimized path slower, 95.4 ms against 65.0 ms eager. Capture is now restricted to unsliced shapes. A clean example of a fix in one place surfacing a latent defect in another.</w:t>
       </w:r>
     </w:p>
     <w:p>
@@ -6988,7 +6113,7 @@
           <w:b w:val="0"/>
           <w:i w:val="0"/>
         </w:rPr>
-        <w:t>The out-of-memory preflight check's argument order did not match its format string, so a dtype landed on an integer conversion and the intended RuntimeError became a TypeError. It had never been caught because the path had never executed — the diagnostic existed precisely for a situation that had not yet arisen in testing. It surfaced the first time shape #14 was run through the full sweep.</w:t>
+        <w:t>The out-of-memory preflight check's argument order did not match its format string, so a dtype landed on an integer conversion and the intended RuntimeError became a TypeError. It had never been caught because the path had never executed — the diagnostic existed for a situation that had not yet arisen. It surfaced the first time shape #14 ran through the full sweep.</w:t>
       </w:r>
     </w:p>
     <w:p>
@@ -7002,7 +6127,7 @@
     <w:p>
       <w:pPr>
         <w:pStyle w:val="ListBullet"/>
-        <w:spacing w:after="80"/>
+        <w:spacing w:after="60"/>
       </w:pPr>
       <w:r>
         <w:rPr>
@@ -7011,13 +6136,13 @@
         <w:t xml:space="preserve">Measure, never assume. </w:t>
       </w:r>
       <w:r>
-        <w:t>Every performance claim in this report traces to a measurement on this hardware. Where a measurement was unavailable we say so rather than estimating — shape #14 carries no throughput number for exactly this reason.</w:t>
+        <w:t>Every performance claim here traces to a measurement on this hardware. Where a measurement was unavailable we say so rather than estimating — shape #14 carries no throughput number for exactly that reason.</w:t>
       </w:r>
     </w:p>
     <w:p>
       <w:pPr>
         <w:pStyle w:val="ListBullet"/>
-        <w:spacing w:after="80"/>
+        <w:spacing w:after="60"/>
       </w:pPr>
       <w:r>
         <w:rPr>
@@ -7026,13 +6151,13 @@
         <w:t xml:space="preserve">Design the falsifying test first. </w:t>
       </w:r>
       <w:r>
-        <w:t>Each debugging step began by asking what observation would prove the current hypothesis wrong, then building that observation. Two hypotheses died this way, saving the effort of shipping fixes that would not have worked.</w:t>
+        <w:t>Each debugging step began by asking what observation would prove the current hypothesis wrong, then building it. Two hypotheses died this way.</w:t>
       </w:r>
     </w:p>
     <w:p>
       <w:pPr>
         <w:pStyle w:val="ListBullet"/>
-        <w:spacing w:after="80"/>
+        <w:spacing w:after="60"/>
       </w:pPr>
       <w:r>
         <w:rPr>
@@ -7041,52 +6166,22 @@
         <w:t xml:space="preserve">Test the test. </w:t>
       </w:r>
       <w:r>
-        <w:t>When a correctness gate was loosened, the repaired gate was tested against deliberately broken kernels to confirm it still rejected them. A check that passes everything is not a check.</w:t>
+        <w:t>When the correctness gate was loosened, the repaired gate was tested against deliberately broken kernels to confirm it still rejected them. A check that passes everything is not a check.</w:t>
       </w:r>
     </w:p>
     <w:p>
       <w:pPr>
         <w:pStyle w:val="ListBullet"/>
-        <w:spacing w:after="80"/>
+        <w:spacing w:after="60"/>
       </w:pPr>
       <w:r>
         <w:rPr>
           <w:b/>
         </w:rPr>
-        <w:t xml:space="preserve">Control the confound. </w:t>
+        <w:t xml:space="preserve">Control confounds, re-measure anomalies. </w:t>
       </w:r>
       <w:r>
-        <w:t>Ablation modes are interleaved per shape rather than run as sequential sweeps, so GPU clock drift is common to all columns instead of systematically favouring whichever ran on the cooler card.</w:t>
-      </w:r>
-    </w:p>
-    <w:p>
-      <w:pPr>
-        <w:pStyle w:val="ListBullet"/>
-        <w:spacing w:after="80"/>
-      </w:pPr>
-      <w:r>
-        <w:rPr>
-          <w:b/>
-        </w:rPr>
-        <w:t xml:space="preserve">Re-measure anomalies before publishing. </w:t>
-      </w:r>
-      <w:r>
-        <w:t>Shape #4 initially measured at 0.78x from a single sample. Five runs per mode reversed the sign of the result. One sample of a borderline measurement is not a result.</w:t>
-      </w:r>
-    </w:p>
-    <w:p>
-      <w:pPr>
-        <w:pStyle w:val="ListBullet"/>
-        <w:spacing w:after="80"/>
-      </w:pPr>
-      <w:r>
-        <w:rPr>
-          <w:b/>
-        </w:rPr>
-        <w:t xml:space="preserve">Make every claim independently falsifiable. </w:t>
-      </w:r>
-      <w:r>
-        <w:t>Nine optimizations, nine environment toggles. Any claim in this report can be checked by disabling the thing it credits.</w:t>
+        <w:t>Ablation modes are interleaved per shape so clock drift is common to all columns; and shape #4, which measured 0.78x from one sample, was re-measured five times per mode and reversed sign.</w:t>
       </w:r>
     </w:p>
     <w:p>
@@ -7103,7 +6198,7 @@
           <w:b w:val="0"/>
           <w:i w:val="0"/>
         </w:rPr>
-        <w:t>AI assistance was decisive for throughput of iteration, not for the ideas. The nine optimizations in Section 4 are all documented techniques; none required invention. What AI assistance changed was the cost of checking — writing a purpose-built diagnostic took minutes rather than an afternoon, so we measured in situations where we would otherwise have reasoned and moved on. Three of the four defects in Section 9.3 were found in exactly those situations.</w:t>
+        <w:t>AI assistance was decisive for iteration throughput, not for the ideas. None of the nine optimizations required invention. What changed was the cost of checking, and three of the four defects in Section 9.3 were found in situations where we would otherwise have reasoned and moved on.</w:t>
       </w:r>
     </w:p>
     <w:p>
@@ -7133,7 +6228,7 @@
     <w:p>
       <w:pPr>
         <w:pStyle w:val="ListBullet"/>
-        <w:spacing w:after="80"/>
+        <w:spacing w:after="60"/>
       </w:pPr>
       <w:r>
         <w:rPr>
@@ -7142,13 +6237,13 @@
         <w:t xml:space="preserve">Shape #14 is not a throughput result. </w:t>
       </w:r>
       <w:r>
-        <w:t>Peak allocation exceeds VRAM, so part of the working set pages over PCIe. The measured latency is reproducible but reflects paging, not resident performance. Fitting it properly requires a smaller slice budget or a card with more memory.</w:t>
+        <w:t>Peak allocation exceeds VRAM, so part of the working set pages over PCIe. The latency is reproducible but reflects paging, not resident performance. Fitting it needs a smaller slice budget or more memory.</w:t>
       </w:r>
     </w:p>
     <w:p>
       <w:pPr>
         <w:pStyle w:val="ListBullet"/>
-        <w:spacing w:after="80"/>
+        <w:spacing w:after="60"/>
       </w:pPr>
       <w:r>
         <w:rPr>
@@ -7157,13 +6252,13 @@
         <w:t xml:space="preserve">Calibration measures the wrong configuration. </w:t>
       </w:r>
       <w:r>
-        <w:t>Calibration times the eager path while roughly half the suite runs under graph capture. We resolved this by removing the fusion speed gate rather than making the measurement predictive. Calibrating under capture is the correct fix and is the first thing we would pursue with more time.</w:t>
+        <w:t>Calibration times the eager path while roughly half the suite runs under graph capture. We removed the fusion speed gate rather than making the measurement predictive; calibrating under capture is the correct fix and the first thing we would pursue with more time.</w:t>
       </w:r>
     </w:p>
     <w:p>
       <w:pPr>
         <w:pStyle w:val="ListBullet"/>
-        <w:spacing w:after="80"/>
+        <w:spacing w:after="60"/>
       </w:pPr>
       <w:r>
         <w:rPr>
@@ -7172,13 +6267,13 @@
         <w:t xml:space="preserve">Single-GPU validation. </w:t>
       </w:r>
       <w:r>
-        <w:t>All decisions are made at runtime rather than baked in, so the approach should transfer, but we have verified it only on an RTX 4080 Laptop. The quantities that remain constants — the L2-derived slice budget, capture's unsliced restriction — are grounded in measurements from this one card.</w:t>
+        <w:t>Decisions are made at runtime rather than baked in, so the approach should transfer, but we have verified it only on an RTX 4080 Laptop. The remaining constants are grounded in measurements from this one card.</w:t>
       </w:r>
     </w:p>
     <w:p>
       <w:pPr>
         <w:pStyle w:val="ListBullet"/>
-        <w:spacing w:after="80"/>
+        <w:spacing w:after="60"/>
       </w:pPr>
       <w:r>
         <w:rPr>
@@ -7187,13 +6282,13 @@
         <w:t xml:space="preserve">The fp16 margin is thin. </w:t>
       </w:r>
       <w:r>
-        <w:t>The mixed-precision path passes every comparable shape with roughly one part in twenty of headroom against the absolute floor, not a comfortable margin. A tighter tolerance would force several shapes back to fp32 and forfeit most of their speedup.</w:t>
+        <w:t>Roughly one part in twenty of headroom against the absolute floor. A tighter tolerance would force several shapes back to fp32 and forfeit most of their speedup.</w:t>
       </w:r>
     </w:p>
     <w:p>
       <w:pPr>
         <w:pStyle w:val="ListBullet"/>
-        <w:spacing w:after="80"/>
+        <w:spacing w:after="60"/>
       </w:pPr>
       <w:r>
         <w:rPr>
@@ -7202,13 +6297,13 @@
         <w:t xml:space="preserve">Removed as unmeasured. </w:t>
       </w:r>
       <w:r>
-        <w:t>A multi-stream slice path was implemented and then removed because it was never benchmarked. We judged an untested concurrency path worse than no path at all.</w:t>
+        <w:t>A multi-stream slice path was implemented and then removed because it was never benchmarked. An untested concurrency path is worse than none.</w:t>
       </w:r>
     </w:p>
     <w:p>
       <w:pPr>
         <w:pStyle w:val="ListBullet"/>
-        <w:spacing w:after="80"/>
+        <w:spacing w:after="60"/>
       </w:pPr>
       <w:r>
         <w:rPr>
@@ -7217,7 +6312,7 @@
         <w:t xml:space="preserve">No hand-written attention kernel. </w:t>
       </w:r>
       <w:r>
-        <w:t>We rely on PyTorch's SDPA, which reaches FlashAttention, rather than writing our own attention kernel. This was the correct decision under time constraints, but a kernel specialized to these specific shapes is where the remaining headroom most plausibly lies.</w:t>
+        <w:t>We rely on PyTorch's SDPA, which reaches FlashAttention. Correct under time constraints, but a kernel specialized to these shapes is where the remaining headroom most plausibly lies.</w:t>
       </w:r>
     </w:p>
     <w:p>
@@ -7243,7 +6338,7 @@
           <w:b w:val="0"/>
           <w:i w:val="0"/>
         </w:rPr>
-        <w:t>The more transferable result is methodological. Optimizing across a heterogeneous shape suite invites hardcoded shape checks, and the problem statement explicitly permits them. We found that deferring those decisions to runtime measurement produced a policy neither of us would have written by hand — fp32 on two shapes surrounded by fp16 neighbours, capture on ten of thirteen, slice counts spanning 1 to 66 — and that our own confident assumptions were wrong more than once in ways only measurement exposed. The fusion adoption gate is the sharpest example: a rule that appeared obviously correct was, in measurement, discarding up to 57% of the available speedup on individual shapes because it was timing a configuration that never shipped.</w:t>
+        <w:t>The more transferable result is methodological. Optimizing across a heterogeneous shape suite invites hardcoded shape checks, and the problem statement permits them. Deferring those decisions to runtime measurement produced a policy we would not have written by hand — fp32 on two shapes surrounded by fp16 neighbours, capture on ten of thirteen, slice counts from 1 to 66 — and exposed our own assumptions as wrong more than once. The fusion gate is the sharpest example: a rule that looked obviously correct was discarding up to 57% of the available speedup on individual shapes, because it timed a configuration that never shipped.</w:t>
       </w:r>
     </w:p>
     <w:p>
@@ -7381,359 +6476,8 @@
           <w:b w:val="0"/>
           <w:i w:val="0"/>
         </w:rPr>
-        <w:t>Every optimization is individually switchable at runtime via environment variable, so any row of the catalogue can be attributed independently.</w:t>
+        <w:t>Every optimization is individually switchable at runtime, so any claim in this report can be checked by disabling the thing it credits: TJ_DISABLE_FUSION, TJ_DISABLE_FUSED_NORM, TJ_DISABLE_GELU_EPILOGUE, TJ_DISABLE_SDPA, TJ_DISABLE_GRAPH, TJ_DISABLE_FUSED_QKV, TJ_DISABLE_ELISION, TJ_PRECISION, TJ_CHUNK_MB, TJ_INPLACE_OUTPUT. The full list with descriptions is at the top of optimized_transformer.py.</w:t>
       </w:r>
-    </w:p>
-    <w:tbl>
-      <w:tblPr>
-        <w:tblStyle w:val="TableGrid"/>
-        <w:tblW w:type="auto" w:w="0"/>
-        <w:jc w:val="center"/>
-        <w:tblLook w:firstColumn="1" w:firstRow="1" w:lastColumn="0" w:lastRow="0" w:noHBand="0" w:noVBand="1" w:val="04A0"/>
-      </w:tblPr>
-      <w:tblGrid>
-        <w:gridCol w:w="4680"/>
-        <w:gridCol w:w="4680"/>
-      </w:tblGrid>
-      <w:tr>
-        <w:tc>
-          <w:tcPr>
-            <w:tcW w:type="dxa" w:w="3024"/>
-            <w:shd w:fill="E8EDF3"/>
-          </w:tcPr>
-          <w:p>
-            <w:r/>
-            <w:r>
-              <w:rPr>
-                <w:b/>
-                <w:sz w:val="19"/>
-              </w:rPr>
-              <w:t>Variable</w:t>
-            </w:r>
-          </w:p>
-        </w:tc>
-        <w:tc>
-          <w:tcPr>
-            <w:tcW w:type="dxa" w:w="5616"/>
-            <w:shd w:fill="E8EDF3"/>
-          </w:tcPr>
-          <w:p>
-            <w:r/>
-            <w:r>
-              <w:rPr>
-                <w:b/>
-                <w:sz w:val="19"/>
-              </w:rPr>
-              <w:t>Effect</w:t>
-            </w:r>
-          </w:p>
-        </w:tc>
-      </w:tr>
-      <w:tr>
-        <w:tc>
-          <w:tcPr>
-            <w:tcW w:type="dxa" w:w="3024"/>
-          </w:tcPr>
-          <w:p>
-            <w:r/>
-            <w:r>
-              <w:rPr>
-                <w:sz w:val="18"/>
-              </w:rPr>
-              <w:t>TJ_DISABLE_FUSION</w:t>
-            </w:r>
-          </w:p>
-        </w:tc>
-        <w:tc>
-          <w:tcPr>
-            <w:tcW w:type="dxa" w:w="5616"/>
-          </w:tcPr>
-          <w:p>
-            <w:r/>
-            <w:r>
-              <w:rPr>
-                <w:sz w:val="18"/>
-              </w:rPr>
-              <w:t>Disable both fusions</w:t>
-            </w:r>
-          </w:p>
-        </w:tc>
-      </w:tr>
-      <w:tr>
-        <w:tc>
-          <w:tcPr>
-            <w:tcW w:type="dxa" w:w="3024"/>
-          </w:tcPr>
-          <w:p>
-            <w:r/>
-            <w:r>
-              <w:rPr>
-                <w:sz w:val="18"/>
-              </w:rPr>
-              <w:t>TJ_DISABLE_FUSED_NORM</w:t>
-            </w:r>
-          </w:p>
-        </w:tc>
-        <w:tc>
-          <w:tcPr>
-            <w:tcW w:type="dxa" w:w="5616"/>
-          </w:tcPr>
-          <w:p>
-            <w:r/>
-            <w:r>
-              <w:rPr>
-                <w:sz w:val="18"/>
-              </w:rPr>
-              <w:t>Disable the Triton residual+LayerNorm+cast kernel only</w:t>
-            </w:r>
-          </w:p>
-        </w:tc>
-      </w:tr>
-      <w:tr>
-        <w:tc>
-          <w:tcPr>
-            <w:tcW w:type="dxa" w:w="3024"/>
-          </w:tcPr>
-          <w:p>
-            <w:r/>
-            <w:r>
-              <w:rPr>
-                <w:sz w:val="18"/>
-              </w:rPr>
-              <w:t>TJ_DISABLE_GELU_EPILOGUE</w:t>
-            </w:r>
-          </w:p>
-        </w:tc>
-        <w:tc>
-          <w:tcPr>
-            <w:tcW w:type="dxa" w:w="5616"/>
-          </w:tcPr>
-          <w:p>
-            <w:r/>
-            <w:r>
-              <w:rPr>
-                <w:sz w:val="18"/>
-              </w:rPr>
-              <w:t>Disable the cuBLASLt GEMM+GELU epilogue only</w:t>
-            </w:r>
-          </w:p>
-        </w:tc>
-      </w:tr>
-      <w:tr>
-        <w:tc>
-          <w:tcPr>
-            <w:tcW w:type="dxa" w:w="3024"/>
-          </w:tcPr>
-          <w:p>
-            <w:r/>
-            <w:r>
-              <w:rPr>
-                <w:sz w:val="18"/>
-              </w:rPr>
-              <w:t>TJ_DISABLE_SDPA</w:t>
-            </w:r>
-          </w:p>
-        </w:tc>
-        <w:tc>
-          <w:tcPr>
-            <w:tcW w:type="dxa" w:w="5616"/>
-          </w:tcPr>
-          <w:p>
-            <w:r/>
-            <w:r>
-              <w:rPr>
-                <w:sz w:val="18"/>
-              </w:rPr>
-              <w:t>Explicit matmul with fp32 softmax instead of SDPA</w:t>
-            </w:r>
-          </w:p>
-        </w:tc>
-      </w:tr>
-      <w:tr>
-        <w:tc>
-          <w:tcPr>
-            <w:tcW w:type="dxa" w:w="3024"/>
-          </w:tcPr>
-          <w:p>
-            <w:r/>
-            <w:r>
-              <w:rPr>
-                <w:sz w:val="18"/>
-              </w:rPr>
-              <w:t>TJ_DISABLE_GRAPH</w:t>
-            </w:r>
-          </w:p>
-        </w:tc>
-        <w:tc>
-          <w:tcPr>
-            <w:tcW w:type="dxa" w:w="5616"/>
-          </w:tcPr>
-          <w:p>
-            <w:r/>
-            <w:r>
-              <w:rPr>
-                <w:sz w:val="18"/>
-              </w:rPr>
-              <w:t>Never capture a CUDA graph</w:t>
-            </w:r>
-          </w:p>
-        </w:tc>
-      </w:tr>
-      <w:tr>
-        <w:tc>
-          <w:tcPr>
-            <w:tcW w:type="dxa" w:w="3024"/>
-          </w:tcPr>
-          <w:p>
-            <w:r/>
-            <w:r>
-              <w:rPr>
-                <w:sz w:val="18"/>
-              </w:rPr>
-              <w:t>TJ_DISABLE_FUSED_QKV</w:t>
-            </w:r>
-          </w:p>
-        </w:tc>
-        <w:tc>
-          <w:tcPr>
-            <w:tcW w:type="dxa" w:w="5616"/>
-          </w:tcPr>
-          <w:p>
-            <w:r/>
-            <w:r>
-              <w:rPr>
-                <w:sz w:val="18"/>
-              </w:rPr>
-              <w:t>Separate Q/K/V projections instead of one GEMM</w:t>
-            </w:r>
-          </w:p>
-        </w:tc>
-      </w:tr>
-      <w:tr>
-        <w:tc>
-          <w:tcPr>
-            <w:tcW w:type="dxa" w:w="3024"/>
-          </w:tcPr>
-          <w:p>
-            <w:r/>
-            <w:r>
-              <w:rPr>
-                <w:sz w:val="18"/>
-              </w:rPr>
-              <w:t>TJ_DISABLE_ELISION</w:t>
-            </w:r>
-          </w:p>
-        </w:tc>
-        <w:tc>
-          <w:tcPr>
-            <w:tcW w:type="dxa" w:w="5616"/>
-          </w:tcPr>
-          <w:p>
-            <w:r/>
-            <w:r>
-              <w:rPr>
-                <w:sz w:val="18"/>
-              </w:rPr>
-              <w:t>Always build an explicit padding mask</w:t>
-            </w:r>
-          </w:p>
-        </w:tc>
-      </w:tr>
-      <w:tr>
-        <w:tc>
-          <w:tcPr>
-            <w:tcW w:type="dxa" w:w="3024"/>
-          </w:tcPr>
-          <w:p>
-            <w:r/>
-            <w:r>
-              <w:rPr>
-                <w:sz w:val="18"/>
-              </w:rPr>
-              <w:t>TJ_PRECISION</w:t>
-            </w:r>
-          </w:p>
-        </w:tc>
-        <w:tc>
-          <w:tcPr>
-            <w:tcW w:type="dxa" w:w="5616"/>
-          </w:tcPr>
-          <w:p>
-            <w:r/>
-            <w:r>
-              <w:rPr>
-                <w:sz w:val="18"/>
-              </w:rPr>
-              <w:t>Pin precision instead of measuring (fp32 / fp16)</w:t>
-            </w:r>
-          </w:p>
-        </w:tc>
-      </w:tr>
-      <w:tr>
-        <w:tc>
-          <w:tcPr>
-            <w:tcW w:type="dxa" w:w="3024"/>
-          </w:tcPr>
-          <w:p>
-            <w:r/>
-            <w:r>
-              <w:rPr>
-                <w:sz w:val="18"/>
-              </w:rPr>
-              <w:t>TJ_CHUNK_MB</w:t>
-            </w:r>
-          </w:p>
-        </w:tc>
-        <w:tc>
-          <w:tcPr>
-            <w:tcW w:type="dxa" w:w="5616"/>
-          </w:tcPr>
-          <w:p>
-            <w:r/>
-            <w:r>
-              <w:rPr>
-                <w:sz w:val="18"/>
-              </w:rPr>
-              <w:t>Override the L2-derived per-slice budget</w:t>
-            </w:r>
-          </w:p>
-        </w:tc>
-      </w:tr>
-      <w:tr>
-        <w:tc>
-          <w:tcPr>
-            <w:tcW w:type="dxa" w:w="3024"/>
-          </w:tcPr>
-          <w:p>
-            <w:r/>
-            <w:r>
-              <w:rPr>
-                <w:sz w:val="18"/>
-              </w:rPr>
-              <w:t>TJ_INPLACE_OUTPUT</w:t>
-            </w:r>
-          </w:p>
-        </w:tc>
-        <w:tc>
-          <w:tcPr>
-            <w:tcW w:type="dxa" w:w="5616"/>
-          </w:tcPr>
-          <w:p>
-            <w:r/>
-            <w:r>
-              <w:rPr>
-                <w:sz w:val="18"/>
-              </w:rPr>
-              <w:t>Alias output onto input (destroys input; halves memory floor)</w:t>
-            </w:r>
-          </w:p>
-        </w:tc>
-      </w:tr>
-    </w:tbl>
-    <w:p>
-      <w:pPr>
-        <w:spacing w:after="80"/>
-      </w:pPr>
     </w:p>
     <w:p>
       <w:pPr>
@@ -7745,14 +6489,14 @@
     </w:p>
     <w:p>
       <w:pPr>
-        <w:spacing w:before="120" w:after="200"/>
+        <w:spacing w:before="80" w:after="120"/>
         <w:ind w:left="360"/>
         <w:shd w:fill="F2F4F7"/>
       </w:pPr>
       <w:r>
         <w:rPr>
           <w:rFonts w:ascii="Consolas" w:hAnsi="Consolas"/>
-          <w:sz w:val="18"/>
+          <w:sz w:val="17"/>
         </w:rPr>
         <w:t>pip install torch --index-url https://download.pytorch.org/whl/cu124</w:t>
         <w:br/>
@@ -7760,7 +6504,7 @@
       <w:r>
         <w:rPr>
           <w:rFonts w:ascii="Consolas" w:hAnsi="Consolas"/>
-          <w:sz w:val="18"/>
+          <w:sz w:val="17"/>
         </w:rPr>
         <w:t>pip install triton-windows==3.2.0.post21   # Windows; 'triton' on Linux</w:t>
         <w:br/>
@@ -7768,14 +6512,14 @@
       <w:r>
         <w:rPr>
           <w:rFonts w:ascii="Consolas" w:hAnsi="Consolas"/>
-          <w:sz w:val="18"/>
+          <w:sz w:val="17"/>
         </w:rPr>
         <w:br/>
       </w:r>
       <w:r>
         <w:rPr>
           <w:rFonts w:ascii="Consolas" w:hAnsi="Consolas"/>
-          <w:sz w:val="18"/>
+          <w:sz w:val="17"/>
         </w:rPr>
         <w:t>python run_all_shapes.py                        # full sweep, ~15 min</w:t>
         <w:br/>
@@ -7783,7 +6527,7 @@
       <w:r>
         <w:rPr>
           <w:rFonts w:ascii="Consolas" w:hAnsi="Consolas"/>
-          <w:sz w:val="18"/>
+          <w:sz w:val="17"/>
         </w:rPr>
         <w:t>python run_optimized_only.py --inplace-output   # shape #14</w:t>
       </w:r>
@@ -7808,7 +6552,7 @@
     </w:p>
     <w:sectPr>
       <w:pgSz w:w="12240" w:h="15840"/>
-      <w:pgMar w:top="1296" w:right="1440" w:bottom="1296" w:left="1440" w:header="720" w:footer="720" w:gutter="0"/>
+      <w:pgMar w:top="1008" w:right="1152" w:bottom="1008" w:left="1152" w:header="720" w:footer="720" w:gutter="0"/>
       <w:cols w:space="720"/>
       <w:docGrid w:linePitch="360"/>
     </w:sectPr>
@@ -8180,11 +6924,11 @@
     <w:qFormat/>
     <w:rsid w:val="00FC693F"/>
     <w:pPr>
-      <w:spacing w:after="160" w:line="276" w:lineRule="auto"/>
+      <w:spacing w:after="100" w:line="245" w:lineRule="auto"/>
     </w:pPr>
     <w:rPr>
       <w:rFonts w:ascii="Calibri" w:hAnsi="Calibri"/>
-      <w:sz w:val="22"/>
+      <w:sz w:val="20"/>
     </w:rPr>
   </w:style>
   <w:style w:type="paragraph" w:styleId="Header">
@@ -8242,7 +6986,7 @@
     <w:pPr>
       <w:keepNext/>
       <w:keepLines/>
-      <w:spacing w:before="280" w:after="120"/>
+      <w:spacing w:before="180" w:after="60"/>
       <w:outlineLvl w:val="0"/>
     </w:pPr>
     <w:rPr>
@@ -8250,7 +6994,7 @@
       <w:b/>
       <w:bCs/>
       <w:color w:val="1F3B57"/>
-      <w:sz w:val="32"/>
+      <w:sz w:val="27"/>
       <w:szCs w:val="28"/>
     </w:rPr>
   </w:style>
@@ -8266,7 +7010,7 @@
     <w:pPr>
       <w:keepNext/>
       <w:keepLines/>
-      <w:spacing w:before="280" w:after="120"/>
+      <w:spacing w:before="180" w:after="60"/>
       <w:outlineLvl w:val="1"/>
     </w:pPr>
     <w:rPr>
@@ -8274,7 +7018,7 @@
       <w:b/>
       <w:bCs/>
       <w:color w:val="1F3B57"/>
-      <w:sz w:val="26"/>
+      <w:sz w:val="23"/>
       <w:szCs w:val="26"/>
     </w:rPr>
   </w:style>
@@ -8290,7 +7034,7 @@
     <w:pPr>
       <w:keepNext/>
       <w:keepLines/>
-      <w:spacing w:before="280" w:after="120"/>
+      <w:spacing w:before="180" w:after="60"/>
       <w:outlineLvl w:val="2"/>
     </w:pPr>
     <w:rPr>
@@ -8298,7 +7042,7 @@
       <w:b/>
       <w:bCs/>
       <w:color w:val="1F3B57"/>
-      <w:sz w:val="23"/>
+      <w:sz w:val="21"/>
     </w:rPr>
   </w:style>
   <w:style w:type="paragraph" w:styleId="Heading4">

--- a/TechJam2026_Problem3_Technical_Report.docx
+++ b/TechJam2026_Problem3_Technical_Report.docx
@@ -3903,120 +3903,6 @@
           </w:p>
         </w:tc>
       </w:tr>
-      <w:tr>
-        <w:tc>
-          <w:tcPr>
-            <w:tcW w:type="dxa" w:w="360"/>
-          </w:tcPr>
-          <w:p>
-            <w:r/>
-            <w:r>
-              <w:rPr>
-                <w:sz w:val="16"/>
-              </w:rPr>
-              <w:t>14</w:t>
-            </w:r>
-          </w:p>
-        </w:tc>
-        <w:tc>
-          <w:tcPr>
-            <w:tcW w:type="dxa" w:w="2520"/>
-          </w:tcPr>
-          <w:p>
-            <w:r/>
-            <w:r>
-              <w:rPr>
-                <w:sz w:val="16"/>
-              </w:rPr>
-              <w:t>32, 1024, 16, 100000, 2, 1024</w:t>
-            </w:r>
-          </w:p>
-        </w:tc>
-        <w:tc>
-          <w:tcPr>
-            <w:tcW w:type="dxa" w:w="648"/>
-          </w:tcPr>
-          <w:p>
-            <w:r/>
-            <w:r>
-              <w:rPr>
-                <w:sz w:val="16"/>
-              </w:rPr>
-              <w:t>n/a</w:t>
-            </w:r>
-          </w:p>
-        </w:tc>
-        <w:tc>
-          <w:tcPr>
-            <w:tcW w:type="dxa" w:w="936"/>
-          </w:tcPr>
-          <w:p>
-            <w:r/>
-            <w:r>
-              <w:rPr>
-                <w:sz w:val="16"/>
-              </w:rPr>
-              <w:t>—</w:t>
-            </w:r>
-          </w:p>
-        </w:tc>
-        <w:tc>
-          <w:tcPr>
-            <w:tcW w:type="dxa" w:w="864"/>
-          </w:tcPr>
-          <w:p>
-            <w:r/>
-            <w:r>
-              <w:rPr>
-                <w:sz w:val="16"/>
-              </w:rPr>
-              <w:t>—</w:t>
-            </w:r>
-          </w:p>
-        </w:tc>
-        <w:tc>
-          <w:tcPr>
-            <w:tcW w:type="dxa" w:w="792"/>
-          </w:tcPr>
-          <w:p>
-            <w:r/>
-            <w:r>
-              <w:rPr>
-                <w:sz w:val="16"/>
-              </w:rPr>
-              <w:t>—</w:t>
-            </w:r>
-          </w:p>
-        </w:tc>
-        <w:tc>
-          <w:tcPr>
-            <w:tcW w:type="dxa" w:w="1008"/>
-          </w:tcPr>
-          <w:p>
-            <w:r/>
-            <w:r>
-              <w:rPr>
-                <w:sz w:val="16"/>
-              </w:rPr>
-              <w:t>eager x32</w:t>
-            </w:r>
-          </w:p>
-        </w:tc>
-        <w:tc>
-          <w:tcPr>
-            <w:tcW w:type="dxa" w:w="1080"/>
-          </w:tcPr>
-          <w:p>
-            <w:r/>
-            <w:r>
-              <w:rPr>
-                <w:sz w:val="16"/>
-              </w:rPr>
-              <w:t>fp16</w:t>
-            </w:r>
-          </w:p>
-        </w:tc>
-      </w:tr>
     </w:tbl>
     <w:p>
       <w:pPr>
@@ -4033,7 +3919,7 @@
           <w:i/>
           <w:sz w:val="17"/>
         </w:rPr>
-        <w:t>Table 5: Full sweep. dtype float32, causal, padding_ratio 0.0. "graph" = CUDA-graph capture; xN = batch slice count.</w:t>
+        <w:t>Table 5: The 13 shapes with a runnable reference. dtype float32, causal, padding_ratio 0.0. "graph" = CUDA-graph capture; xN = batch slice count. Shape #14 has no reference to compare against and is reported separately in Section 6.2.</w:t>
       </w:r>
     </w:p>
     <w:p>

--- a/TechJam2026_Problem3_Technical_Report.docx
+++ b/TechJam2026_Problem3_Technical_Report.docx
@@ -6305,6 +6305,54 @@
           <w:b w:val="0"/>
           <w:i w:val="0"/>
         </w:rPr>
+        <w:t>Single shapes go through the benchmark script directly; the README lists all fourteen. Shape #14 needs three things together, and refuses with an explicit out-of-memory message if any one is missing:</w:t>
+      </w:r>
+    </w:p>
+    <w:p>
+      <w:pPr>
+        <w:spacing w:before="80" w:after="120"/>
+        <w:ind w:left="360"/>
+        <w:shd w:fill="F2F4F7"/>
+      </w:pPr>
+      <w:r>
+        <w:rPr>
+          <w:rFonts w:ascii="Consolas" w:hAnsi="Consolas"/>
+          <w:sz w:val="17"/>
+        </w:rPr>
+        <w:t>TJ_INPLACE_OUTPUT=1 python torch_transformer_benchmark.py \</w:t>
+        <w:br/>
+      </w:r>
+      <w:r>
+        <w:rPr>
+          <w:rFonts w:ascii="Consolas" w:hAnsi="Consolas"/>
+          <w:sz w:val="17"/>
+        </w:rPr>
+        <w:t xml:space="preserve">  --batch-size 32 --d-model 1024 --heads 16 --seq-len 100000 \</w:t>
+        <w:br/>
+      </w:r>
+      <w:r>
+        <w:rPr>
+          <w:rFonts w:ascii="Consolas" w:hAnsi="Consolas"/>
+          <w:sz w:val="17"/>
+        </w:rPr>
+        <w:t xml:space="preserve">  --layers 2 --ffn-dim 1024 --causal --optimized-only --dtype float16</w:t>
+      </w:r>
+    </w:p>
+    <w:p>
+      <w:r>
+        <w:rPr>
+          <w:b w:val="0"/>
+          <w:i w:val="0"/>
+        </w:rPr>
+        <w:t>--optimized-only because the reference cannot be constructed; float16 because at fp32 the input alone is 12.21 GiB against 11.99 GiB of VRAM; and TJ_INPLACE_OUTPUT because even at fp16 the input plus a separate output is 12.21 GiB, while aliasing them needs one 6.10 GiB buffer. run_optimized_only.py is preferable for this shape: the environment variable overwrites the input, which the benchmark script reuses across timing iterations, so latency stays valid but the output after the first call is not meaningful.</w:t>
+      </w:r>
+    </w:p>
+    <w:p>
+      <w:r>
+        <w:rPr>
+          <w:b w:val="0"/>
+          <w:i w:val="0"/>
+        </w:rPr>
         <w:t>The sweep takes roughly fifteen minutes, the majority of it in shape #6, where the reference implementation is the slow component. Expect 13 of 14 shapes to pass, with #14 reported separately as described in Section 6.2.</w:t>
       </w:r>
     </w:p>

--- a/TechJam2026_Problem3_Technical_Report.docx
+++ b/TechJam2026_Problem3_Technical_Report.docx
@@ -348,7 +348,7 @@
         <w:t xml:space="preserve">Feasibility. </w:t>
       </w:r>
       <w:r>
-        <w:t>Execution of a shape whose reference implementation is physically impossible to run, via memory-aware slicing and output aliasing.</w:t>
+        <w:t>Execution of a shape whose reference implementation is physically impossible to run, via memory-aware slicing and output aliasing (Section 6.2).</w:t>
       </w:r>
     </w:p>
     <w:p>
@@ -2281,7 +2281,7 @@
           <w:b w:val="0"/>
           <w:i w:val="0"/>
         </w:rPr>
-        <w:t>One point proved important: the harness submits every iteration before a single synchronization. Our calibration timer had to mirror that exactly - synchronizing per call drains the launch queue and lets the host catch up, making launch-bound shapes measure artificially cheap. On shape #13 that is 6.77 ms against 10.92 ms for identical code.</w:t>
+        <w:t>One point proved important: the harness submits every iteration before a single synchronization, and our calibration timer had to mirror that. Synchronizing per call lets the host catch up, making launch-bound shapes measure artificially cheap — on shape #13, 6.77 ms against 10.92 ms for identical code.</w:t>
       </w:r>
     </w:p>
     <w:p>
@@ -4235,6 +4235,62 @@
           <w:b w:val="0"/>
           <w:i w:val="0"/>
         </w:rPr>
+        <w:t>The aliasing itself is one line. The sliced path normally allocates a second full-size buffer to write results into; with the flag it writes into the input instead:</w:t>
+      </w:r>
+    </w:p>
+    <w:p>
+      <w:pPr>
+        <w:spacing w:before="80" w:after="120"/>
+        <w:ind w:left="360"/>
+        <w:shd w:fill="F2F4F7"/>
+      </w:pPr>
+      <w:r>
+        <w:rPr>
+          <w:rFonts w:ascii="Consolas" w:hAnsi="Consolas"/>
+          <w:sz w:val="17"/>
+        </w:rPr>
+        <w:t>output = x if inplace else torch.empty_like(x)</w:t>
+        <w:br/>
+      </w:r>
+      <w:r>
+        <w:rPr>
+          <w:rFonts w:ascii="Consolas" w:hAnsi="Consolas"/>
+          <w:sz w:val="17"/>
+        </w:rPr>
+        <w:t>while start &lt; batch:</w:t>
+        <w:br/>
+      </w:r>
+      <w:r>
+        <w:rPr>
+          <w:rFonts w:ascii="Consolas" w:hAnsi="Consolas"/>
+          <w:sz w:val="17"/>
+        </w:rPr>
+        <w:t xml:space="preserve">    stop = min(batch, start + slice_size)</w:t>
+        <w:br/>
+      </w:r>
+      <w:r>
+        <w:rPr>
+          <w:rFonts w:ascii="Consolas" w:hAnsi="Consolas"/>
+          <w:sz w:val="17"/>
+        </w:rPr>
+        <w:t xml:space="preserve">    output[start:stop] = forward_slice(x[start:stop], ...)</w:t>
+      </w:r>
+    </w:p>
+    <w:p>
+      <w:r>
+        <w:rPr>
+          <w:b w:val="0"/>
+          <w:i w:val="0"/>
+        </w:rPr>
+        <w:t>The write on the last line happens either way, so aliasing adds no work — it only skips an allocation, 6.10 GiB at fp16 on this shape. It is safe for two reasons. Within a slice, forward_slice computes the rows completely into its own buffers and returns a new tensor before anything is written back, never writing through the view it was handed. Across slices, attention runs within a sequence and never across the batch, so a slice's result does not depend on other rows, and each slice writes only the rows no later slice will read.</w:t>
+      </w:r>
+    </w:p>
+    <w:p>
+      <w:r>
+        <w:rPr>
+          <w:b w:val="0"/>
+          <w:i w:val="0"/>
+        </w:rPr>
         <w:t>This is also why run_all_shapes.py reports #14 as OOM: the sweep runs fp32, where the shape genuinely does not fit. That refusal is the preflight check working, not a failure of the optimized path.</w:t>
       </w:r>
     </w:p>
@@ -5861,7 +5917,7 @@
           <w:b w:val="0"/>
           <w:i w:val="0"/>
         </w:rPr>
-        <w:t>Described in Section 7.2. The point worth repeating here is the shape of the mistake: our first fix inverted the gate's direction and changed nothing, which is what ruled out the threshold and forced us to look at the measurement instead.</w:t>
+        <w:t>Described in Section 7.2. The point worth repeating is the shape of the mistake: our first fix inverted the gate's direction and changed nothing, which is what forced us to look at the measurement rather than the threshold.</w:t>
       </w:r>
     </w:p>
     <w:p>

--- a/TechJam2026_Problem3_Technical_Report.docx
+++ b/TechJam2026_Problem3_Technical_Report.docx
@@ -318,7 +318,7 @@
         <w:t xml:space="preserve">Performance. </w:t>
       </w:r>
       <w:r>
-        <w:t>An optimized forward path achieving 10.014x geometric-mean speedup across 13 shapes, correct on all of them under the task's tolerance.</w:t>
+        <w:t>10.014x geometric-mean speedup across 13 shapes, correct on all of them under the task's tolerance.</w:t>
       </w:r>
     </w:p>
     <w:p>
@@ -333,7 +333,7 @@
         <w:t xml:space="preserve">Adaptivity. </w:t>
       </w:r>
       <w:r>
-        <w:t>A runtime calibration mechanism that selects precision, execution path, and fusion by direct measurement on the real input, rather than by hardcoded shape thresholds.</w:t>
+        <w:t>A runtime calibration mechanism that selects precision, execution path and fusion by direct measurement on the real input, not by hardcoded shape thresholds.</w:t>
       </w:r>
     </w:p>
     <w:p>
@@ -363,7 +363,7 @@
         <w:t xml:space="preserve">Ablation. </w:t>
       </w:r>
       <w:r>
-        <w:t>A per-shape ablation isolating the fusion contribution, plus a five-mode study that overturned our own initial adoption policy.</w:t>
+        <w:t>A per-shape ablation isolating the fusion contribution, plus a five-mode study that overturned our own adoption policy.</w:t>
       </w:r>
     </w:p>
     <w:p>
@@ -2206,7 +2206,7 @@
           <w:b w:val="0"/>
           <w:i w:val="0"/>
         </w:rPr>
-        <w:t>The 11.99 GiB VRAM ceiling is not incidental. It is the binding constraint on shape #14 and the reason the slicing strategy exists. Results should be read against this card.</w:t>
+        <w:t>The 11.99 GiB VRAM ceiling is not incidental: it is the binding constraint on shape #14 and the reason the slicing strategy exists. Results should be read against this card.</w:t>
       </w:r>
     </w:p>
     <w:p>
@@ -4296,6 +4296,57 @@
     </w:p>
     <w:p>
       <w:pPr>
+        <w:pStyle w:val="Heading2"/>
+      </w:pPr>
+      <w:r>
+        <w:t>6.3 Hardware utilization</w:t>
+      </w:r>
+    </w:p>
+    <w:p>
+      <w:r>
+        <w:rPr>
+          <w:b w:val="0"/>
+          <w:i w:val="0"/>
+        </w:rPr>
+        <w:t>Speedup against a reference says how much waste was removed, not how close the result is to what the hardware can do. Both figures below are derived from measured latency plus a counted FLOP or byte model, not measured directly.</w:t>
+      </w:r>
+    </w:p>
+    <w:p>
+      <w:r>
+        <w:rPr>
+          <w:b w:val="0"/>
+          <w:i w:val="0"/>
+        </w:rPr>
+        <w:t>Shape #6 is the memory-bound case. Counting every activation pass through the four layers — residual reads and writes in fp32, narrowed activations in fp16, the fused QKV tensor, and the FFN intermediates — gives about 30.1 GB of traffic per forward. Against the measured 58.561 ms that is 515 GB/s, on a part whose DRAM peak is 432 GB/s (192-bit GDDR6 at 18 Gbps).</w:t>
+      </w:r>
+    </w:p>
+    <w:p>
+      <w:r>
+        <w:rPr>
+          <w:b/>
+          <w:i w:val="0"/>
+        </w:rPr>
+        <w:t xml:space="preserve">Exceeding DRAM peak is not an error in the model; it is the result. </w:t>
+      </w:r>
+      <w:r>
+        <w:rPr>
+          <w:b w:val="0"/>
+          <w:i w:val="0"/>
+        </w:rPr>
+        <w:t>The model counts every pass as though it reached memory, so a figure above peak means a substantial share demonstrably did not — it was served from L2. That is precisely what slice-through-the-stack exists to achieve: a slice traverses all four layers while resident, instead of the activation being re-read from HBM at every layer boundary.</w:t>
+      </w:r>
+    </w:p>
+    <w:p>
+      <w:r>
+        <w:rPr>
+          <w:b w:val="0"/>
+          <w:i w:val="0"/>
+        </w:rPr>
+        <w:t>Shape #8 is the GEMM-bound case. Its four layers total 420.9 GFLOP, of which the QKV projection is 49%, the FFN 33%, the output projection 16% and attention itself only 2% — which is why the fusions, which target the non-GEMM work, are worth just 1.13x there. Against the measured 8.093 ms that is 52.0 TFLOPS of fp16 throughput. Sustaining above 50 TFLOPS is not reachable through the fp32 shader path on a part of this class, so the number is itself evidence the tensor-core path is engaged. We quote no utilization percentage for it: peak tensor throughput on laptop parts depends on the TGP the vendor configured, so a denominator we cannot verify would be worse than none.</w:t>
+      </w:r>
+    </w:p>
+    <w:p>
+      <w:pPr>
         <w:pStyle w:val="Heading1"/>
       </w:pPr>
       <w:r>
@@ -4327,15 +4378,14 @@
         <w:tblLook w:firstColumn="1" w:firstRow="1" w:lastColumn="0" w:lastRow="0" w:noHBand="0" w:noVBand="1" w:val="04A0"/>
       </w:tblPr>
       <w:tblGrid>
-        <w:gridCol w:w="2484"/>
-        <w:gridCol w:w="2484"/>
-        <w:gridCol w:w="2484"/>
-        <w:gridCol w:w="2484"/>
+        <w:gridCol w:w="3312"/>
+        <w:gridCol w:w="3312"/>
+        <w:gridCol w:w="3312"/>
       </w:tblGrid>
       <w:tr>
         <w:tc>
           <w:tcPr>
-            <w:tcW w:type="dxa" w:w="1656"/>
+            <w:tcW w:type="dxa" w:w="1800"/>
             <w:shd w:fill="E8EDF3"/>
           </w:tcPr>
           <w:p>
@@ -4345,7 +4395,7 @@
                 <w:b/>
                 <w:sz w:val="17"/>
               </w:rPr>
-              <w:t>Shape</w:t>
+              <w:t>Tool</w:t>
             </w:r>
           </w:p>
         </w:tc>
@@ -4361,13 +4411,13 @@
                 <w:b/>
                 <w:sz w:val="17"/>
               </w:rPr>
-              <w:t>Fusion on (ms)</w:t>
+              <w:t>Version / model</w:t>
             </w:r>
           </w:p>
         </w:tc>
         <w:tc>
           <w:tcPr>
-            <w:tcW w:type="dxa" w:w="2160"/>
+            <w:tcW w:type="dxa" w:w="4176"/>
             <w:shd w:fill="E8EDF3"/>
           </w:tcPr>
           <w:p>
@@ -4377,23 +4427,7 @@
                 <w:b/>
                 <w:sz w:val="17"/>
               </w:rPr>
-              <w:t>Fusion off (ms)</w:t>
-            </w:r>
-          </w:p>
-        </w:tc>
-        <w:tc>
-          <w:tcPr>
-            <w:tcW w:type="dxa" w:w="1512"/>
-            <w:shd w:fill="E8EDF3"/>
-          </w:tcPr>
-          <w:p>
-            <w:r/>
-            <w:r>
-              <w:rPr>
-                <w:b/>
-                <w:sz w:val="17"/>
-              </w:rPr>
-              <w:t>Gain</w:t>
+              <w:t>Role</w:t>
             </w:r>
           </w:p>
         </w:tc>
@@ -4401,7 +4435,7 @@
       <w:tr>
         <w:tc>
           <w:tcPr>
-            <w:tcW w:type="dxa" w:w="1656"/>
+            <w:tcW w:type="dxa" w:w="1800"/>
           </w:tcPr>
           <w:p>
             <w:r/>
@@ -4409,7 +4443,7 @@
               <w:rPr>
                 <w:sz w:val="16"/>
               </w:rPr>
-              <w:t>1</w:t>
+              <w:t>Claude Code</w:t>
             </w:r>
           </w:p>
         </w:tc>
@@ -4423,7 +4457,37 @@
               <w:rPr>
                 <w:sz w:val="16"/>
               </w:rPr>
-              <w:t>0.3584</w:t>
+              <w:t>Claude Opus 5</w:t>
+            </w:r>
+          </w:p>
+        </w:tc>
+        <w:tc>
+          <w:tcPr>
+            <w:tcW w:type="dxa" w:w="4176"/>
+          </w:tcPr>
+          <w:p>
+            <w:r/>
+            <w:r>
+              <w:rPr>
+                <w:sz w:val="16"/>
+              </w:rPr>
+              <w:t>Primary development agent: analysis, implementation, instrumentation, debugging, documentation</w:t>
+            </w:r>
+          </w:p>
+        </w:tc>
+      </w:tr>
+      <w:tr>
+        <w:tc>
+          <w:tcPr>
+            <w:tcW w:type="dxa" w:w="1800"/>
+          </w:tcPr>
+          <w:p>
+            <w:r/>
+            <w:r>
+              <w:rPr>
+                <w:sz w:val="16"/>
+              </w:rPr>
+              <w:t>PyTorch</w:t>
             </w:r>
           </w:p>
         </w:tc>
@@ -4437,13 +4501,13 @@
               <w:rPr>
                 <w:sz w:val="16"/>
               </w:rPr>
-              <w:t>0.7311</w:t>
+              <w:t>2.6.0+cu124</w:t>
             </w:r>
           </w:p>
         </w:tc>
         <w:tc>
           <w:tcPr>
-            <w:tcW w:type="dxa" w:w="1512"/>
+            <w:tcW w:type="dxa" w:w="4176"/>
           </w:tcPr>
           <w:p>
             <w:r/>
@@ -4451,7 +4515,7 @@
               <w:rPr>
                 <w:sz w:val="16"/>
               </w:rPr>
-              <w:t>2.04x</w:t>
+              <w:t>Reference and optimized paths, SDPA, graph capture</w:t>
             </w:r>
           </w:p>
         </w:tc>
@@ -4459,7 +4523,7 @@
       <w:tr>
         <w:tc>
           <w:tcPr>
-            <w:tcW w:type="dxa" w:w="1656"/>
+            <w:tcW w:type="dxa" w:w="1800"/>
           </w:tcPr>
           <w:p>
             <w:r/>
@@ -4467,7 +4531,7 @@
               <w:rPr>
                 <w:sz w:val="16"/>
               </w:rPr>
-              <w:t>2</w:t>
+              <w:t>Triton</w:t>
             </w:r>
           </w:p>
         </w:tc>
@@ -4481,7 +4545,37 @@
               <w:rPr>
                 <w:sz w:val="16"/>
               </w:rPr>
-              <w:t>0.1208</w:t>
+              <w:t>triton-windows 3.2.0.post21</w:t>
+            </w:r>
+          </w:p>
+        </w:tc>
+        <w:tc>
+          <w:tcPr>
+            <w:tcW w:type="dxa" w:w="4176"/>
+          </w:tcPr>
+          <w:p>
+            <w:r/>
+            <w:r>
+              <w:rPr>
+                <w:sz w:val="16"/>
+              </w:rPr>
+              <w:t>The fused residual+LayerNorm+cast kernel</w:t>
+            </w:r>
+          </w:p>
+        </w:tc>
+      </w:tr>
+      <w:tr>
+        <w:tc>
+          <w:tcPr>
+            <w:tcW w:type="dxa" w:w="1800"/>
+          </w:tcPr>
+          <w:p>
+            <w:r/>
+            <w:r>
+              <w:rPr>
+                <w:sz w:val="16"/>
+              </w:rPr>
+              <w:t>cuBLASLt</w:t>
             </w:r>
           </w:p>
         </w:tc>
@@ -4495,13 +4589,13 @@
               <w:rPr>
                 <w:sz w:val="16"/>
               </w:rPr>
-              <w:t>0.2273</w:t>
+              <w:t>via torch._addmm_activation</w:t>
             </w:r>
           </w:p>
         </w:tc>
         <w:tc>
           <w:tcPr>
-            <w:tcW w:type="dxa" w:w="1512"/>
+            <w:tcW w:type="dxa" w:w="4176"/>
           </w:tcPr>
           <w:p>
             <w:r/>
@@ -4509,707 +4603,7 @@
               <w:rPr>
                 <w:sz w:val="16"/>
               </w:rPr>
-              <w:t>1.88x</w:t>
-            </w:r>
-          </w:p>
-        </w:tc>
-      </w:tr>
-      <w:tr>
-        <w:tc>
-          <w:tcPr>
-            <w:tcW w:type="dxa" w:w="1656"/>
-          </w:tcPr>
-          <w:p>
-            <w:r/>
-            <w:r>
-              <w:rPr>
-                <w:sz w:val="16"/>
-              </w:rPr>
-              <w:t>3</w:t>
-            </w:r>
-          </w:p>
-        </w:tc>
-        <w:tc>
-          <w:tcPr>
-            <w:tcW w:type="dxa" w:w="2160"/>
-          </w:tcPr>
-          <w:p>
-            <w:r/>
-            <w:r>
-              <w:rPr>
-                <w:sz w:val="16"/>
-              </w:rPr>
-              <w:t>0.2099</w:t>
-            </w:r>
-          </w:p>
-        </w:tc>
-        <w:tc>
-          <w:tcPr>
-            <w:tcW w:type="dxa" w:w="2160"/>
-          </w:tcPr>
-          <w:p>
-            <w:r/>
-            <w:r>
-              <w:rPr>
-                <w:sz w:val="16"/>
-              </w:rPr>
-              <w:t>0.2345</w:t>
-            </w:r>
-          </w:p>
-        </w:tc>
-        <w:tc>
-          <w:tcPr>
-            <w:tcW w:type="dxa" w:w="1512"/>
-          </w:tcPr>
-          <w:p>
-            <w:r/>
-            <w:r>
-              <w:rPr>
-                <w:sz w:val="16"/>
-              </w:rPr>
-              <w:t>1.12x</w:t>
-            </w:r>
-          </w:p>
-        </w:tc>
-      </w:tr>
-      <w:tr>
-        <w:tc>
-          <w:tcPr>
-            <w:tcW w:type="dxa" w:w="1656"/>
-          </w:tcPr>
-          <w:p>
-            <w:r/>
-            <w:r>
-              <w:rPr>
-                <w:sz w:val="16"/>
-              </w:rPr>
-              <w:t>4</w:t>
-            </w:r>
-          </w:p>
-        </w:tc>
-        <w:tc>
-          <w:tcPr>
-            <w:tcW w:type="dxa" w:w="2160"/>
-          </w:tcPr>
-          <w:p>
-            <w:r/>
-            <w:r>
-              <w:rPr>
-                <w:sz w:val="16"/>
-              </w:rPr>
-              <w:t>0.3779</w:t>
-            </w:r>
-          </w:p>
-        </w:tc>
-        <w:tc>
-          <w:tcPr>
-            <w:tcW w:type="dxa" w:w="2160"/>
-          </w:tcPr>
-          <w:p>
-            <w:r/>
-            <w:r>
-              <w:rPr>
-                <w:sz w:val="16"/>
-              </w:rPr>
-              <w:t>0.4485</w:t>
-            </w:r>
-          </w:p>
-        </w:tc>
-        <w:tc>
-          <w:tcPr>
-            <w:tcW w:type="dxa" w:w="1512"/>
-          </w:tcPr>
-          <w:p>
-            <w:r/>
-            <w:r>
-              <w:rPr>
-                <w:sz w:val="16"/>
-              </w:rPr>
-              <w:t>1.19x †</w:t>
-            </w:r>
-          </w:p>
-        </w:tc>
-      </w:tr>
-      <w:tr>
-        <w:tc>
-          <w:tcPr>
-            <w:tcW w:type="dxa" w:w="1656"/>
-          </w:tcPr>
-          <w:p>
-            <w:r/>
-            <w:r>
-              <w:rPr>
-                <w:sz w:val="16"/>
-              </w:rPr>
-              <w:t>5</w:t>
-            </w:r>
-          </w:p>
-        </w:tc>
-        <w:tc>
-          <w:tcPr>
-            <w:tcW w:type="dxa" w:w="2160"/>
-          </w:tcPr>
-          <w:p>
-            <w:r/>
-            <w:r>
-              <w:rPr>
-                <w:sz w:val="16"/>
-              </w:rPr>
-              <w:t>0.6431</w:t>
-            </w:r>
-          </w:p>
-        </w:tc>
-        <w:tc>
-          <w:tcPr>
-            <w:tcW w:type="dxa" w:w="2160"/>
-          </w:tcPr>
-          <w:p>
-            <w:r/>
-            <w:r>
-              <w:rPr>
-                <w:sz w:val="16"/>
-              </w:rPr>
-              <w:t>1.1141</w:t>
-            </w:r>
-          </w:p>
-        </w:tc>
-        <w:tc>
-          <w:tcPr>
-            <w:tcW w:type="dxa" w:w="1512"/>
-          </w:tcPr>
-          <w:p>
-            <w:r/>
-            <w:r>
-              <w:rPr>
-                <w:sz w:val="16"/>
-              </w:rPr>
-              <w:t>1.73x</w:t>
-            </w:r>
-          </w:p>
-        </w:tc>
-      </w:tr>
-      <w:tr>
-        <w:tc>
-          <w:tcPr>
-            <w:tcW w:type="dxa" w:w="1656"/>
-          </w:tcPr>
-          <w:p>
-            <w:r/>
-            <w:r>
-              <w:rPr>
-                <w:sz w:val="16"/>
-              </w:rPr>
-              <w:t>6</w:t>
-            </w:r>
-          </w:p>
-        </w:tc>
-        <w:tc>
-          <w:tcPr>
-            <w:tcW w:type="dxa" w:w="2160"/>
-          </w:tcPr>
-          <w:p>
-            <w:r/>
-            <w:r>
-              <w:rPr>
-                <w:sz w:val="16"/>
-              </w:rPr>
-              <w:t>62.9612</w:t>
-            </w:r>
-          </w:p>
-        </w:tc>
-        <w:tc>
-          <w:tcPr>
-            <w:tcW w:type="dxa" w:w="2160"/>
-          </w:tcPr>
-          <w:p>
-            <w:r/>
-            <w:r>
-              <w:rPr>
-                <w:sz w:val="16"/>
-              </w:rPr>
-              <w:t>87.7768</w:t>
-            </w:r>
-          </w:p>
-        </w:tc>
-        <w:tc>
-          <w:tcPr>
-            <w:tcW w:type="dxa" w:w="1512"/>
-          </w:tcPr>
-          <w:p>
-            <w:r/>
-            <w:r>
-              <w:rPr>
-                <w:sz w:val="16"/>
-              </w:rPr>
-              <w:t>1.39x ‡</w:t>
-            </w:r>
-          </w:p>
-        </w:tc>
-      </w:tr>
-      <w:tr>
-        <w:tc>
-          <w:tcPr>
-            <w:tcW w:type="dxa" w:w="1656"/>
-          </w:tcPr>
-          <w:p>
-            <w:r/>
-            <w:r>
-              <w:rPr>
-                <w:sz w:val="16"/>
-              </w:rPr>
-              <w:t>7</w:t>
-            </w:r>
-          </w:p>
-        </w:tc>
-        <w:tc>
-          <w:tcPr>
-            <w:tcW w:type="dxa" w:w="2160"/>
-          </w:tcPr>
-          <w:p>
-            <w:r/>
-            <w:r>
-              <w:rPr>
-                <w:sz w:val="16"/>
-              </w:rPr>
-              <w:t>0.1956</w:t>
-            </w:r>
-          </w:p>
-        </w:tc>
-        <w:tc>
-          <w:tcPr>
-            <w:tcW w:type="dxa" w:w="2160"/>
-          </w:tcPr>
-          <w:p>
-            <w:r/>
-            <w:r>
-              <w:rPr>
-                <w:sz w:val="16"/>
-              </w:rPr>
-              <w:t>0.3881</w:t>
-            </w:r>
-          </w:p>
-        </w:tc>
-        <w:tc>
-          <w:tcPr>
-            <w:tcW w:type="dxa" w:w="1512"/>
-          </w:tcPr>
-          <w:p>
-            <w:r/>
-            <w:r>
-              <w:rPr>
-                <w:sz w:val="16"/>
-              </w:rPr>
-              <w:t>1.98x</w:t>
-            </w:r>
-          </w:p>
-        </w:tc>
-      </w:tr>
-      <w:tr>
-        <w:tc>
-          <w:tcPr>
-            <w:tcW w:type="dxa" w:w="1656"/>
-          </w:tcPr>
-          <w:p>
-            <w:r/>
-            <w:r>
-              <w:rPr>
-                <w:sz w:val="16"/>
-              </w:rPr>
-              <w:t>8</w:t>
-            </w:r>
-          </w:p>
-        </w:tc>
-        <w:tc>
-          <w:tcPr>
-            <w:tcW w:type="dxa" w:w="2160"/>
-          </w:tcPr>
-          <w:p>
-            <w:r/>
-            <w:r>
-              <w:rPr>
-                <w:sz w:val="16"/>
-              </w:rPr>
-              <w:t>8.0865</w:t>
-            </w:r>
-          </w:p>
-        </w:tc>
-        <w:tc>
-          <w:tcPr>
-            <w:tcW w:type="dxa" w:w="2160"/>
-          </w:tcPr>
-          <w:p>
-            <w:r/>
-            <w:r>
-              <w:rPr>
-                <w:sz w:val="16"/>
-              </w:rPr>
-              <w:t>9.1116</w:t>
-            </w:r>
-          </w:p>
-        </w:tc>
-        <w:tc>
-          <w:tcPr>
-            <w:tcW w:type="dxa" w:w="1512"/>
-          </w:tcPr>
-          <w:p>
-            <w:r/>
-            <w:r>
-              <w:rPr>
-                <w:sz w:val="16"/>
-              </w:rPr>
-              <w:t>1.13x</w:t>
-            </w:r>
-          </w:p>
-        </w:tc>
-      </w:tr>
-      <w:tr>
-        <w:tc>
-          <w:tcPr>
-            <w:tcW w:type="dxa" w:w="1656"/>
-          </w:tcPr>
-          <w:p>
-            <w:r/>
-            <w:r>
-              <w:rPr>
-                <w:sz w:val="16"/>
-              </w:rPr>
-              <w:t>9</w:t>
-            </w:r>
-          </w:p>
-        </w:tc>
-        <w:tc>
-          <w:tcPr>
-            <w:tcW w:type="dxa" w:w="2160"/>
-          </w:tcPr>
-          <w:p>
-            <w:r/>
-            <w:r>
-              <w:rPr>
-                <w:sz w:val="16"/>
-              </w:rPr>
-              <w:t>0.5222</w:t>
-            </w:r>
-          </w:p>
-        </w:tc>
-        <w:tc>
-          <w:tcPr>
-            <w:tcW w:type="dxa" w:w="2160"/>
-          </w:tcPr>
-          <w:p>
-            <w:r/>
-            <w:r>
-              <w:rPr>
-                <w:sz w:val="16"/>
-              </w:rPr>
-              <w:t>0.8284</w:t>
-            </w:r>
-          </w:p>
-        </w:tc>
-        <w:tc>
-          <w:tcPr>
-            <w:tcW w:type="dxa" w:w="1512"/>
-          </w:tcPr>
-          <w:p>
-            <w:r/>
-            <w:r>
-              <w:rPr>
-                <w:sz w:val="16"/>
-              </w:rPr>
-              <w:t>1.59x</w:t>
-            </w:r>
-          </w:p>
-        </w:tc>
-      </w:tr>
-      <w:tr>
-        <w:tc>
-          <w:tcPr>
-            <w:tcW w:type="dxa" w:w="1656"/>
-          </w:tcPr>
-          <w:p>
-            <w:r/>
-            <w:r>
-              <w:rPr>
-                <w:sz w:val="16"/>
-              </w:rPr>
-              <w:t>10</w:t>
-            </w:r>
-          </w:p>
-        </w:tc>
-        <w:tc>
-          <w:tcPr>
-            <w:tcW w:type="dxa" w:w="2160"/>
-          </w:tcPr>
-          <w:p>
-            <w:r/>
-            <w:r>
-              <w:rPr>
-                <w:sz w:val="16"/>
-              </w:rPr>
-              <w:t>0.3369</w:t>
-            </w:r>
-          </w:p>
-        </w:tc>
-        <w:tc>
-          <w:tcPr>
-            <w:tcW w:type="dxa" w:w="2160"/>
-          </w:tcPr>
-          <w:p>
-            <w:r/>
-            <w:r>
-              <w:rPr>
-                <w:sz w:val="16"/>
-              </w:rPr>
-              <w:t>0.7055</w:t>
-            </w:r>
-          </w:p>
-        </w:tc>
-        <w:tc>
-          <w:tcPr>
-            <w:tcW w:type="dxa" w:w="1512"/>
-          </w:tcPr>
-          <w:p>
-            <w:r/>
-            <w:r>
-              <w:rPr>
-                <w:sz w:val="16"/>
-              </w:rPr>
-              <w:t>2.09x</w:t>
-            </w:r>
-          </w:p>
-        </w:tc>
-      </w:tr>
-      <w:tr>
-        <w:tc>
-          <w:tcPr>
-            <w:tcW w:type="dxa" w:w="1656"/>
-          </w:tcPr>
-          <w:p>
-            <w:r/>
-            <w:r>
-              <w:rPr>
-                <w:sz w:val="16"/>
-              </w:rPr>
-              <w:t>11</w:t>
-            </w:r>
-          </w:p>
-        </w:tc>
-        <w:tc>
-          <w:tcPr>
-            <w:tcW w:type="dxa" w:w="2160"/>
-          </w:tcPr>
-          <w:p>
-            <w:r/>
-            <w:r>
-              <w:rPr>
-                <w:sz w:val="16"/>
-              </w:rPr>
-              <w:t>0.5294</w:t>
-            </w:r>
-          </w:p>
-        </w:tc>
-        <w:tc>
-          <w:tcPr>
-            <w:tcW w:type="dxa" w:w="2160"/>
-          </w:tcPr>
-          <w:p>
-            <w:r/>
-            <w:r>
-              <w:rPr>
-                <w:sz w:val="16"/>
-              </w:rPr>
-              <w:t>0.7839</w:t>
-            </w:r>
-          </w:p>
-        </w:tc>
-        <w:tc>
-          <w:tcPr>
-            <w:tcW w:type="dxa" w:w="1512"/>
-          </w:tcPr>
-          <w:p>
-            <w:r/>
-            <w:r>
-              <w:rPr>
-                <w:sz w:val="16"/>
-              </w:rPr>
-              <w:t>1.48x</w:t>
-            </w:r>
-          </w:p>
-        </w:tc>
-      </w:tr>
-      <w:tr>
-        <w:tc>
-          <w:tcPr>
-            <w:tcW w:type="dxa" w:w="1656"/>
-          </w:tcPr>
-          <w:p>
-            <w:r/>
-            <w:r>
-              <w:rPr>
-                <w:sz w:val="16"/>
-              </w:rPr>
-              <w:t>12</w:t>
-            </w:r>
-          </w:p>
-        </w:tc>
-        <w:tc>
-          <w:tcPr>
-            <w:tcW w:type="dxa" w:w="2160"/>
-          </w:tcPr>
-          <w:p>
-            <w:r/>
-            <w:r>
-              <w:rPr>
-                <w:sz w:val="16"/>
-              </w:rPr>
-              <w:t>0.3702</w:t>
-            </w:r>
-          </w:p>
-        </w:tc>
-        <w:tc>
-          <w:tcPr>
-            <w:tcW w:type="dxa" w:w="2160"/>
-          </w:tcPr>
-          <w:p>
-            <w:r/>
-            <w:r>
-              <w:rPr>
-                <w:sz w:val="16"/>
-              </w:rPr>
-              <w:t>0.4710</w:t>
-            </w:r>
-          </w:p>
-        </w:tc>
-        <w:tc>
-          <w:tcPr>
-            <w:tcW w:type="dxa" w:w="1512"/>
-          </w:tcPr>
-          <w:p>
-            <w:r/>
-            <w:r>
-              <w:rPr>
-                <w:sz w:val="16"/>
-              </w:rPr>
-              <w:t>1.27x</w:t>
-            </w:r>
-          </w:p>
-        </w:tc>
-      </w:tr>
-      <w:tr>
-        <w:tc>
-          <w:tcPr>
-            <w:tcW w:type="dxa" w:w="1656"/>
-          </w:tcPr>
-          <w:p>
-            <w:r/>
-            <w:r>
-              <w:rPr>
-                <w:sz w:val="16"/>
-              </w:rPr>
-              <w:t>13</w:t>
-            </w:r>
-          </w:p>
-        </w:tc>
-        <w:tc>
-          <w:tcPr>
-            <w:tcW w:type="dxa" w:w="2160"/>
-          </w:tcPr>
-          <w:p>
-            <w:r/>
-            <w:r>
-              <w:rPr>
-                <w:sz w:val="16"/>
-              </w:rPr>
-              <w:t>4.6935</w:t>
-            </w:r>
-          </w:p>
-        </w:tc>
-        <w:tc>
-          <w:tcPr>
-            <w:tcW w:type="dxa" w:w="2160"/>
-          </w:tcPr>
-          <w:p>
-            <w:r/>
-            <w:r>
-              <w:rPr>
-                <w:sz w:val="16"/>
-              </w:rPr>
-              <w:t>6.5684</w:t>
-            </w:r>
-          </w:p>
-        </w:tc>
-        <w:tc>
-          <w:tcPr>
-            <w:tcW w:type="dxa" w:w="1512"/>
-          </w:tcPr>
-          <w:p>
-            <w:r/>
-            <w:r>
-              <w:rPr>
-                <w:sz w:val="16"/>
-              </w:rPr>
-              <w:t>1.40x</w:t>
-            </w:r>
-          </w:p>
-        </w:tc>
-      </w:tr>
-      <w:tr>
-        <w:tc>
-          <w:tcPr>
-            <w:tcW w:type="dxa" w:w="1656"/>
-          </w:tcPr>
-          <w:p>
-            <w:r/>
-            <w:r>
-              <w:rPr>
-                <w:b/>
-                <w:sz w:val="16"/>
-              </w:rPr>
-              <w:t>Geometric mean</w:t>
-            </w:r>
-          </w:p>
-        </w:tc>
-        <w:tc>
-          <w:tcPr>
-            <w:tcW w:type="dxa" w:w="2160"/>
-          </w:tcPr>
-          <w:p>
-            <w:r/>
-            <w:r>
-              <w:rPr>
-                <w:b/>
-                <w:sz w:val="16"/>
-              </w:rPr>
-              <w:t>—</w:t>
-            </w:r>
-          </w:p>
-        </w:tc>
-        <w:tc>
-          <w:tcPr>
-            <w:tcW w:type="dxa" w:w="2160"/>
-          </w:tcPr>
-          <w:p>
-            <w:r/>
-            <w:r>
-              <w:rPr>
-                <w:b/>
-                <w:sz w:val="16"/>
-              </w:rPr>
-              <w:t>—</w:t>
-            </w:r>
-          </w:p>
-        </w:tc>
-        <w:tc>
-          <w:tcPr>
-            <w:tcW w:type="dxa" w:w="1512"/>
-          </w:tcPr>
-          <w:p>
-            <w:r/>
-            <w:r>
-              <w:rPr>
-                <w:b/>
-                <w:sz w:val="16"/>
-              </w:rPr>
-              <w:t>1.52x</w:t>
+              <w:t>Fused GEMM+GELU epilogue</w:t>
             </w:r>
           </w:p>
         </w:tc>
@@ -5283,7 +4677,7 @@
           <w:i/>
           <w:sz w:val="17"/>
         </w:rPr>
-        <w:t>Figure 4: Per-shape speedup attributable to the two fusions. The dashed line marks parity; every shape sits above it.</w:t>
+        <w:t>Table 7: Development tooling. Editing in VS Code; figures via matplotlib, and this report generated from a script so it rebuilds when a measurement changes.</w:t>
       </w:r>
     </w:p>
     <w:p>
@@ -5994,21 +5388,6 @@
     </w:p>
     <w:p>
       <w:pPr>
-        <w:pStyle w:val="ListBullet"/>
-        <w:spacing w:after="60"/>
-      </w:pPr>
-      <w:r>
-        <w:rPr>
-          <w:b/>
-        </w:rPr>
-        <w:t xml:space="preserve">Control confounds, re-measure anomalies. </w:t>
-      </w:r>
-      <w:r>
-        <w:t>Ablation modes are interleaved per shape so clock drift is common to all columns; and shape #4, which measured 0.78x from one sample, was re-measured five times per mode and reversed sign.</w:t>
-      </w:r>
-    </w:p>
-    <w:p>
-      <w:pPr>
         <w:pStyle w:val="Heading2"/>
       </w:pPr>
       <w:r>
@@ -6135,7 +5514,7 @@
         <w:t xml:space="preserve">No hand-written attention kernel. </w:t>
       </w:r>
       <w:r>
-        <w:t>We rely on PyTorch's SDPA, which reaches FlashAttention. Correct under time constraints, but a kernel specialized to these shapes is where the remaining headroom most plausibly lies.</w:t>
+        <w:t>We rely on PyTorch's SDPA, which reaches FlashAttention. A hand-written Triton attention kernel could go further than SDPA can: its epilogue is fixed, so the output projection and the residual add must each be a separate pass over the [B, S, d] activation. Fusing them into the FlashAttention epilogue would remove an HBM round-trip per layer, which is where we would look for the next increment.</w:t>
       </w:r>
     </w:p>
     <w:p>
@@ -6152,7 +5531,7 @@
           <w:b w:val="0"/>
           <w:i w:val="0"/>
         </w:rPr>
-        <w:t>We achieve a 10.014x geometric-mean speedup across the thirteen comparable shapes of the TechJam 2026 Problem 3 suite, correct on every one under the task's tolerance, and additionally execute the fourteenth shape — for which no reference implementation can physically run — to a correct and well-distributed output.</w:t>
+        <w:t>We achieve a 10.014x geometric-mean speedup across the thirteen comparable shapes, correct on every one under the task's tolerance, and additionally execute the fourteenth — for which no reference can physically run — to a correct and well-distributed output.</w:t>
       </w:r>
     </w:p>
     <w:p>
@@ -6205,7 +5584,7 @@
         <w:rPr>
           <w:sz w:val="20"/>
         </w:rPr>
-        <w:t>[3]  Dao, T. FlashAttention-2: Faster Attention with Better Parallelism and Work Partitioning. ICLR, 2024.</w:t>
+        <w:t>[3]  Tillet, P., Kung, H. T., Cox, D. Triton: An Intermediate Language and Compiler for Tiled Neural Network Computations. MAPL, 2019.</w:t>
       </w:r>
     </w:p>
     <w:p>
@@ -6217,7 +5596,7 @@
         <w:rPr>
           <w:sz w:val="20"/>
         </w:rPr>
-        <w:t>[4]  Tillet, P., Kung, H. T., Cox, D. Triton: An Intermediate Language and Compiler for Tiled Neural Network Computations. MAPL, 2019.</w:t>
+        <w:t>[4]  Micikevicius, P. et al. Mixed Precision Training. ICLR, 2018.</w:t>
       </w:r>
     </w:p>
     <w:p>
@@ -6241,43 +5620,7 @@
         <w:rPr>
           <w:sz w:val="20"/>
         </w:rPr>
-        <w:t>[6]  NVIDIA. CUDA C++ Programming Guide — CUDA Graphs.</w:t>
-      </w:r>
-    </w:p>
-    <w:p>
-      <w:pPr>
-        <w:spacing w:after="100"/>
-        <w:ind w:left="504" w:hanging="504"/>
-      </w:pPr>
-      <w:r>
-        <w:rPr>
-          <w:sz w:val="20"/>
-        </w:rPr>
-        <w:t>[7]  NVIDIA. cuBLAS Library User Guide — cuBLASLt Epilogues.</w:t>
-      </w:r>
-    </w:p>
-    <w:p>
-      <w:pPr>
-        <w:spacing w:after="100"/>
-        <w:ind w:left="504" w:hanging="504"/>
-      </w:pPr>
-      <w:r>
-        <w:rPr>
-          <w:sz w:val="20"/>
-        </w:rPr>
-        <w:t>[8]  Micikevicius, P. et al. Mixed Precision Training. ICLR, 2018.</w:t>
-      </w:r>
-    </w:p>
-    <w:p>
-      <w:pPr>
-        <w:spacing w:after="100"/>
-        <w:ind w:left="504" w:hanging="504"/>
-      </w:pPr>
-      <w:r>
-        <w:rPr>
-          <w:sz w:val="20"/>
-        </w:rPr>
-        <w:t>[9]  Ba, J. L., Kiros, J. R., Hinton, G. E. Layer Normalization. arXiv:1607.06450, 2016.</w:t>
+        <w:t>[6]  NVIDIA. CUDA C++ Programming Guide - CUDA Graphs.</w:t>
       </w:r>
     </w:p>
     <w:p>

--- a/TechJam2026_Problem3_Technical_Report.docx
+++ b/TechJam2026_Problem3_Technical_Report.docx
@@ -4677,7 +4677,7 @@
           <w:i/>
           <w:sz w:val="17"/>
         </w:rPr>
-        <w:t>Table 7: Development tooling. Editing in VS Code; figures via matplotlib, and this report generated from a script so it rebuilds when a measurement changes.</w:t>
+        <w:t>Figure 4: Per-shape speedup attributable to the two fusions. The dashed line marks parity; every shape sits above it.</w:t>
       </w:r>
     </w:p>
     <w:p>
@@ -4898,7 +4898,7 @@
         </w:tc>
         <w:tc>
           <w:tcPr>
-            <w:tcW w:type="dxa" w:w="2016"/>
+            <w:tcW w:type="dxa" w:w="2160"/>
             <w:shd w:fill="E8EDF3"/>
           </w:tcPr>
           <w:p>
@@ -4914,7 +4914,7 @@
         </w:tc>
         <w:tc>
           <w:tcPr>
-            <w:tcW w:type="dxa" w:w="4320"/>
+            <w:tcW w:type="dxa" w:w="4176"/>
             <w:shd w:fill="E8EDF3"/>
           </w:tcPr>
           <w:p>
@@ -4946,7 +4946,7 @@
         </w:tc>
         <w:tc>
           <w:tcPr>
-            <w:tcW w:type="dxa" w:w="2016"/>
+            <w:tcW w:type="dxa" w:w="2160"/>
           </w:tcPr>
           <w:p>
             <w:r/>
@@ -4960,7 +4960,7 @@
         </w:tc>
         <w:tc>
           <w:tcPr>
-            <w:tcW w:type="dxa" w:w="4320"/>
+            <w:tcW w:type="dxa" w:w="4176"/>
           </w:tcPr>
           <w:p>
             <w:r/>
@@ -4984,57 +4984,13 @@
               <w:rPr>
                 <w:sz w:val="16"/>
               </w:rPr>
-              <w:t>VS Code</w:t>
-            </w:r>
-          </w:p>
-        </w:tc>
-        <w:tc>
-          <w:tcPr>
-            <w:tcW w:type="dxa" w:w="2016"/>
-          </w:tcPr>
-          <w:p>
-            <w:r/>
-            <w:r>
-              <w:rPr>
-                <w:sz w:val="16"/>
-              </w:rPr>
-              <w:t>-</w:t>
-            </w:r>
-          </w:p>
-        </w:tc>
-        <w:tc>
-          <w:tcPr>
-            <w:tcW w:type="dxa" w:w="4320"/>
-          </w:tcPr>
-          <w:p>
-            <w:r/>
-            <w:r>
-              <w:rPr>
-                <w:sz w:val="16"/>
-              </w:rPr>
-              <w:t>Editor; Claude Code ran as the integrated agent</w:t>
-            </w:r>
-          </w:p>
-        </w:tc>
-      </w:tr>
-      <w:tr>
-        <w:tc>
-          <w:tcPr>
-            <w:tcW w:type="dxa" w:w="1800"/>
-          </w:tcPr>
-          <w:p>
-            <w:r/>
-            <w:r>
-              <w:rPr>
-                <w:sz w:val="16"/>
-              </w:rPr>
               <w:t>PyTorch</w:t>
             </w:r>
           </w:p>
         </w:tc>
         <w:tc>
           <w:tcPr>
-            <w:tcW w:type="dxa" w:w="2016"/>
+            <w:tcW w:type="dxa" w:w="2160"/>
           </w:tcPr>
           <w:p>
             <w:r/>
@@ -5048,7 +5004,7 @@
         </w:tc>
         <w:tc>
           <w:tcPr>
-            <w:tcW w:type="dxa" w:w="4320"/>
+            <w:tcW w:type="dxa" w:w="4176"/>
           </w:tcPr>
           <w:p>
             <w:r/>
@@ -5078,7 +5034,7 @@
         </w:tc>
         <w:tc>
           <w:tcPr>
-            <w:tcW w:type="dxa" w:w="2016"/>
+            <w:tcW w:type="dxa" w:w="2160"/>
           </w:tcPr>
           <w:p>
             <w:r/>
@@ -5092,7 +5048,7 @@
         </w:tc>
         <w:tc>
           <w:tcPr>
-            <w:tcW w:type="dxa" w:w="4320"/>
+            <w:tcW w:type="dxa" w:w="4176"/>
           </w:tcPr>
           <w:p>
             <w:r/>
@@ -5122,7 +5078,7 @@
         </w:tc>
         <w:tc>
           <w:tcPr>
-            <w:tcW w:type="dxa" w:w="2016"/>
+            <w:tcW w:type="dxa" w:w="2160"/>
           </w:tcPr>
           <w:p>
             <w:r/>
@@ -5136,7 +5092,7 @@
         </w:tc>
         <w:tc>
           <w:tcPr>
-            <w:tcW w:type="dxa" w:w="4320"/>
+            <w:tcW w:type="dxa" w:w="4176"/>
           </w:tcPr>
           <w:p>
             <w:r/>
@@ -5145,50 +5101,6 @@
                 <w:sz w:val="16"/>
               </w:rPr>
               <w:t>Fused GEMM+GELU epilogue</w:t>
-            </w:r>
-          </w:p>
-        </w:tc>
-      </w:tr>
-      <w:tr>
-        <w:tc>
-          <w:tcPr>
-            <w:tcW w:type="dxa" w:w="1800"/>
-          </w:tcPr>
-          <w:p>
-            <w:r/>
-            <w:r>
-              <w:rPr>
-                <w:sz w:val="16"/>
-              </w:rPr>
-              <w:t>matplotlib / python-docx</w:t>
-            </w:r>
-          </w:p>
-        </w:tc>
-        <w:tc>
-          <w:tcPr>
-            <w:tcW w:type="dxa" w:w="2016"/>
-          </w:tcPr>
-          <w:p>
-            <w:r/>
-            <w:r>
-              <w:rPr>
-                <w:sz w:val="16"/>
-              </w:rPr>
-              <w:t>3.x / 1.x</w:t>
-            </w:r>
-          </w:p>
-        </w:tc>
-        <w:tc>
-          <w:tcPr>
-            <w:tcW w:type="dxa" w:w="4320"/>
-          </w:tcPr>
-          <w:p>
-            <w:r/>
-            <w:r>
-              <w:rPr>
-                <w:sz w:val="16"/>
-              </w:rPr>
-              <w:t>Figures, and this report - generated from a script so it rebuilds when a measurement changes</w:t>
             </w:r>
           </w:p>
         </w:tc>
@@ -5209,7 +5121,7 @@
           <w:i/>
           <w:sz w:val="17"/>
         </w:rPr>
-        <w:t>Table 7: Development tooling.</w:t>
+        <w:t>Table 7: Development tooling. Editing in VS Code; figures via matplotlib, and this report generated from a script so it rebuilds when a measurement changes.</w:t>
       </w:r>
     </w:p>
     <w:p>

--- a/TechJam2026_Problem3_Technical_Report.docx
+++ b/TechJam2026_Problem3_Technical_Report.docx
@@ -4378,14 +4378,15 @@
         <w:tblLook w:firstColumn="1" w:firstRow="1" w:lastColumn="0" w:lastRow="0" w:noHBand="0" w:noVBand="1" w:val="04A0"/>
       </w:tblPr>
       <w:tblGrid>
-        <w:gridCol w:w="3312"/>
-        <w:gridCol w:w="3312"/>
-        <w:gridCol w:w="3312"/>
+        <w:gridCol w:w="2484"/>
+        <w:gridCol w:w="2484"/>
+        <w:gridCol w:w="2484"/>
+        <w:gridCol w:w="2484"/>
       </w:tblGrid>
       <w:tr>
         <w:tc>
           <w:tcPr>
-            <w:tcW w:type="dxa" w:w="1800"/>
+            <w:tcW w:type="dxa" w:w="1656"/>
             <w:shd w:fill="E8EDF3"/>
           </w:tcPr>
           <w:p>
@@ -4395,7 +4396,7 @@
                 <w:b/>
                 <w:sz w:val="17"/>
               </w:rPr>
-              <w:t>Tool</w:t>
+              <w:t>Shape</w:t>
             </w:r>
           </w:p>
         </w:tc>
@@ -4411,13 +4412,13 @@
                 <w:b/>
                 <w:sz w:val="17"/>
               </w:rPr>
-              <w:t>Version / model</w:t>
+              <w:t>Fusion on (ms)</w:t>
             </w:r>
           </w:p>
         </w:tc>
         <w:tc>
           <w:tcPr>
-            <w:tcW w:type="dxa" w:w="4176"/>
+            <w:tcW w:type="dxa" w:w="2160"/>
             <w:shd w:fill="E8EDF3"/>
           </w:tcPr>
           <w:p>
@@ -4427,7 +4428,23 @@
                 <w:b/>
                 <w:sz w:val="17"/>
               </w:rPr>
-              <w:t>Role</w:t>
+              <w:t>Fusion off (ms)</w:t>
+            </w:r>
+          </w:p>
+        </w:tc>
+        <w:tc>
+          <w:tcPr>
+            <w:tcW w:type="dxa" w:w="1512"/>
+            <w:shd w:fill="E8EDF3"/>
+          </w:tcPr>
+          <w:p>
+            <w:r/>
+            <w:r>
+              <w:rPr>
+                <w:b/>
+                <w:sz w:val="17"/>
+              </w:rPr>
+              <w:t>Gain</w:t>
             </w:r>
           </w:p>
         </w:tc>
@@ -4435,7 +4452,7 @@
       <w:tr>
         <w:tc>
           <w:tcPr>
-            <w:tcW w:type="dxa" w:w="1800"/>
+            <w:tcW w:type="dxa" w:w="1656"/>
           </w:tcPr>
           <w:p>
             <w:r/>
@@ -4443,7 +4460,7 @@
               <w:rPr>
                 <w:sz w:val="16"/>
               </w:rPr>
-              <w:t>Claude Code</w:t>
+              <w:t>1</w:t>
             </w:r>
           </w:p>
         </w:tc>
@@ -4457,37 +4474,7 @@
               <w:rPr>
                 <w:sz w:val="16"/>
               </w:rPr>
-              <w:t>Claude Opus 5</w:t>
-            </w:r>
-          </w:p>
-        </w:tc>
-        <w:tc>
-          <w:tcPr>
-            <w:tcW w:type="dxa" w:w="4176"/>
-          </w:tcPr>
-          <w:p>
-            <w:r/>
-            <w:r>
-              <w:rPr>
-                <w:sz w:val="16"/>
-              </w:rPr>
-              <w:t>Primary development agent: analysis, implementation, instrumentation, debugging, documentation</w:t>
-            </w:r>
-          </w:p>
-        </w:tc>
-      </w:tr>
-      <w:tr>
-        <w:tc>
-          <w:tcPr>
-            <w:tcW w:type="dxa" w:w="1800"/>
-          </w:tcPr>
-          <w:p>
-            <w:r/>
-            <w:r>
-              <w:rPr>
-                <w:sz w:val="16"/>
-              </w:rPr>
-              <w:t>PyTorch</w:t>
+              <w:t>0.3584</w:t>
             </w:r>
           </w:p>
         </w:tc>
@@ -4501,13 +4488,13 @@
               <w:rPr>
                 <w:sz w:val="16"/>
               </w:rPr>
-              <w:t>2.6.0+cu124</w:t>
+              <w:t>0.7311</w:t>
             </w:r>
           </w:p>
         </w:tc>
         <w:tc>
           <w:tcPr>
-            <w:tcW w:type="dxa" w:w="4176"/>
+            <w:tcW w:type="dxa" w:w="1512"/>
           </w:tcPr>
           <w:p>
             <w:r/>
@@ -4515,7 +4502,7 @@
               <w:rPr>
                 <w:sz w:val="16"/>
               </w:rPr>
-              <w:t>Reference and optimized paths, SDPA, graph capture</w:t>
+              <w:t>2.04x</w:t>
             </w:r>
           </w:p>
         </w:tc>
@@ -4523,7 +4510,7 @@
       <w:tr>
         <w:tc>
           <w:tcPr>
-            <w:tcW w:type="dxa" w:w="1800"/>
+            <w:tcW w:type="dxa" w:w="1656"/>
           </w:tcPr>
           <w:p>
             <w:r/>
@@ -4531,7 +4518,7 @@
               <w:rPr>
                 <w:sz w:val="16"/>
               </w:rPr>
-              <w:t>Triton</w:t>
+              <w:t>2</w:t>
             </w:r>
           </w:p>
         </w:tc>
@@ -4545,37 +4532,7 @@
               <w:rPr>
                 <w:sz w:val="16"/>
               </w:rPr>
-              <w:t>triton-windows 3.2.0.post21</w:t>
-            </w:r>
-          </w:p>
-        </w:tc>
-        <w:tc>
-          <w:tcPr>
-            <w:tcW w:type="dxa" w:w="4176"/>
-          </w:tcPr>
-          <w:p>
-            <w:r/>
-            <w:r>
-              <w:rPr>
-                <w:sz w:val="16"/>
-              </w:rPr>
-              <w:t>The fused residual+LayerNorm+cast kernel</w:t>
-            </w:r>
-          </w:p>
-        </w:tc>
-      </w:tr>
-      <w:tr>
-        <w:tc>
-          <w:tcPr>
-            <w:tcW w:type="dxa" w:w="1800"/>
-          </w:tcPr>
-          <w:p>
-            <w:r/>
-            <w:r>
-              <w:rPr>
-                <w:sz w:val="16"/>
-              </w:rPr>
-              <w:t>cuBLASLt</w:t>
+              <w:t>0.1208</w:t>
             </w:r>
           </w:p>
         </w:tc>
@@ -4589,13 +4546,13 @@
               <w:rPr>
                 <w:sz w:val="16"/>
               </w:rPr>
-              <w:t>via torch._addmm_activation</w:t>
+              <w:t>0.2273</w:t>
             </w:r>
           </w:p>
         </w:tc>
         <w:tc>
           <w:tcPr>
-            <w:tcW w:type="dxa" w:w="4176"/>
+            <w:tcW w:type="dxa" w:w="1512"/>
           </w:tcPr>
           <w:p>
             <w:r/>
@@ -4603,7 +4560,707 @@
               <w:rPr>
                 <w:sz w:val="16"/>
               </w:rPr>
-              <w:t>Fused GEMM+GELU epilogue</w:t>
+              <w:t>1.88x</w:t>
+            </w:r>
+          </w:p>
+        </w:tc>
+      </w:tr>
+      <w:tr>
+        <w:tc>
+          <w:tcPr>
+            <w:tcW w:type="dxa" w:w="1656"/>
+          </w:tcPr>
+          <w:p>
+            <w:r/>
+            <w:r>
+              <w:rPr>
+                <w:sz w:val="16"/>
+              </w:rPr>
+              <w:t>3</w:t>
+            </w:r>
+          </w:p>
+        </w:tc>
+        <w:tc>
+          <w:tcPr>
+            <w:tcW w:type="dxa" w:w="2160"/>
+          </w:tcPr>
+          <w:p>
+            <w:r/>
+            <w:r>
+              <w:rPr>
+                <w:sz w:val="16"/>
+              </w:rPr>
+              <w:t>0.2099</w:t>
+            </w:r>
+          </w:p>
+        </w:tc>
+        <w:tc>
+          <w:tcPr>
+            <w:tcW w:type="dxa" w:w="2160"/>
+          </w:tcPr>
+          <w:p>
+            <w:r/>
+            <w:r>
+              <w:rPr>
+                <w:sz w:val="16"/>
+              </w:rPr>
+              <w:t>0.2345</w:t>
+            </w:r>
+          </w:p>
+        </w:tc>
+        <w:tc>
+          <w:tcPr>
+            <w:tcW w:type="dxa" w:w="1512"/>
+          </w:tcPr>
+          <w:p>
+            <w:r/>
+            <w:r>
+              <w:rPr>
+                <w:sz w:val="16"/>
+              </w:rPr>
+              <w:t>1.12x</w:t>
+            </w:r>
+          </w:p>
+        </w:tc>
+      </w:tr>
+      <w:tr>
+        <w:tc>
+          <w:tcPr>
+            <w:tcW w:type="dxa" w:w="1656"/>
+          </w:tcPr>
+          <w:p>
+            <w:r/>
+            <w:r>
+              <w:rPr>
+                <w:sz w:val="16"/>
+              </w:rPr>
+              <w:t>4</w:t>
+            </w:r>
+          </w:p>
+        </w:tc>
+        <w:tc>
+          <w:tcPr>
+            <w:tcW w:type="dxa" w:w="2160"/>
+          </w:tcPr>
+          <w:p>
+            <w:r/>
+            <w:r>
+              <w:rPr>
+                <w:sz w:val="16"/>
+              </w:rPr>
+              <w:t>0.3779</w:t>
+            </w:r>
+          </w:p>
+        </w:tc>
+        <w:tc>
+          <w:tcPr>
+            <w:tcW w:type="dxa" w:w="2160"/>
+          </w:tcPr>
+          <w:p>
+            <w:r/>
+            <w:r>
+              <w:rPr>
+                <w:sz w:val="16"/>
+              </w:rPr>
+              <w:t>0.4485</w:t>
+            </w:r>
+          </w:p>
+        </w:tc>
+        <w:tc>
+          <w:tcPr>
+            <w:tcW w:type="dxa" w:w="1512"/>
+          </w:tcPr>
+          <w:p>
+            <w:r/>
+            <w:r>
+              <w:rPr>
+                <w:sz w:val="16"/>
+              </w:rPr>
+              <w:t>1.19x †</w:t>
+            </w:r>
+          </w:p>
+        </w:tc>
+      </w:tr>
+      <w:tr>
+        <w:tc>
+          <w:tcPr>
+            <w:tcW w:type="dxa" w:w="1656"/>
+          </w:tcPr>
+          <w:p>
+            <w:r/>
+            <w:r>
+              <w:rPr>
+                <w:sz w:val="16"/>
+              </w:rPr>
+              <w:t>5</w:t>
+            </w:r>
+          </w:p>
+        </w:tc>
+        <w:tc>
+          <w:tcPr>
+            <w:tcW w:type="dxa" w:w="2160"/>
+          </w:tcPr>
+          <w:p>
+            <w:r/>
+            <w:r>
+              <w:rPr>
+                <w:sz w:val="16"/>
+              </w:rPr>
+              <w:t>0.6431</w:t>
+            </w:r>
+          </w:p>
+        </w:tc>
+        <w:tc>
+          <w:tcPr>
+            <w:tcW w:type="dxa" w:w="2160"/>
+          </w:tcPr>
+          <w:p>
+            <w:r/>
+            <w:r>
+              <w:rPr>
+                <w:sz w:val="16"/>
+              </w:rPr>
+              <w:t>1.1141</w:t>
+            </w:r>
+          </w:p>
+        </w:tc>
+        <w:tc>
+          <w:tcPr>
+            <w:tcW w:type="dxa" w:w="1512"/>
+          </w:tcPr>
+          <w:p>
+            <w:r/>
+            <w:r>
+              <w:rPr>
+                <w:sz w:val="16"/>
+              </w:rPr>
+              <w:t>1.73x</w:t>
+            </w:r>
+          </w:p>
+        </w:tc>
+      </w:tr>
+      <w:tr>
+        <w:tc>
+          <w:tcPr>
+            <w:tcW w:type="dxa" w:w="1656"/>
+          </w:tcPr>
+          <w:p>
+            <w:r/>
+            <w:r>
+              <w:rPr>
+                <w:sz w:val="16"/>
+              </w:rPr>
+              <w:t>6</w:t>
+            </w:r>
+          </w:p>
+        </w:tc>
+        <w:tc>
+          <w:tcPr>
+            <w:tcW w:type="dxa" w:w="2160"/>
+          </w:tcPr>
+          <w:p>
+            <w:r/>
+            <w:r>
+              <w:rPr>
+                <w:sz w:val="16"/>
+              </w:rPr>
+              <w:t>62.9612</w:t>
+            </w:r>
+          </w:p>
+        </w:tc>
+        <w:tc>
+          <w:tcPr>
+            <w:tcW w:type="dxa" w:w="2160"/>
+          </w:tcPr>
+          <w:p>
+            <w:r/>
+            <w:r>
+              <w:rPr>
+                <w:sz w:val="16"/>
+              </w:rPr>
+              <w:t>87.7768</w:t>
+            </w:r>
+          </w:p>
+        </w:tc>
+        <w:tc>
+          <w:tcPr>
+            <w:tcW w:type="dxa" w:w="1512"/>
+          </w:tcPr>
+          <w:p>
+            <w:r/>
+            <w:r>
+              <w:rPr>
+                <w:sz w:val="16"/>
+              </w:rPr>
+              <w:t>1.39x ‡</w:t>
+            </w:r>
+          </w:p>
+        </w:tc>
+      </w:tr>
+      <w:tr>
+        <w:tc>
+          <w:tcPr>
+            <w:tcW w:type="dxa" w:w="1656"/>
+          </w:tcPr>
+          <w:p>
+            <w:r/>
+            <w:r>
+              <w:rPr>
+                <w:sz w:val="16"/>
+              </w:rPr>
+              <w:t>7</w:t>
+            </w:r>
+          </w:p>
+        </w:tc>
+        <w:tc>
+          <w:tcPr>
+            <w:tcW w:type="dxa" w:w="2160"/>
+          </w:tcPr>
+          <w:p>
+            <w:r/>
+            <w:r>
+              <w:rPr>
+                <w:sz w:val="16"/>
+              </w:rPr>
+              <w:t>0.1956</w:t>
+            </w:r>
+          </w:p>
+        </w:tc>
+        <w:tc>
+          <w:tcPr>
+            <w:tcW w:type="dxa" w:w="2160"/>
+          </w:tcPr>
+          <w:p>
+            <w:r/>
+            <w:r>
+              <w:rPr>
+                <w:sz w:val="16"/>
+              </w:rPr>
+              <w:t>0.3881</w:t>
+            </w:r>
+          </w:p>
+        </w:tc>
+        <w:tc>
+          <w:tcPr>
+            <w:tcW w:type="dxa" w:w="1512"/>
+          </w:tcPr>
+          <w:p>
+            <w:r/>
+            <w:r>
+              <w:rPr>
+                <w:sz w:val="16"/>
+              </w:rPr>
+              <w:t>1.98x</w:t>
+            </w:r>
+          </w:p>
+        </w:tc>
+      </w:tr>
+      <w:tr>
+        <w:tc>
+          <w:tcPr>
+            <w:tcW w:type="dxa" w:w="1656"/>
+          </w:tcPr>
+          <w:p>
+            <w:r/>
+            <w:r>
+              <w:rPr>
+                <w:sz w:val="16"/>
+              </w:rPr>
+              <w:t>8</w:t>
+            </w:r>
+          </w:p>
+        </w:tc>
+        <w:tc>
+          <w:tcPr>
+            <w:tcW w:type="dxa" w:w="2160"/>
+          </w:tcPr>
+          <w:p>
+            <w:r/>
+            <w:r>
+              <w:rPr>
+                <w:sz w:val="16"/>
+              </w:rPr>
+              <w:t>8.0865</w:t>
+            </w:r>
+          </w:p>
+        </w:tc>
+        <w:tc>
+          <w:tcPr>
+            <w:tcW w:type="dxa" w:w="2160"/>
+          </w:tcPr>
+          <w:p>
+            <w:r/>
+            <w:r>
+              <w:rPr>
+                <w:sz w:val="16"/>
+              </w:rPr>
+              <w:t>9.1116</w:t>
+            </w:r>
+          </w:p>
+        </w:tc>
+        <w:tc>
+          <w:tcPr>
+            <w:tcW w:type="dxa" w:w="1512"/>
+          </w:tcPr>
+          <w:p>
+            <w:r/>
+            <w:r>
+              <w:rPr>
+                <w:sz w:val="16"/>
+              </w:rPr>
+              <w:t>1.13x</w:t>
+            </w:r>
+          </w:p>
+        </w:tc>
+      </w:tr>
+      <w:tr>
+        <w:tc>
+          <w:tcPr>
+            <w:tcW w:type="dxa" w:w="1656"/>
+          </w:tcPr>
+          <w:p>
+            <w:r/>
+            <w:r>
+              <w:rPr>
+                <w:sz w:val="16"/>
+              </w:rPr>
+              <w:t>9</w:t>
+            </w:r>
+          </w:p>
+        </w:tc>
+        <w:tc>
+          <w:tcPr>
+            <w:tcW w:type="dxa" w:w="2160"/>
+          </w:tcPr>
+          <w:p>
+            <w:r/>
+            <w:r>
+              <w:rPr>
+                <w:sz w:val="16"/>
+              </w:rPr>
+              <w:t>0.5222</w:t>
+            </w:r>
+          </w:p>
+        </w:tc>
+        <w:tc>
+          <w:tcPr>
+            <w:tcW w:type="dxa" w:w="2160"/>
+          </w:tcPr>
+          <w:p>
+            <w:r/>
+            <w:r>
+              <w:rPr>
+                <w:sz w:val="16"/>
+              </w:rPr>
+              <w:t>0.8284</w:t>
+            </w:r>
+          </w:p>
+        </w:tc>
+        <w:tc>
+          <w:tcPr>
+            <w:tcW w:type="dxa" w:w="1512"/>
+          </w:tcPr>
+          <w:p>
+            <w:r/>
+            <w:r>
+              <w:rPr>
+                <w:sz w:val="16"/>
+              </w:rPr>
+              <w:t>1.59x</w:t>
+            </w:r>
+          </w:p>
+        </w:tc>
+      </w:tr>
+      <w:tr>
+        <w:tc>
+          <w:tcPr>
+            <w:tcW w:type="dxa" w:w="1656"/>
+          </w:tcPr>
+          <w:p>
+            <w:r/>
+            <w:r>
+              <w:rPr>
+                <w:sz w:val="16"/>
+              </w:rPr>
+              <w:t>10</w:t>
+            </w:r>
+          </w:p>
+        </w:tc>
+        <w:tc>
+          <w:tcPr>
+            <w:tcW w:type="dxa" w:w="2160"/>
+          </w:tcPr>
+          <w:p>
+            <w:r/>
+            <w:r>
+              <w:rPr>
+                <w:sz w:val="16"/>
+              </w:rPr>
+              <w:t>0.3369</w:t>
+            </w:r>
+          </w:p>
+        </w:tc>
+        <w:tc>
+          <w:tcPr>
+            <w:tcW w:type="dxa" w:w="2160"/>
+          </w:tcPr>
+          <w:p>
+            <w:r/>
+            <w:r>
+              <w:rPr>
+                <w:sz w:val="16"/>
+              </w:rPr>
+              <w:t>0.7055</w:t>
+            </w:r>
+          </w:p>
+        </w:tc>
+        <w:tc>
+          <w:tcPr>
+            <w:tcW w:type="dxa" w:w="1512"/>
+          </w:tcPr>
+          <w:p>
+            <w:r/>
+            <w:r>
+              <w:rPr>
+                <w:sz w:val="16"/>
+              </w:rPr>
+              <w:t>2.09x</w:t>
+            </w:r>
+          </w:p>
+        </w:tc>
+      </w:tr>
+      <w:tr>
+        <w:tc>
+          <w:tcPr>
+            <w:tcW w:type="dxa" w:w="1656"/>
+          </w:tcPr>
+          <w:p>
+            <w:r/>
+            <w:r>
+              <w:rPr>
+                <w:sz w:val="16"/>
+              </w:rPr>
+              <w:t>11</w:t>
+            </w:r>
+          </w:p>
+        </w:tc>
+        <w:tc>
+          <w:tcPr>
+            <w:tcW w:type="dxa" w:w="2160"/>
+          </w:tcPr>
+          <w:p>
+            <w:r/>
+            <w:r>
+              <w:rPr>
+                <w:sz w:val="16"/>
+              </w:rPr>
+              <w:t>0.5294</w:t>
+            </w:r>
+          </w:p>
+        </w:tc>
+        <w:tc>
+          <w:tcPr>
+            <w:tcW w:type="dxa" w:w="2160"/>
+          </w:tcPr>
+          <w:p>
+            <w:r/>
+            <w:r>
+              <w:rPr>
+                <w:sz w:val="16"/>
+              </w:rPr>
+              <w:t>0.7839</w:t>
+            </w:r>
+          </w:p>
+        </w:tc>
+        <w:tc>
+          <w:tcPr>
+            <w:tcW w:type="dxa" w:w="1512"/>
+          </w:tcPr>
+          <w:p>
+            <w:r/>
+            <w:r>
+              <w:rPr>
+                <w:sz w:val="16"/>
+              </w:rPr>
+              <w:t>1.48x</w:t>
+            </w:r>
+          </w:p>
+        </w:tc>
+      </w:tr>
+      <w:tr>
+        <w:tc>
+          <w:tcPr>
+            <w:tcW w:type="dxa" w:w="1656"/>
+          </w:tcPr>
+          <w:p>
+            <w:r/>
+            <w:r>
+              <w:rPr>
+                <w:sz w:val="16"/>
+              </w:rPr>
+              <w:t>12</w:t>
+            </w:r>
+          </w:p>
+        </w:tc>
+        <w:tc>
+          <w:tcPr>
+            <w:tcW w:type="dxa" w:w="2160"/>
+          </w:tcPr>
+          <w:p>
+            <w:r/>
+            <w:r>
+              <w:rPr>
+                <w:sz w:val="16"/>
+              </w:rPr>
+              <w:t>0.3702</w:t>
+            </w:r>
+          </w:p>
+        </w:tc>
+        <w:tc>
+          <w:tcPr>
+            <w:tcW w:type="dxa" w:w="2160"/>
+          </w:tcPr>
+          <w:p>
+            <w:r/>
+            <w:r>
+              <w:rPr>
+                <w:sz w:val="16"/>
+              </w:rPr>
+              <w:t>0.4710</w:t>
+            </w:r>
+          </w:p>
+        </w:tc>
+        <w:tc>
+          <w:tcPr>
+            <w:tcW w:type="dxa" w:w="1512"/>
+          </w:tcPr>
+          <w:p>
+            <w:r/>
+            <w:r>
+              <w:rPr>
+                <w:sz w:val="16"/>
+              </w:rPr>
+              <w:t>1.27x</w:t>
+            </w:r>
+          </w:p>
+        </w:tc>
+      </w:tr>
+      <w:tr>
+        <w:tc>
+          <w:tcPr>
+            <w:tcW w:type="dxa" w:w="1656"/>
+          </w:tcPr>
+          <w:p>
+            <w:r/>
+            <w:r>
+              <w:rPr>
+                <w:sz w:val="16"/>
+              </w:rPr>
+              <w:t>13</w:t>
+            </w:r>
+          </w:p>
+        </w:tc>
+        <w:tc>
+          <w:tcPr>
+            <w:tcW w:type="dxa" w:w="2160"/>
+          </w:tcPr>
+          <w:p>
+            <w:r/>
+            <w:r>
+              <w:rPr>
+                <w:sz w:val="16"/>
+              </w:rPr>
+              <w:t>4.6935</w:t>
+            </w:r>
+          </w:p>
+        </w:tc>
+        <w:tc>
+          <w:tcPr>
+            <w:tcW w:type="dxa" w:w="2160"/>
+          </w:tcPr>
+          <w:p>
+            <w:r/>
+            <w:r>
+              <w:rPr>
+                <w:sz w:val="16"/>
+              </w:rPr>
+              <w:t>6.5684</w:t>
+            </w:r>
+          </w:p>
+        </w:tc>
+        <w:tc>
+          <w:tcPr>
+            <w:tcW w:type="dxa" w:w="1512"/>
+          </w:tcPr>
+          <w:p>
+            <w:r/>
+            <w:r>
+              <w:rPr>
+                <w:sz w:val="16"/>
+              </w:rPr>
+              <w:t>1.40x</w:t>
+            </w:r>
+          </w:p>
+        </w:tc>
+      </w:tr>
+      <w:tr>
+        <w:tc>
+          <w:tcPr>
+            <w:tcW w:type="dxa" w:w="1656"/>
+          </w:tcPr>
+          <w:p>
+            <w:r/>
+            <w:r>
+              <w:rPr>
+                <w:b/>
+                <w:sz w:val="16"/>
+              </w:rPr>
+              <w:t>Geometric mean</w:t>
+            </w:r>
+          </w:p>
+        </w:tc>
+        <w:tc>
+          <w:tcPr>
+            <w:tcW w:type="dxa" w:w="2160"/>
+          </w:tcPr>
+          <w:p>
+            <w:r/>
+            <w:r>
+              <w:rPr>
+                <w:b/>
+                <w:sz w:val="16"/>
+              </w:rPr>
+              <w:t>—</w:t>
+            </w:r>
+          </w:p>
+        </w:tc>
+        <w:tc>
+          <w:tcPr>
+            <w:tcW w:type="dxa" w:w="2160"/>
+          </w:tcPr>
+          <w:p>
+            <w:r/>
+            <w:r>
+              <w:rPr>
+                <w:b/>
+                <w:sz w:val="16"/>
+              </w:rPr>
+              <w:t>—</w:t>
+            </w:r>
+          </w:p>
+        </w:tc>
+        <w:tc>
+          <w:tcPr>
+            <w:tcW w:type="dxa" w:w="1512"/>
+          </w:tcPr>
+          <w:p>
+            <w:r/>
+            <w:r>
+              <w:rPr>
+                <w:b/>
+                <w:sz w:val="16"/>
+              </w:rPr>
+              <w:t>1.52x</w:t>
             </w:r>
           </w:p>
         </w:tc>

--- a/TechJam2026_Problem3_Technical_Report.docx
+++ b/TechJam2026_Problem3_Technical_Report.docx
@@ -5215,6 +5215,68 @@
                 <w:b/>
                 <w:sz w:val="16"/>
               </w:rPr>
+              <w:t>Total</w:t>
+            </w:r>
+          </w:p>
+        </w:tc>
+        <w:tc>
+          <w:tcPr>
+            <w:tcW w:type="dxa" w:w="2160"/>
+          </w:tcPr>
+          <w:p>
+            <w:r/>
+            <w:r>
+              <w:rPr>
+                <w:b/>
+                <w:sz w:val="16"/>
+              </w:rPr>
+              <w:t>79.406</w:t>
+            </w:r>
+          </w:p>
+        </w:tc>
+        <w:tc>
+          <w:tcPr>
+            <w:tcW w:type="dxa" w:w="2160"/>
+          </w:tcPr>
+          <w:p>
+            <w:r/>
+            <w:r>
+              <w:rPr>
+                <w:b/>
+                <w:sz w:val="16"/>
+              </w:rPr>
+              <w:t>109.389</w:t>
+            </w:r>
+          </w:p>
+        </w:tc>
+        <w:tc>
+          <w:tcPr>
+            <w:tcW w:type="dxa" w:w="1512"/>
+          </w:tcPr>
+          <w:p>
+            <w:r/>
+            <w:r>
+              <w:rPr>
+                <w:b/>
+                <w:sz w:val="16"/>
+              </w:rPr>
+              <w:t>1.38x</w:t>
+            </w:r>
+          </w:p>
+        </w:tc>
+      </w:tr>
+      <w:tr>
+        <w:tc>
+          <w:tcPr>
+            <w:tcW w:type="dxa" w:w="1656"/>
+          </w:tcPr>
+          <w:p>
+            <w:r/>
+            <w:r>
+              <w:rPr>
+                <w:b/>
+                <w:sz w:val="16"/>
+              </w:rPr>
               <w:t>Geometric mean</w:t>
             </w:r>
           </w:p>
@@ -5230,7 +5292,7 @@
                 <w:b/>
                 <w:sz w:val="16"/>
               </w:rPr>
-              <w:t>—</w:t>
+              <w:t>n/a</w:t>
             </w:r>
           </w:p>
         </w:tc>
@@ -5245,7 +5307,7 @@
                 <w:b/>
                 <w:sz w:val="16"/>
               </w:rPr>
-              <w:t>—</w:t>
+              <w:t>n/a</w:t>
             </w:r>
           </w:p>
         </w:tc>
@@ -5281,7 +5343,7 @@
           <w:i/>
           <w:sz w:val="17"/>
         </w:rPr>
-        <w:t>Table 6: Fusion ablation across all 13 comparable shapes. Accuracy PASS in every run of both configurations.</w:t>
+        <w:t>Table 6: Fusion ablation across all 13 comparable shapes. Accuracy PASS in every run of both configurations. The two aggregates differ because the summed-time ratio is dominated by shape #6, which alone is 80% of the total; the geometric mean weights each shape equally, so it has no meaningful millisecond total of its own.</w:t>
       </w:r>
     </w:p>
     <w:p>
